--- a/forms/07-object-image-site-form.docx
+++ b/forms/07-object-image-site-form.docx
@@ -9,12 +9,13 @@
       </w:pPr>
       <w:r>
         <w:rPr>
+          <w:rFonts w:ascii="Noto Naskh Arabic" w:hAnsi="Noto Naskh Arabic" w:cs="adwa-assalaf"/>
           <w:b/>
           <w:color w:val="B8860B"/>
           <w:sz w:val="22"/>
           <w:rtl/>
-          <w:szCs w:val="22"/>
           <w:bCs/>
+          <w:szCs w:val="26"/>
         </w:rPr>
         <w:t>إدارة الدراسات والبحوث التراثية الإماراتية</w:t>
       </w:r>
@@ -29,12 +30,13 @@
       </w:pPr>
       <w:r>
         <w:rPr>
+          <w:rFonts w:ascii="Noto Naskh Arabic" w:hAnsi="Noto Naskh Arabic" w:cs="adwa-assalaf"/>
           <w:b/>
           <w:color w:val="1F4E79"/>
           <w:sz w:val="40"/>
           <w:rtl/>
-          <w:szCs w:val="40"/>
           <w:bCs/>
+          <w:szCs w:val="44"/>
         </w:rPr>
         <w:t>استمارة توثيق الصور والأشياء والمواقع</w:t>
       </w:r>
@@ -46,143 +48,283 @@
       </w:pPr>
       <w:r>
         <w:rPr>
+          <w:rFonts w:ascii="Noto Naskh Arabic" w:hAnsi="Noto Naskh Arabic" w:cs="adwa-assalaf"/>
           <w:b/>
           <w:color w:val="5B6B7A"/>
           <w:sz w:val="22"/>
           <w:rtl/>
-          <w:szCs w:val="22"/>
           <w:bCs/>
+          <w:szCs w:val="26"/>
         </w:rPr>
         <w:t>الوثيقة:</w:t>
       </w:r>
       <w:r>
         <w:rPr>
+          <w:rFonts w:ascii="Noto Naskh Arabic" w:hAnsi="Noto Naskh Arabic" w:cs="adwa-assalaf"/>
           <w:b w:val="0"/>
           <w:color w:val="5B6B7A"/>
           <w:sz w:val="22"/>
           <w:rtl/>
-          <w:szCs w:val="22"/>
+          <w:szCs w:val="26"/>
         </w:rPr>
-        <w:t xml:space="preserve"> 07 · </w:t>
+        <w:t xml:space="preserve"> </w:t>
       </w:r>
       <w:r>
         <w:rPr>
+          <w:rFonts w:ascii="Noto Naskh Arabic" w:hAnsi="Noto Naskh Arabic" w:cs="Noto Naskh Arabic"/>
+          <w:b w:val="0"/>
+          <w:color w:val="5B6B7A"/>
+          <w:sz w:val="22"/>
+          <w:szCs w:val="22"/>
+        </w:rPr>
+        <w:t>07</w:t>
+      </w:r>
+      <w:r>
+        <w:rPr>
+          <w:rFonts w:ascii="Noto Naskh Arabic" w:hAnsi="Noto Naskh Arabic" w:cs="adwa-assalaf"/>
+          <w:b w:val="0"/>
+          <w:color w:val="5B6B7A"/>
+          <w:sz w:val="22"/>
+          <w:rtl/>
+          <w:szCs w:val="26"/>
+        </w:rPr>
+        <w:t xml:space="preserve"> · </w:t>
+      </w:r>
+      <w:r>
+        <w:rPr>
+          <w:rFonts w:ascii="Noto Naskh Arabic" w:hAnsi="Noto Naskh Arabic" w:cs="adwa-assalaf"/>
           <w:b/>
           <w:color w:val="5B6B7A"/>
           <w:sz w:val="22"/>
           <w:rtl/>
-          <w:szCs w:val="22"/>
           <w:bCs/>
+          <w:szCs w:val="26"/>
         </w:rPr>
         <w:t>المستعملون:</w:t>
       </w:r>
       <w:r>
         <w:rPr>
+          <w:rFonts w:ascii="Noto Naskh Arabic" w:hAnsi="Noto Naskh Arabic" w:cs="adwa-assalaf"/>
           <w:b w:val="0"/>
           <w:color w:val="5B6B7A"/>
           <w:sz w:val="22"/>
           <w:rtl/>
-          <w:szCs w:val="22"/>
+          <w:szCs w:val="26"/>
         </w:rPr>
-        <w:t xml:space="preserve"> AG-ARC </w:t>
+        <w:t xml:space="preserve"> </w:t>
       </w:r>
       <w:r>
         <w:rPr>
+          <w:rFonts w:ascii="Noto Naskh Arabic" w:hAnsi="Noto Naskh Arabic" w:cs="Noto Naskh Arabic"/>
+          <w:b w:val="0"/>
+          <w:color w:val="5B6B7A"/>
+          <w:sz w:val="22"/>
+          <w:szCs w:val="22"/>
+        </w:rPr>
+        <w:t>AG-ARC</w:t>
+      </w:r>
+      <w:r>
+        <w:rPr>
+          <w:rFonts w:ascii="Noto Naskh Arabic" w:hAnsi="Noto Naskh Arabic" w:cs="adwa-assalaf"/>
+          <w:b w:val="0"/>
+          <w:color w:val="5B6B7A"/>
+          <w:sz w:val="22"/>
+          <w:rtl/>
+          <w:szCs w:val="26"/>
+        </w:rPr>
+        <w:t xml:space="preserve"> </w:t>
+      </w:r>
+      <w:r>
+        <w:rPr>
+          <w:rFonts w:ascii="Noto Naskh Arabic" w:hAnsi="Noto Naskh Arabic" w:cs="adwa-assalaf"/>
           <w:b w:val="0"/>
           <w:color w:val="FF0000"/>
           <w:sz w:val="22"/>
           <w:rtl/>
-          <w:szCs w:val="22"/>
+          <w:szCs w:val="26"/>
         </w:rPr>
         <w:t>(الإيداع)</w:t>
       </w:r>
       <w:r>
         <w:rPr>
+          <w:rFonts w:ascii="Noto Naskh Arabic" w:hAnsi="Noto Naskh Arabic" w:cs="adwa-assalaf"/>
           <w:b w:val="0"/>
           <w:color w:val="5B6B7A"/>
           <w:sz w:val="22"/>
           <w:rtl/>
-          <w:szCs w:val="22"/>
+          <w:szCs w:val="26"/>
         </w:rPr>
-        <w:t xml:space="preserve">، AG-MAT </w:t>
+        <w:t xml:space="preserve">، </w:t>
       </w:r>
       <w:r>
         <w:rPr>
+          <w:rFonts w:ascii="Noto Naskh Arabic" w:hAnsi="Noto Naskh Arabic" w:cs="Noto Naskh Arabic"/>
+          <w:b w:val="0"/>
+          <w:color w:val="5B6B7A"/>
+          <w:sz w:val="22"/>
+          <w:szCs w:val="22"/>
+        </w:rPr>
+        <w:t>AG-MAT</w:t>
+      </w:r>
+      <w:r>
+        <w:rPr>
+          <w:rFonts w:ascii="Noto Naskh Arabic" w:hAnsi="Noto Naskh Arabic" w:cs="adwa-assalaf"/>
+          <w:b w:val="0"/>
+          <w:color w:val="5B6B7A"/>
+          <w:sz w:val="22"/>
+          <w:rtl/>
+          <w:szCs w:val="26"/>
+        </w:rPr>
+        <w:t xml:space="preserve"> </w:t>
+      </w:r>
+      <w:r>
+        <w:rPr>
+          <w:rFonts w:ascii="Noto Naskh Arabic" w:hAnsi="Noto Naskh Arabic" w:cs="adwa-assalaf"/>
           <w:b w:val="0"/>
           <w:color w:val="FF0000"/>
           <w:sz w:val="22"/>
           <w:rtl/>
-          <w:szCs w:val="22"/>
+          <w:szCs w:val="26"/>
         </w:rPr>
         <w:t>(الأشياء والمباني والمواقع)</w:t>
       </w:r>
       <w:r>
         <w:rPr>
+          <w:rFonts w:ascii="Noto Naskh Arabic" w:hAnsi="Noto Naskh Arabic" w:cs="adwa-assalaf"/>
           <w:b w:val="0"/>
           <w:color w:val="5B6B7A"/>
           <w:sz w:val="22"/>
           <w:rtl/>
-          <w:szCs w:val="22"/>
+          <w:szCs w:val="26"/>
         </w:rPr>
-        <w:t xml:space="preserve">، AG-VIS </w:t>
+        <w:t xml:space="preserve">، </w:t>
       </w:r>
       <w:r>
         <w:rPr>
+          <w:rFonts w:ascii="Noto Naskh Arabic" w:hAnsi="Noto Naskh Arabic" w:cs="Noto Naskh Arabic"/>
+          <w:b w:val="0"/>
+          <w:color w:val="5B6B7A"/>
+          <w:sz w:val="22"/>
+          <w:szCs w:val="22"/>
+        </w:rPr>
+        <w:t>AG-VIS</w:t>
+      </w:r>
+      <w:r>
+        <w:rPr>
+          <w:rFonts w:ascii="Noto Naskh Arabic" w:hAnsi="Noto Naskh Arabic" w:cs="adwa-assalaf"/>
+          <w:b w:val="0"/>
+          <w:color w:val="5B6B7A"/>
+          <w:sz w:val="22"/>
+          <w:rtl/>
+          <w:szCs w:val="26"/>
+        </w:rPr>
+        <w:t xml:space="preserve"> </w:t>
+      </w:r>
+      <w:r>
+        <w:rPr>
+          <w:rFonts w:ascii="Noto Naskh Arabic" w:hAnsi="Noto Naskh Arabic" w:cs="adwa-assalaf"/>
           <w:b w:val="0"/>
           <w:color w:val="FF0000"/>
           <w:sz w:val="22"/>
           <w:rtl/>
-          <w:szCs w:val="22"/>
+          <w:szCs w:val="26"/>
         </w:rPr>
         <w:t>(الصور)</w:t>
       </w:r>
       <w:r>
         <w:rPr>
+          <w:rFonts w:ascii="Noto Naskh Arabic" w:hAnsi="Noto Naskh Arabic" w:cs="adwa-assalaf"/>
           <w:b w:val="0"/>
           <w:color w:val="5B6B7A"/>
           <w:sz w:val="22"/>
           <w:rtl/>
-          <w:szCs w:val="22"/>
+          <w:szCs w:val="26"/>
         </w:rPr>
-        <w:t xml:space="preserve">، AG-GIS </w:t>
+        <w:t xml:space="preserve">، </w:t>
       </w:r>
       <w:r>
         <w:rPr>
+          <w:rFonts w:ascii="Noto Naskh Arabic" w:hAnsi="Noto Naskh Arabic" w:cs="Noto Naskh Arabic"/>
+          <w:b w:val="0"/>
+          <w:color w:val="5B6B7A"/>
+          <w:sz w:val="22"/>
+          <w:szCs w:val="22"/>
+        </w:rPr>
+        <w:t>AG-GIS</w:t>
+      </w:r>
+      <w:r>
+        <w:rPr>
+          <w:rFonts w:ascii="Noto Naskh Arabic" w:hAnsi="Noto Naskh Arabic" w:cs="adwa-assalaf"/>
+          <w:b w:val="0"/>
+          <w:color w:val="5B6B7A"/>
+          <w:sz w:val="22"/>
+          <w:rtl/>
+          <w:szCs w:val="26"/>
+        </w:rPr>
+        <w:t xml:space="preserve"> </w:t>
+      </w:r>
+      <w:r>
+        <w:rPr>
+          <w:rFonts w:ascii="Noto Naskh Arabic" w:hAnsi="Noto Naskh Arabic" w:cs="adwa-assalaf"/>
           <w:b w:val="0"/>
           <w:color w:val="FF0000"/>
           <w:sz w:val="22"/>
           <w:rtl/>
-          <w:szCs w:val="22"/>
+          <w:szCs w:val="26"/>
         </w:rPr>
         <w:t>(المكان)</w:t>
       </w:r>
       <w:r>
         <w:rPr>
+          <w:rFonts w:ascii="Noto Naskh Arabic" w:hAnsi="Noto Naskh Arabic" w:cs="adwa-assalaf"/>
           <w:b w:val="0"/>
           <w:color w:val="5B6B7A"/>
           <w:sz w:val="22"/>
           <w:rtl/>
-          <w:szCs w:val="22"/>
+          <w:szCs w:val="26"/>
         </w:rPr>
-        <w:t xml:space="preserve">، AG-ETH </w:t>
+        <w:t xml:space="preserve">، </w:t>
       </w:r>
       <w:r>
         <w:rPr>
+          <w:rFonts w:ascii="Noto Naskh Arabic" w:hAnsi="Noto Naskh Arabic" w:cs="Noto Naskh Arabic"/>
+          <w:b w:val="0"/>
+          <w:color w:val="5B6B7A"/>
+          <w:sz w:val="22"/>
+          <w:szCs w:val="22"/>
+        </w:rPr>
+        <w:t>AG-ETH</w:t>
+      </w:r>
+      <w:r>
+        <w:rPr>
+          <w:rFonts w:ascii="Noto Naskh Arabic" w:hAnsi="Noto Naskh Arabic" w:cs="adwa-assalaf"/>
+          <w:b w:val="0"/>
+          <w:color w:val="5B6B7A"/>
+          <w:sz w:val="22"/>
+          <w:rtl/>
+          <w:szCs w:val="26"/>
+        </w:rPr>
+        <w:t xml:space="preserve"> </w:t>
+      </w:r>
+      <w:r>
+        <w:rPr>
+          <w:rFonts w:ascii="Noto Naskh Arabic" w:hAnsi="Noto Naskh Arabic" w:cs="adwa-assalaf"/>
           <w:b w:val="0"/>
           <w:color w:val="FF0000"/>
           <w:sz w:val="22"/>
           <w:rtl/>
-          <w:szCs w:val="22"/>
+          <w:szCs w:val="26"/>
         </w:rPr>
         <w:t>(الحقوق والحساسية)</w:t>
       </w:r>
       <w:r>
         <w:rPr>
+          <w:rFonts w:ascii="Noto Naskh Arabic" w:hAnsi="Noto Naskh Arabic" w:cs="adwa-assalaf"/>
           <w:b w:val="0"/>
           <w:color w:val="5B6B7A"/>
           <w:sz w:val="22"/>
           <w:rtl/>
-          <w:szCs w:val="22"/>
+          <w:szCs w:val="26"/>
         </w:rPr>
         <w:t>.</w:t>
       </w:r>
@@ -194,24 +336,120 @@
       </w:pPr>
       <w:r>
         <w:rPr>
+          <w:rFonts w:ascii="Noto Naskh Arabic" w:hAnsi="Noto Naskh Arabic" w:cs="adwa-assalaf"/>
           <w:b/>
           <w:color w:val="5B6B7A"/>
           <w:sz w:val="22"/>
           <w:rtl/>
-          <w:szCs w:val="22"/>
           <w:bCs/>
+          <w:szCs w:val="26"/>
         </w:rPr>
         <w:t>السجلات المرتبطة:</w:t>
       </w:r>
       <w:r>
         <w:rPr>
+          <w:rFonts w:ascii="Noto Naskh Arabic" w:hAnsi="Noto Naskh Arabic" w:cs="adwa-assalaf"/>
           <w:b w:val="0"/>
           <w:color w:val="5B6B7A"/>
           <w:sz w:val="22"/>
           <w:rtl/>
+          <w:szCs w:val="26"/>
+        </w:rPr>
+        <w:t xml:space="preserve"> </w:t>
+      </w:r>
+      <w:r>
+        <w:rPr>
+          <w:rFonts w:ascii="Noto Naskh Arabic" w:hAnsi="Noto Naskh Arabic" w:cs="Noto Naskh Arabic"/>
+          <w:b w:val="0"/>
+          <w:color w:val="5B6B7A"/>
+          <w:sz w:val="22"/>
           <w:szCs w:val="22"/>
         </w:rPr>
-        <w:t xml:space="preserve"> assets، images، places، sources، permissions.</w:t>
+        <w:t>assets</w:t>
+      </w:r>
+      <w:r>
+        <w:rPr>
+          <w:rFonts w:ascii="Noto Naskh Arabic" w:hAnsi="Noto Naskh Arabic" w:cs="adwa-assalaf"/>
+          <w:b w:val="0"/>
+          <w:color w:val="5B6B7A"/>
+          <w:sz w:val="22"/>
+          <w:rtl/>
+          <w:szCs w:val="26"/>
+        </w:rPr>
+        <w:t xml:space="preserve">، </w:t>
+      </w:r>
+      <w:r>
+        <w:rPr>
+          <w:rFonts w:ascii="Noto Naskh Arabic" w:hAnsi="Noto Naskh Arabic" w:cs="Noto Naskh Arabic"/>
+          <w:b w:val="0"/>
+          <w:color w:val="5B6B7A"/>
+          <w:sz w:val="22"/>
+          <w:szCs w:val="22"/>
+        </w:rPr>
+        <w:t>images</w:t>
+      </w:r>
+      <w:r>
+        <w:rPr>
+          <w:rFonts w:ascii="Noto Naskh Arabic" w:hAnsi="Noto Naskh Arabic" w:cs="adwa-assalaf"/>
+          <w:b w:val="0"/>
+          <w:color w:val="5B6B7A"/>
+          <w:sz w:val="22"/>
+          <w:rtl/>
+          <w:szCs w:val="26"/>
+        </w:rPr>
+        <w:t xml:space="preserve">، </w:t>
+      </w:r>
+      <w:r>
+        <w:rPr>
+          <w:rFonts w:ascii="Noto Naskh Arabic" w:hAnsi="Noto Naskh Arabic" w:cs="Noto Naskh Arabic"/>
+          <w:b w:val="0"/>
+          <w:color w:val="5B6B7A"/>
+          <w:sz w:val="22"/>
+          <w:szCs w:val="22"/>
+        </w:rPr>
+        <w:t>places</w:t>
+      </w:r>
+      <w:r>
+        <w:rPr>
+          <w:rFonts w:ascii="Noto Naskh Arabic" w:hAnsi="Noto Naskh Arabic" w:cs="adwa-assalaf"/>
+          <w:b w:val="0"/>
+          <w:color w:val="5B6B7A"/>
+          <w:sz w:val="22"/>
+          <w:rtl/>
+          <w:szCs w:val="26"/>
+        </w:rPr>
+        <w:t xml:space="preserve">، </w:t>
+      </w:r>
+      <w:r>
+        <w:rPr>
+          <w:rFonts w:ascii="Noto Naskh Arabic" w:hAnsi="Noto Naskh Arabic" w:cs="Noto Naskh Arabic"/>
+          <w:b w:val="0"/>
+          <w:color w:val="5B6B7A"/>
+          <w:sz w:val="22"/>
+          <w:szCs w:val="22"/>
+        </w:rPr>
+        <w:t>sources</w:t>
+      </w:r>
+      <w:r>
+        <w:rPr>
+          <w:rFonts w:ascii="Noto Naskh Arabic" w:hAnsi="Noto Naskh Arabic" w:cs="adwa-assalaf"/>
+          <w:b w:val="0"/>
+          <w:color w:val="5B6B7A"/>
+          <w:sz w:val="22"/>
+          <w:rtl/>
+          <w:szCs w:val="26"/>
+        </w:rPr>
+        <w:t xml:space="preserve">، </w:t>
+      </w:r>
+      <w:r>
+        <w:rPr>
+          <w:rFonts w:ascii="Noto Naskh Arabic" w:hAnsi="Noto Naskh Arabic" w:cs="Noto Naskh Arabic"/>
+          <w:b w:val="0"/>
+          <w:color w:val="5B6B7A"/>
+          <w:sz w:val="22"/>
+          <w:szCs w:val="22"/>
+        </w:rPr>
+        <w:t>permissions.</w:t>
       </w:r>
     </w:p>
     <w:p>
@@ -221,104 +459,261 @@
       </w:pPr>
       <w:r>
         <w:rPr>
+          <w:rFonts w:ascii="Noto Naskh Arabic" w:hAnsi="Noto Naskh Arabic" w:cs="adwa-assalaf"/>
           <w:b/>
           <w:color w:val="5B6B7A"/>
           <w:sz w:val="22"/>
           <w:rtl/>
-          <w:szCs w:val="22"/>
           <w:bCs/>
+          <w:szCs w:val="26"/>
         </w:rPr>
         <w:t>قاعدة الإيداع (مُنفَّذة):</w:t>
       </w:r>
       <w:r>
         <w:rPr>
+          <w:rFonts w:ascii="Noto Naskh Arabic" w:hAnsi="Noto Naskh Arabic" w:cs="adwa-assalaf"/>
           <w:b w:val="0"/>
           <w:color w:val="5B6B7A"/>
           <w:sz w:val="22"/>
           <w:rtl/>
-          <w:szCs w:val="22"/>
+          <w:szCs w:val="26"/>
         </w:rPr>
-        <w:t xml:space="preserve"> كل ملف رقمي يُودَع في الخزنة فيُحسب له SHA-256، ويُحفظ أصلاً للقراءة فقط بمسار مشتق من بصمته، ويُسجَّل في assets بحقول المصدر </w:t>
+        <w:t xml:space="preserve"> كل ملف رقمي يُودَع في الخزنة فيُحسب له </w:t>
       </w:r>
       <w:r>
         <w:rPr>
+          <w:rFonts w:ascii="Noto Naskh Arabic" w:hAnsi="Noto Naskh Arabic" w:cs="Noto Naskh Arabic"/>
+          <w:b w:val="0"/>
+          <w:color w:val="5B6B7A"/>
+          <w:sz w:val="22"/>
+          <w:szCs w:val="22"/>
+        </w:rPr>
+        <w:t>SHA-256</w:t>
+      </w:r>
+      <w:r>
+        <w:rPr>
+          <w:rFonts w:ascii="Noto Naskh Arabic" w:hAnsi="Noto Naskh Arabic" w:cs="adwa-assalaf"/>
+          <w:b w:val="0"/>
+          <w:color w:val="5B6B7A"/>
+          <w:sz w:val="22"/>
+          <w:rtl/>
+          <w:szCs w:val="26"/>
+        </w:rPr>
+        <w:t xml:space="preserve">، ويُحفظ أصلاً للقراءة فقط بمسار مشتق من بصمته، ويُسجَّل في </w:t>
+      </w:r>
+      <w:r>
+        <w:rPr>
+          <w:rFonts w:ascii="Noto Naskh Arabic" w:hAnsi="Noto Naskh Arabic" w:cs="Noto Naskh Arabic"/>
+          <w:b w:val="0"/>
+          <w:color w:val="5B6B7A"/>
+          <w:sz w:val="22"/>
+          <w:szCs w:val="22"/>
+        </w:rPr>
+        <w:t>assets</w:t>
+      </w:r>
+      <w:r>
+        <w:rPr>
+          <w:rFonts w:ascii="Noto Naskh Arabic" w:hAnsi="Noto Naskh Arabic" w:cs="adwa-assalaf"/>
+          <w:b w:val="0"/>
+          <w:color w:val="5B6B7A"/>
+          <w:sz w:val="22"/>
+          <w:rtl/>
+          <w:szCs w:val="26"/>
+        </w:rPr>
+        <w:t xml:space="preserve"> بحقول المصدر </w:t>
+      </w:r>
+      <w:r>
+        <w:rPr>
+          <w:rFonts w:ascii="Noto Naskh Arabic" w:hAnsi="Noto Naskh Arabic" w:cs="adwa-assalaf"/>
           <w:b w:val="0"/>
           <w:color w:val="FF0000"/>
           <w:sz w:val="22"/>
           <w:rtl/>
-          <w:szCs w:val="22"/>
+          <w:szCs w:val="26"/>
         </w:rPr>
-        <w:t>(provenance)</w:t>
+        <w:t>(</w:t>
       </w:r>
       <w:r>
         <w:rPr>
+          <w:rFonts w:ascii="Noto Naskh Arabic" w:hAnsi="Noto Naskh Arabic" w:cs="Noto Naskh Arabic"/>
+          <w:b w:val="0"/>
+          <w:color w:val="FF0000"/>
+          <w:sz w:val="22"/>
+          <w:szCs w:val="22"/>
+        </w:rPr>
+        <w:t>provenance</w:t>
+      </w:r>
+      <w:r>
+        <w:rPr>
+          <w:rFonts w:ascii="Noto Naskh Arabic" w:hAnsi="Noto Naskh Arabic" w:cs="adwa-assalaf"/>
+          <w:b w:val="0"/>
+          <w:color w:val="FF0000"/>
+          <w:sz w:val="22"/>
+          <w:rtl/>
+          <w:szCs w:val="26"/>
+        </w:rPr>
+        <w:t>)</w:t>
+      </w:r>
+      <w:r>
+        <w:rPr>
+          <w:rFonts w:ascii="Noto Naskh Arabic" w:hAnsi="Noto Naskh Arabic" w:cs="adwa-assalaf"/>
           <w:b w:val="0"/>
           <w:color w:val="5B6B7A"/>
           <w:sz w:val="22"/>
           <w:rtl/>
-          <w:szCs w:val="22"/>
+          <w:szCs w:val="26"/>
         </w:rPr>
         <w:t xml:space="preserve"> والحقوق </w:t>
       </w:r>
       <w:r>
         <w:rPr>
+          <w:rFonts w:ascii="Noto Naskh Arabic" w:hAnsi="Noto Naskh Arabic" w:cs="adwa-assalaf"/>
           <w:b w:val="0"/>
           <w:color w:val="FF0000"/>
           <w:sz w:val="22"/>
           <w:rtl/>
-          <w:szCs w:val="22"/>
+          <w:szCs w:val="26"/>
         </w:rPr>
-        <w:t>(rights)</w:t>
+        <w:t>(</w:t>
       </w:r>
       <w:r>
         <w:rPr>
+          <w:rFonts w:ascii="Noto Naskh Arabic" w:hAnsi="Noto Naskh Arabic" w:cs="Noto Naskh Arabic"/>
+          <w:b w:val="0"/>
+          <w:color w:val="FF0000"/>
+          <w:sz w:val="22"/>
+          <w:szCs w:val="22"/>
+        </w:rPr>
+        <w:t>rights</w:t>
+      </w:r>
+      <w:r>
+        <w:rPr>
+          <w:rFonts w:ascii="Noto Naskh Arabic" w:hAnsi="Noto Naskh Arabic" w:cs="adwa-assalaf"/>
+          <w:b w:val="0"/>
+          <w:color w:val="FF0000"/>
+          <w:sz w:val="22"/>
+          <w:rtl/>
+          <w:szCs w:val="26"/>
+        </w:rPr>
+        <w:t>)</w:t>
+      </w:r>
+      <w:r>
+        <w:rPr>
+          <w:rFonts w:ascii="Noto Naskh Arabic" w:hAnsi="Noto Naskh Arabic" w:cs="adwa-assalaf"/>
           <w:b w:val="0"/>
           <w:color w:val="5B6B7A"/>
           <w:sz w:val="22"/>
           <w:rtl/>
-          <w:szCs w:val="22"/>
+          <w:szCs w:val="26"/>
         </w:rPr>
         <w:t xml:space="preserve"> والمودِع </w:t>
       </w:r>
       <w:r>
         <w:rPr>
+          <w:rFonts w:ascii="Noto Naskh Arabic" w:hAnsi="Noto Naskh Arabic" w:cs="adwa-assalaf"/>
           <w:b w:val="0"/>
           <w:color w:val="FF0000"/>
           <w:sz w:val="22"/>
           <w:rtl/>
-          <w:szCs w:val="22"/>
+          <w:szCs w:val="26"/>
         </w:rPr>
-        <w:t>(depositor)</w:t>
+        <w:t>(</w:t>
       </w:r>
       <w:r>
         <w:rPr>
+          <w:rFonts w:ascii="Noto Naskh Arabic" w:hAnsi="Noto Naskh Arabic" w:cs="Noto Naskh Arabic"/>
+          <w:b w:val="0"/>
+          <w:color w:val="FF0000"/>
+          <w:sz w:val="22"/>
+          <w:szCs w:val="22"/>
+        </w:rPr>
+        <w:t>depositor</w:t>
+      </w:r>
+      <w:r>
+        <w:rPr>
+          <w:rFonts w:ascii="Noto Naskh Arabic" w:hAnsi="Noto Naskh Arabic" w:cs="adwa-assalaf"/>
+          <w:b w:val="0"/>
+          <w:color w:val="FF0000"/>
+          <w:sz w:val="22"/>
+          <w:rtl/>
+          <w:szCs w:val="26"/>
+        </w:rPr>
+        <w:t>)</w:t>
+      </w:r>
+      <w:r>
+        <w:rPr>
+          <w:rFonts w:ascii="Noto Naskh Arabic" w:hAnsi="Noto Naskh Arabic" w:cs="adwa-assalaf"/>
           <w:b w:val="0"/>
           <w:color w:val="5B6B7A"/>
           <w:sz w:val="22"/>
           <w:rtl/>
-          <w:szCs w:val="22"/>
+          <w:szCs w:val="26"/>
         </w:rPr>
         <w:t xml:space="preserve"> والبيانات الفنية </w:t>
       </w:r>
       <w:r>
         <w:rPr>
+          <w:rFonts w:ascii="Noto Naskh Arabic" w:hAnsi="Noto Naskh Arabic" w:cs="adwa-assalaf"/>
           <w:b w:val="0"/>
           <w:color w:val="FF0000"/>
           <w:sz w:val="22"/>
           <w:rtl/>
-          <w:szCs w:val="22"/>
+          <w:szCs w:val="26"/>
         </w:rPr>
-        <w:t>(technical)</w:t>
+        <w:t>(</w:t>
       </w:r>
       <w:r>
         <w:rPr>
+          <w:rFonts w:ascii="Noto Naskh Arabic" w:hAnsi="Noto Naskh Arabic" w:cs="Noto Naskh Arabic"/>
+          <w:b w:val="0"/>
+          <w:color w:val="FF0000"/>
+          <w:sz w:val="22"/>
+          <w:szCs w:val="22"/>
+        </w:rPr>
+        <w:t>technical</w:t>
+      </w:r>
+      <w:r>
+        <w:rPr>
+          <w:rFonts w:ascii="Noto Naskh Arabic" w:hAnsi="Noto Naskh Arabic" w:cs="adwa-assalaf"/>
+          <w:b w:val="0"/>
+          <w:color w:val="FF0000"/>
+          <w:sz w:val="22"/>
+          <w:rtl/>
+          <w:szCs w:val="26"/>
+        </w:rPr>
+        <w:t>)</w:t>
+      </w:r>
+      <w:r>
+        <w:rPr>
+          <w:rFonts w:ascii="Noto Naskh Arabic" w:hAnsi="Noto Naskh Arabic" w:cs="adwa-assalaf"/>
           <w:b w:val="0"/>
           <w:color w:val="5B6B7A"/>
           <w:sz w:val="22"/>
           <w:rtl/>
+          <w:szCs w:val="26"/>
+        </w:rPr>
+        <w:t xml:space="preserve">. وتكرار الملف نفسه لا يُنشئ نسخة ثانية. وتشترط بوابة </w:t>
+      </w:r>
+      <w:r>
+        <w:rPr>
+          <w:rFonts w:ascii="Noto Naskh Arabic" w:hAnsi="Noto Naskh Arabic" w:cs="Noto Naskh Arabic"/>
+          <w:b w:val="0"/>
+          <w:color w:val="5B6B7A"/>
+          <w:sz w:val="22"/>
           <w:szCs w:val="22"/>
         </w:rPr>
-        <w:t>. وتكرار الملف نفسه لا يُنشئ نسخة ثانية. وتشترط بوابة S07 أن يكون لكل أصل في المشروع مصدر وحقوق مدوَّنان.</w:t>
+        <w:t>S07</w:t>
+      </w:r>
+      <w:r>
+        <w:rPr>
+          <w:rFonts w:ascii="Noto Naskh Arabic" w:hAnsi="Noto Naskh Arabic" w:cs="adwa-assalaf"/>
+          <w:b w:val="0"/>
+          <w:color w:val="5B6B7A"/>
+          <w:sz w:val="22"/>
+          <w:rtl/>
+          <w:szCs w:val="26"/>
+        </w:rPr>
+        <w:t xml:space="preserve"> أن يكون لكل أصل في المشروع مصدر وحقوق مدوَّنان.</w:t>
       </w:r>
     </w:p>
     <w:p>
@@ -328,82 +723,386 @@
       </w:pPr>
       <w:r>
         <w:rPr>
+          <w:rFonts w:ascii="Noto Naskh Arabic" w:hAnsi="Noto Naskh Arabic" w:cs="adwa-assalaf"/>
           <w:b/>
           <w:color w:val="5B6B7A"/>
           <w:sz w:val="22"/>
           <w:rtl/>
-          <w:szCs w:val="22"/>
           <w:bCs/>
+          <w:szCs w:val="26"/>
         </w:rPr>
-        <w:t>حقول الصورة في التطبيق (images):</w:t>
+        <w:t>حقول الصورة في التطبيق (</w:t>
       </w:r>
       <w:r>
         <w:rPr>
+          <w:rFonts w:ascii="Noto Naskh Arabic" w:hAnsi="Noto Naskh Arabic" w:cs="Noto Naskh Arabic"/>
+          <w:b/>
+          <w:color w:val="5B6B7A"/>
+          <w:sz w:val="22"/>
+          <w:bCs/>
+          <w:szCs w:val="22"/>
+        </w:rPr>
+        <w:t>images</w:t>
+      </w:r>
+      <w:r>
+        <w:rPr>
+          <w:rFonts w:ascii="Noto Naskh Arabic" w:hAnsi="Noto Naskh Arabic" w:cs="adwa-assalaf"/>
+          <w:b/>
+          <w:color w:val="5B6B7A"/>
+          <w:sz w:val="22"/>
+          <w:rtl/>
+          <w:bCs/>
+          <w:szCs w:val="26"/>
+        </w:rPr>
+        <w:t>):</w:t>
+      </w:r>
+      <w:r>
+        <w:rPr>
+          <w:rFonts w:ascii="Noto Naskh Arabic" w:hAnsi="Noto Naskh Arabic" w:cs="adwa-assalaf"/>
           <w:b w:val="0"/>
           <w:color w:val="5B6B7A"/>
           <w:sz w:val="22"/>
           <w:rtl/>
-          <w:szCs w:val="22"/>
+          <w:szCs w:val="26"/>
         </w:rPr>
-        <w:t xml:space="preserve"> title، asset_id، track </w:t>
+        <w:t xml:space="preserve"> </w:t>
       </w:r>
       <w:r>
         <w:rPr>
+          <w:rFonts w:ascii="Noto Naskh Arabic" w:hAnsi="Noto Naskh Arabic" w:cs="Noto Naskh Arabic"/>
+          <w:b w:val="0"/>
+          <w:color w:val="5B6B7A"/>
+          <w:sz w:val="22"/>
+          <w:szCs w:val="22"/>
+        </w:rPr>
+        <w:t>title</w:t>
+      </w:r>
+      <w:r>
+        <w:rPr>
+          <w:rFonts w:ascii="Noto Naskh Arabic" w:hAnsi="Noto Naskh Arabic" w:cs="adwa-assalaf"/>
+          <w:b w:val="0"/>
+          <w:color w:val="5B6B7A"/>
+          <w:sz w:val="22"/>
+          <w:rtl/>
+          <w:szCs w:val="26"/>
+        </w:rPr>
+        <w:t xml:space="preserve">، </w:t>
+      </w:r>
+      <w:r>
+        <w:rPr>
+          <w:rFonts w:ascii="Noto Naskh Arabic" w:hAnsi="Noto Naskh Arabic" w:cs="Noto Naskh Arabic"/>
+          <w:b w:val="0"/>
+          <w:color w:val="5B6B7A"/>
+          <w:sz w:val="22"/>
+          <w:szCs w:val="22"/>
+        </w:rPr>
+        <w:t>asset_id</w:t>
+      </w:r>
+      <w:r>
+        <w:rPr>
+          <w:rFonts w:ascii="Noto Naskh Arabic" w:hAnsi="Noto Naskh Arabic" w:cs="adwa-assalaf"/>
+          <w:b w:val="0"/>
+          <w:color w:val="5B6B7A"/>
+          <w:sz w:val="22"/>
+          <w:rtl/>
+          <w:szCs w:val="26"/>
+        </w:rPr>
+        <w:t xml:space="preserve">، </w:t>
+      </w:r>
+      <w:r>
+        <w:rPr>
+          <w:rFonts w:ascii="Noto Naskh Arabic" w:hAnsi="Noto Naskh Arabic" w:cs="Noto Naskh Arabic"/>
+          <w:b w:val="0"/>
+          <w:color w:val="5B6B7A"/>
+          <w:sz w:val="22"/>
+          <w:szCs w:val="22"/>
+        </w:rPr>
+        <w:t>track</w:t>
+      </w:r>
+      <w:r>
+        <w:rPr>
+          <w:rFonts w:ascii="Noto Naskh Arabic" w:hAnsi="Noto Naskh Arabic" w:cs="adwa-assalaf"/>
+          <w:b w:val="0"/>
+          <w:color w:val="5B6B7A"/>
+          <w:sz w:val="22"/>
+          <w:rtl/>
+          <w:szCs w:val="26"/>
+        </w:rPr>
+        <w:t xml:space="preserve"> </w:t>
+      </w:r>
+      <w:r>
+        <w:rPr>
+          <w:rFonts w:ascii="Noto Naskh Arabic" w:hAnsi="Noto Naskh Arabic" w:cs="adwa-assalaf"/>
           <w:b w:val="0"/>
           <w:color w:val="FF0000"/>
           <w:sz w:val="22"/>
           <w:rtl/>
-          <w:szCs w:val="22"/>
+          <w:szCs w:val="26"/>
         </w:rPr>
-        <w:t>(documentary · analytical · conceptual)</w:t>
+        <w:t>(</w:t>
       </w:r>
       <w:r>
         <w:rPr>
+          <w:rFonts w:ascii="Noto Naskh Arabic" w:hAnsi="Noto Naskh Arabic" w:cs="Noto Naskh Arabic"/>
+          <w:b w:val="0"/>
+          <w:color w:val="FF0000"/>
+          <w:sz w:val="22"/>
+          <w:szCs w:val="22"/>
+        </w:rPr>
+        <w:t>documentary</w:t>
+      </w:r>
+      <w:r>
+        <w:rPr>
+          <w:rFonts w:ascii="Noto Naskh Arabic" w:hAnsi="Noto Naskh Arabic" w:cs="adwa-assalaf"/>
+          <w:b w:val="0"/>
+          <w:color w:val="FF0000"/>
+          <w:sz w:val="22"/>
+          <w:rtl/>
+          <w:szCs w:val="26"/>
+        </w:rPr>
+        <w:t xml:space="preserve"> · </w:t>
+      </w:r>
+      <w:r>
+        <w:rPr>
+          <w:rFonts w:ascii="Noto Naskh Arabic" w:hAnsi="Noto Naskh Arabic" w:cs="Noto Naskh Arabic"/>
+          <w:b w:val="0"/>
+          <w:color w:val="FF0000"/>
+          <w:sz w:val="22"/>
+          <w:szCs w:val="22"/>
+        </w:rPr>
+        <w:t>analytical</w:t>
+      </w:r>
+      <w:r>
+        <w:rPr>
+          <w:rFonts w:ascii="Noto Naskh Arabic" w:hAnsi="Noto Naskh Arabic" w:cs="adwa-assalaf"/>
+          <w:b w:val="0"/>
+          <w:color w:val="FF0000"/>
+          <w:sz w:val="22"/>
+          <w:rtl/>
+          <w:szCs w:val="26"/>
+        </w:rPr>
+        <w:t xml:space="preserve"> · </w:t>
+      </w:r>
+      <w:r>
+        <w:rPr>
+          <w:rFonts w:ascii="Noto Naskh Arabic" w:hAnsi="Noto Naskh Arabic" w:cs="Noto Naskh Arabic"/>
+          <w:b w:val="0"/>
+          <w:color w:val="FF0000"/>
+          <w:sz w:val="22"/>
+          <w:szCs w:val="22"/>
+        </w:rPr>
+        <w:t>conceptual</w:t>
+      </w:r>
+      <w:r>
+        <w:rPr>
+          <w:rFonts w:ascii="Noto Naskh Arabic" w:hAnsi="Noto Naskh Arabic" w:cs="adwa-assalaf"/>
+          <w:b w:val="0"/>
+          <w:color w:val="FF0000"/>
+          <w:sz w:val="22"/>
+          <w:rtl/>
+          <w:szCs w:val="26"/>
+        </w:rPr>
+        <w:t>)</w:t>
+      </w:r>
+      <w:r>
+        <w:rPr>
+          <w:rFonts w:ascii="Noto Naskh Arabic" w:hAnsi="Noto Naskh Arabic" w:cs="adwa-assalaf"/>
           <w:b w:val="0"/>
           <w:color w:val="5B6B7A"/>
           <w:sz w:val="22"/>
           <w:rtl/>
-          <w:szCs w:val="22"/>
+          <w:szCs w:val="26"/>
         </w:rPr>
-        <w:t xml:space="preserve">، photographer، date_taken، place_id، provenance، description </w:t>
+        <w:t xml:space="preserve">، </w:t>
       </w:r>
       <w:r>
         <w:rPr>
+          <w:rFonts w:ascii="Noto Naskh Arabic" w:hAnsi="Noto Naskh Arabic" w:cs="Noto Naskh Arabic"/>
+          <w:b w:val="0"/>
+          <w:color w:val="5B6B7A"/>
+          <w:sz w:val="22"/>
+          <w:szCs w:val="22"/>
+        </w:rPr>
+        <w:t>photographer</w:t>
+      </w:r>
+      <w:r>
+        <w:rPr>
+          <w:rFonts w:ascii="Noto Naskh Arabic" w:hAnsi="Noto Naskh Arabic" w:cs="adwa-assalaf"/>
+          <w:b w:val="0"/>
+          <w:color w:val="5B6B7A"/>
+          <w:sz w:val="22"/>
+          <w:rtl/>
+          <w:szCs w:val="26"/>
+        </w:rPr>
+        <w:t xml:space="preserve">، </w:t>
+      </w:r>
+      <w:r>
+        <w:rPr>
+          <w:rFonts w:ascii="Noto Naskh Arabic" w:hAnsi="Noto Naskh Arabic" w:cs="Noto Naskh Arabic"/>
+          <w:b w:val="0"/>
+          <w:color w:val="5B6B7A"/>
+          <w:sz w:val="22"/>
+          <w:szCs w:val="22"/>
+        </w:rPr>
+        <w:t>date_taken</w:t>
+      </w:r>
+      <w:r>
+        <w:rPr>
+          <w:rFonts w:ascii="Noto Naskh Arabic" w:hAnsi="Noto Naskh Arabic" w:cs="adwa-assalaf"/>
+          <w:b w:val="0"/>
+          <w:color w:val="5B6B7A"/>
+          <w:sz w:val="22"/>
+          <w:rtl/>
+          <w:szCs w:val="26"/>
+        </w:rPr>
+        <w:t xml:space="preserve">، </w:t>
+      </w:r>
+      <w:r>
+        <w:rPr>
+          <w:rFonts w:ascii="Noto Naskh Arabic" w:hAnsi="Noto Naskh Arabic" w:cs="Noto Naskh Arabic"/>
+          <w:b w:val="0"/>
+          <w:color w:val="5B6B7A"/>
+          <w:sz w:val="22"/>
+          <w:szCs w:val="22"/>
+        </w:rPr>
+        <w:t>place_id</w:t>
+      </w:r>
+      <w:r>
+        <w:rPr>
+          <w:rFonts w:ascii="Noto Naskh Arabic" w:hAnsi="Noto Naskh Arabic" w:cs="adwa-assalaf"/>
+          <w:b w:val="0"/>
+          <w:color w:val="5B6B7A"/>
+          <w:sz w:val="22"/>
+          <w:rtl/>
+          <w:szCs w:val="26"/>
+        </w:rPr>
+        <w:t xml:space="preserve">، </w:t>
+      </w:r>
+      <w:r>
+        <w:rPr>
+          <w:rFonts w:ascii="Noto Naskh Arabic" w:hAnsi="Noto Naskh Arabic" w:cs="Noto Naskh Arabic"/>
+          <w:b w:val="0"/>
+          <w:color w:val="5B6B7A"/>
+          <w:sz w:val="22"/>
+          <w:szCs w:val="22"/>
+        </w:rPr>
+        <w:t>provenance</w:t>
+      </w:r>
+      <w:r>
+        <w:rPr>
+          <w:rFonts w:ascii="Noto Naskh Arabic" w:hAnsi="Noto Naskh Arabic" w:cs="adwa-assalaf"/>
+          <w:b w:val="0"/>
+          <w:color w:val="5B6B7A"/>
+          <w:sz w:val="22"/>
+          <w:rtl/>
+          <w:szCs w:val="26"/>
+        </w:rPr>
+        <w:t xml:space="preserve">، </w:t>
+      </w:r>
+      <w:r>
+        <w:rPr>
+          <w:rFonts w:ascii="Noto Naskh Arabic" w:hAnsi="Noto Naskh Arabic" w:cs="Noto Naskh Arabic"/>
+          <w:b w:val="0"/>
+          <w:color w:val="5B6B7A"/>
+          <w:sz w:val="22"/>
+          <w:szCs w:val="22"/>
+        </w:rPr>
+        <w:t>description</w:t>
+      </w:r>
+      <w:r>
+        <w:rPr>
+          <w:rFonts w:ascii="Noto Naskh Arabic" w:hAnsi="Noto Naskh Arabic" w:cs="adwa-assalaf"/>
+          <w:b w:val="0"/>
+          <w:color w:val="5B6B7A"/>
+          <w:sz w:val="22"/>
+          <w:rtl/>
+          <w:szCs w:val="26"/>
+        </w:rPr>
+        <w:t xml:space="preserve"> </w:t>
+      </w:r>
+      <w:r>
+        <w:rPr>
+          <w:rFonts w:ascii="Noto Naskh Arabic" w:hAnsi="Noto Naskh Arabic" w:cs="adwa-assalaf"/>
           <w:b w:val="0"/>
           <w:color w:val="FF0000"/>
           <w:sz w:val="22"/>
           <w:rtl/>
-          <w:szCs w:val="22"/>
+          <w:szCs w:val="26"/>
         </w:rPr>
         <w:t>(الوصف المرئي دون تخمين)</w:t>
       </w:r>
       <w:r>
         <w:rPr>
+          <w:rFonts w:ascii="Noto Naskh Arabic" w:hAnsi="Noto Naskh Arabic" w:cs="adwa-assalaf"/>
           <w:b w:val="0"/>
           <w:color w:val="5B6B7A"/>
           <w:sz w:val="22"/>
           <w:rtl/>
-          <w:szCs w:val="22"/>
+          <w:szCs w:val="26"/>
         </w:rPr>
-        <w:t xml:space="preserve">، subjects، evidence_limits </w:t>
+        <w:t xml:space="preserve">، </w:t>
       </w:r>
       <w:r>
         <w:rPr>
+          <w:rFonts w:ascii="Noto Naskh Arabic" w:hAnsi="Noto Naskh Arabic" w:cs="Noto Naskh Arabic"/>
+          <w:b w:val="0"/>
+          <w:color w:val="5B6B7A"/>
+          <w:sz w:val="22"/>
+          <w:szCs w:val="22"/>
+        </w:rPr>
+        <w:t>subjects</w:t>
+      </w:r>
+      <w:r>
+        <w:rPr>
+          <w:rFonts w:ascii="Noto Naskh Arabic" w:hAnsi="Noto Naskh Arabic" w:cs="adwa-assalaf"/>
+          <w:b w:val="0"/>
+          <w:color w:val="5B6B7A"/>
+          <w:sz w:val="22"/>
+          <w:rtl/>
+          <w:szCs w:val="26"/>
+        </w:rPr>
+        <w:t xml:space="preserve">، </w:t>
+      </w:r>
+      <w:r>
+        <w:rPr>
+          <w:rFonts w:ascii="Noto Naskh Arabic" w:hAnsi="Noto Naskh Arabic" w:cs="Noto Naskh Arabic"/>
+          <w:b w:val="0"/>
+          <w:color w:val="5B6B7A"/>
+          <w:sz w:val="22"/>
+          <w:szCs w:val="22"/>
+        </w:rPr>
+        <w:t>evidence_limits</w:t>
+      </w:r>
+      <w:r>
+        <w:rPr>
+          <w:rFonts w:ascii="Noto Naskh Arabic" w:hAnsi="Noto Naskh Arabic" w:cs="adwa-assalaf"/>
+          <w:b w:val="0"/>
+          <w:color w:val="5B6B7A"/>
+          <w:sz w:val="22"/>
+          <w:rtl/>
+          <w:szCs w:val="26"/>
+        </w:rPr>
+        <w:t xml:space="preserve"> </w:t>
+      </w:r>
+      <w:r>
+        <w:rPr>
+          <w:rFonts w:ascii="Noto Naskh Arabic" w:hAnsi="Noto Naskh Arabic" w:cs="adwa-assalaf"/>
           <w:b w:val="0"/>
           <w:color w:val="FF0000"/>
           <w:sz w:val="22"/>
           <w:rtl/>
-          <w:szCs w:val="22"/>
+          <w:szCs w:val="26"/>
         </w:rPr>
         <w:t>(حدود الدليل)</w:t>
       </w:r>
       <w:r>
         <w:rPr>
+          <w:rFonts w:ascii="Noto Naskh Arabic" w:hAnsi="Noto Naskh Arabic" w:cs="adwa-assalaf"/>
           <w:b w:val="0"/>
           <w:color w:val="5B6B7A"/>
           <w:sz w:val="22"/>
           <w:rtl/>
-          <w:szCs w:val="22"/>
+          <w:szCs w:val="26"/>
         </w:rPr>
         <w:t>.</w:t>
       </w:r>
@@ -415,34 +1114,37 @@
       </w:pPr>
       <w:r>
         <w:rPr>
+          <w:rFonts w:ascii="Noto Naskh Arabic" w:hAnsi="Noto Naskh Arabic" w:cs="adwa-assalaf"/>
           <w:b/>
           <w:color w:val="1F4E79"/>
           <w:sz w:val="32"/>
           <w:rtl/>
-          <w:szCs w:val="32"/>
           <w:bCs/>
+          <w:szCs w:val="36"/>
         </w:rPr>
         <w:t xml:space="preserve">القسم </w:t>
       </w:r>
       <w:r>
         <w:rPr>
+          <w:rFonts w:ascii="Noto Naskh Arabic" w:hAnsi="Noto Naskh Arabic" w:cs="adwa-assalaf"/>
           <w:b/>
           <w:color w:val="FF0000"/>
           <w:sz w:val="32"/>
           <w:rtl/>
-          <w:szCs w:val="32"/>
           <w:bCs/>
+          <w:szCs w:val="36"/>
         </w:rPr>
         <w:t>(أ)</w:t>
       </w:r>
       <w:r>
         <w:rPr>
+          <w:rFonts w:ascii="Noto Naskh Arabic" w:hAnsi="Noto Naskh Arabic" w:cs="adwa-assalaf"/>
           <w:b/>
           <w:color w:val="1F4E79"/>
           <w:sz w:val="32"/>
           <w:rtl/>
-          <w:szCs w:val="32"/>
           <w:bCs/>
+          <w:szCs w:val="36"/>
         </w:rPr>
         <w:t>: بيانات التعريف المشتركة</w:t>
       </w:r>
@@ -472,12 +1174,13 @@
             <w:r/>
             <w:r>
               <w:rPr>
+                <w:rFonts w:ascii="Noto Naskh Arabic" w:hAnsi="Noto Naskh Arabic" w:cs="adwa-assalaf"/>
                 <w:b/>
                 <w:color w:val="1F4E79"/>
                 <w:sz w:val="22"/>
                 <w:rtl/>
-                <w:szCs w:val="22"/>
                 <w:bCs/>
+                <w:szCs w:val="26"/>
               </w:rPr>
               <w:t>الحقل</w:t>
             </w:r>
@@ -496,12 +1199,13 @@
             <w:r/>
             <w:r>
               <w:rPr>
+                <w:rFonts w:ascii="Noto Naskh Arabic" w:hAnsi="Noto Naskh Arabic" w:cs="adwa-assalaf"/>
                 <w:b/>
                 <w:color w:val="1F4E79"/>
                 <w:sz w:val="22"/>
                 <w:rtl/>
-                <w:szCs w:val="22"/>
                 <w:bCs/>
+                <w:szCs w:val="26"/>
               </w:rPr>
               <w:t>القيمة</w:t>
             </w:r>
@@ -521,10 +1225,11 @@
             <w:r/>
             <w:r>
               <w:rPr>
-                <w:b w:val="0"/>
-                <w:sz w:val="22"/>
-                <w:rtl/>
-                <w:szCs w:val="22"/>
+                <w:rFonts w:ascii="Noto Naskh Arabic" w:hAnsi="Noto Naskh Arabic" w:cs="adwa-assalaf"/>
+                <w:b w:val="0"/>
+                <w:sz w:val="22"/>
+                <w:rtl/>
+                <w:szCs w:val="26"/>
               </w:rPr>
               <w:t>نوع المادة</w:t>
             </w:r>
@@ -542,10 +1247,11 @@
             <w:r/>
             <w:r>
               <w:rPr>
-                <w:b w:val="0"/>
-                <w:sz w:val="22"/>
-                <w:rtl/>
-                <w:szCs w:val="22"/>
+                <w:rFonts w:ascii="Noto Naskh Arabic" w:hAnsi="Noto Naskh Arabic" w:cs="adwa-assalaf"/>
+                <w:b w:val="0"/>
+                <w:sz w:val="22"/>
+                <w:rtl/>
+                <w:szCs w:val="26"/>
               </w:rPr>
               <w:t>☐ صورة فوتوغرافية ☐ صورة ممسوحة ☐ شيء/قطعة ☐ مبنى ☐ موقع</w:t>
             </w:r>
@@ -565,10 +1271,11 @@
             <w:r/>
             <w:r>
               <w:rPr>
-                <w:b w:val="0"/>
-                <w:sz w:val="22"/>
-                <w:rtl/>
-                <w:szCs w:val="22"/>
+                <w:rFonts w:ascii="Noto Naskh Arabic" w:hAnsi="Noto Naskh Arabic" w:cs="adwa-assalaf"/>
+                <w:b w:val="0"/>
+                <w:sz w:val="22"/>
+                <w:rtl/>
+                <w:szCs w:val="26"/>
               </w:rPr>
               <w:t>المعرّف</w:t>
             </w:r>
@@ -586,12 +1293,60 @@
             <w:r/>
             <w:r>
               <w:rPr>
-                <w:b w:val="0"/>
-                <w:sz w:val="22"/>
-                <w:rtl/>
+                <w:rFonts w:ascii="Noto Naskh Arabic" w:hAnsi="Noto Naskh Arabic" w:cs="Noto Naskh Arabic"/>
+                <w:b w:val="0"/>
+                <w:sz w:val="22"/>
                 <w:szCs w:val="22"/>
               </w:rPr>
-              <w:t>IMG / SRC / PLC -…… - ……</w:t>
+              <w:t>IMG</w:t>
+            </w:r>
+            <w:r>
+              <w:rPr>
+                <w:rFonts w:ascii="Noto Naskh Arabic" w:hAnsi="Noto Naskh Arabic" w:cs="adwa-assalaf"/>
+                <w:b w:val="0"/>
+                <w:sz w:val="22"/>
+                <w:rtl/>
+                <w:szCs w:val="26"/>
+              </w:rPr>
+              <w:t xml:space="preserve"> / </w:t>
+            </w:r>
+            <w:r>
+              <w:rPr>
+                <w:rFonts w:ascii="Noto Naskh Arabic" w:hAnsi="Noto Naskh Arabic" w:cs="Noto Naskh Arabic"/>
+                <w:b w:val="0"/>
+                <w:sz w:val="22"/>
+                <w:szCs w:val="22"/>
+              </w:rPr>
+              <w:t>SRC</w:t>
+            </w:r>
+            <w:r>
+              <w:rPr>
+                <w:rFonts w:ascii="Noto Naskh Arabic" w:hAnsi="Noto Naskh Arabic" w:cs="adwa-assalaf"/>
+                <w:b w:val="0"/>
+                <w:sz w:val="22"/>
+                <w:rtl/>
+                <w:szCs w:val="26"/>
+              </w:rPr>
+              <w:t xml:space="preserve"> / </w:t>
+            </w:r>
+            <w:r>
+              <w:rPr>
+                <w:rFonts w:ascii="Noto Naskh Arabic" w:hAnsi="Noto Naskh Arabic" w:cs="Noto Naskh Arabic"/>
+                <w:b w:val="0"/>
+                <w:sz w:val="22"/>
+                <w:szCs w:val="22"/>
+              </w:rPr>
+              <w:t>PLC</w:t>
+            </w:r>
+            <w:r>
+              <w:rPr>
+                <w:rFonts w:ascii="Noto Naskh Arabic" w:hAnsi="Noto Naskh Arabic" w:cs="adwa-assalaf"/>
+                <w:b w:val="0"/>
+                <w:sz w:val="22"/>
+                <w:rtl/>
+                <w:szCs w:val="26"/>
+              </w:rPr>
+              <w:t xml:space="preserve"> -…… - ……</w:t>
             </w:r>
           </w:p>
         </w:tc>
@@ -609,10 +1364,11 @@
             <w:r/>
             <w:r>
               <w:rPr>
-                <w:b w:val="0"/>
-                <w:sz w:val="22"/>
-                <w:rtl/>
-                <w:szCs w:val="22"/>
+                <w:rFonts w:ascii="Noto Naskh Arabic" w:hAnsi="Noto Naskh Arabic" w:cs="adwa-assalaf"/>
+                <w:b w:val="0"/>
+                <w:sz w:val="22"/>
+                <w:rtl/>
+                <w:szCs w:val="26"/>
               </w:rPr>
               <w:t>المشروع</w:t>
             </w:r>
@@ -630,12 +1386,22 @@
             <w:r/>
             <w:r>
               <w:rPr>
-                <w:b w:val="0"/>
-                <w:sz w:val="22"/>
-                <w:rtl/>
+                <w:rFonts w:ascii="Noto Naskh Arabic" w:hAnsi="Noto Naskh Arabic" w:cs="Noto Naskh Arabic"/>
+                <w:b w:val="0"/>
+                <w:sz w:val="22"/>
                 <w:szCs w:val="22"/>
               </w:rPr>
-              <w:t>PRJ-…… - ……</w:t>
+              <w:t>PRJ-</w:t>
+            </w:r>
+            <w:r>
+              <w:rPr>
+                <w:rFonts w:ascii="Noto Naskh Arabic" w:hAnsi="Noto Naskh Arabic" w:cs="adwa-assalaf"/>
+                <w:b w:val="0"/>
+                <w:sz w:val="22"/>
+                <w:rtl/>
+                <w:szCs w:val="26"/>
+              </w:rPr>
+              <w:t>…… - ……</w:t>
             </w:r>
           </w:p>
         </w:tc>
@@ -653,10 +1419,11 @@
             <w:r/>
             <w:r>
               <w:rPr>
-                <w:b w:val="0"/>
-                <w:sz w:val="22"/>
-                <w:rtl/>
-                <w:szCs w:val="22"/>
+                <w:rFonts w:ascii="Noto Naskh Arabic" w:hAnsi="Noto Naskh Arabic" w:cs="adwa-assalaf"/>
+                <w:b w:val="0"/>
+                <w:sz w:val="22"/>
+                <w:rtl/>
+                <w:szCs w:val="26"/>
               </w:rPr>
               <w:t>العنوان الوصفي</w:t>
             </w:r>
@@ -674,10 +1441,11 @@
             <w:r/>
             <w:r>
               <w:rPr>
-                <w:b w:val="0"/>
-                <w:sz w:val="22"/>
-                <w:rtl/>
-                <w:szCs w:val="22"/>
+                <w:rFonts w:ascii="Noto Naskh Arabic" w:hAnsi="Noto Naskh Arabic" w:cs="adwa-assalaf"/>
+                <w:b w:val="0"/>
+                <w:sz w:val="22"/>
+                <w:rtl/>
+                <w:szCs w:val="26"/>
               </w:rPr>
               <w:t>……</w:t>
             </w:r>
@@ -697,10 +1465,11 @@
             <w:r/>
             <w:r>
               <w:rPr>
-                <w:b w:val="0"/>
-                <w:sz w:val="22"/>
-                <w:rtl/>
-                <w:szCs w:val="22"/>
+                <w:rFonts w:ascii="Noto Naskh Arabic" w:hAnsi="Noto Naskh Arabic" w:cs="adwa-assalaf"/>
+                <w:b w:val="0"/>
+                <w:sz w:val="22"/>
+                <w:rtl/>
+                <w:szCs w:val="26"/>
               </w:rPr>
               <w:t>تاريخ التوثيق</w:t>
             </w:r>
@@ -718,10 +1487,11 @@
             <w:r/>
             <w:r>
               <w:rPr>
-                <w:b w:val="0"/>
-                <w:sz w:val="22"/>
-                <w:rtl/>
-                <w:szCs w:val="22"/>
+                <w:rFonts w:ascii="Noto Naskh Arabic" w:hAnsi="Noto Naskh Arabic" w:cs="adwa-assalaf"/>
+                <w:b w:val="0"/>
+                <w:sz w:val="22"/>
+                <w:rtl/>
+                <w:szCs w:val="26"/>
               </w:rPr>
               <w:t>…… / …… / ……</w:t>
             </w:r>
@@ -741,20 +1511,22 @@
             <w:r/>
             <w:r>
               <w:rPr>
-                <w:b w:val="0"/>
-                <w:sz w:val="22"/>
-                <w:rtl/>
-                <w:szCs w:val="22"/>
+                <w:rFonts w:ascii="Noto Naskh Arabic" w:hAnsi="Noto Naskh Arabic" w:cs="adwa-assalaf"/>
+                <w:b w:val="0"/>
+                <w:sz w:val="22"/>
+                <w:rtl/>
+                <w:szCs w:val="26"/>
               </w:rPr>
               <w:t xml:space="preserve">الموثِّق </w:t>
             </w:r>
             <w:r>
               <w:rPr>
+                <w:rFonts w:ascii="Noto Naskh Arabic" w:hAnsi="Noto Naskh Arabic" w:cs="adwa-assalaf"/>
                 <w:b w:val="0"/>
                 <w:color w:val="FF0000"/>
                 <w:sz w:val="22"/>
                 <w:rtl/>
-                <w:szCs w:val="22"/>
+                <w:szCs w:val="26"/>
               </w:rPr>
               <w:t>(رمز)</w:t>
             </w:r>
@@ -772,10 +1544,11 @@
             <w:r/>
             <w:r>
               <w:rPr>
-                <w:b w:val="0"/>
-                <w:sz w:val="22"/>
-                <w:rtl/>
-                <w:szCs w:val="22"/>
+                <w:rFonts w:ascii="Noto Naskh Arabic" w:hAnsi="Noto Naskh Arabic" w:cs="adwa-assalaf"/>
+                <w:b w:val="0"/>
+                <w:sz w:val="22"/>
+                <w:rtl/>
+                <w:szCs w:val="26"/>
               </w:rPr>
               <w:t>……</w:t>
             </w:r>
@@ -795,22 +1568,45 @@
             <w:r/>
             <w:r>
               <w:rPr>
-                <w:b w:val="0"/>
-                <w:sz w:val="22"/>
-                <w:rtl/>
+                <w:rFonts w:ascii="Noto Naskh Arabic" w:hAnsi="Noto Naskh Arabic" w:cs="adwa-assalaf"/>
+                <w:b w:val="0"/>
+                <w:sz w:val="22"/>
+                <w:rtl/>
+                <w:szCs w:val="26"/>
+              </w:rPr>
+              <w:t xml:space="preserve">مستوى الإتاحة </w:t>
+            </w:r>
+            <w:r>
+              <w:rPr>
+                <w:rFonts w:ascii="Noto Naskh Arabic" w:hAnsi="Noto Naskh Arabic" w:cs="adwa-assalaf"/>
+                <w:b w:val="0"/>
+                <w:color w:val="FF0000"/>
+                <w:sz w:val="22"/>
+                <w:rtl/>
+                <w:szCs w:val="26"/>
+              </w:rPr>
+              <w:t>(</w:t>
+            </w:r>
+            <w:r>
+              <w:rPr>
+                <w:rFonts w:ascii="Noto Naskh Arabic" w:hAnsi="Noto Naskh Arabic" w:cs="Noto Naskh Arabic"/>
+                <w:b w:val="0"/>
+                <w:color w:val="FF0000"/>
+                <w:sz w:val="22"/>
                 <w:szCs w:val="22"/>
               </w:rPr>
-              <w:t xml:space="preserve">مستوى الإتاحة </w:t>
-            </w:r>
-            <w:r>
-              <w:rPr>
+              <w:t>access_level</w:t>
+            </w:r>
+            <w:r>
+              <w:rPr>
+                <w:rFonts w:ascii="Noto Naskh Arabic" w:hAnsi="Noto Naskh Arabic" w:cs="adwa-assalaf"/>
                 <w:b w:val="0"/>
                 <w:color w:val="FF0000"/>
                 <w:sz w:val="22"/>
                 <w:rtl/>
-                <w:szCs w:val="22"/>
-              </w:rPr>
-              <w:t>(access_level)</w:t>
+                <w:szCs w:val="26"/>
+              </w:rPr>
+              <w:t>)</w:t>
             </w:r>
           </w:p>
         </w:tc>
@@ -826,12 +1622,117 @@
             <w:r/>
             <w:r>
               <w:rPr>
-                <w:b w:val="0"/>
-                <w:sz w:val="22"/>
-                <w:rtl/>
+                <w:rFonts w:ascii="Noto Naskh Arabic" w:hAnsi="Noto Naskh Arabic" w:cs="adwa-assalaf"/>
+                <w:b w:val="0"/>
+                <w:sz w:val="22"/>
+                <w:rtl/>
+                <w:szCs w:val="26"/>
+              </w:rPr>
+              <w:t xml:space="preserve">☐ خاص </w:t>
+            </w:r>
+            <w:r>
+              <w:rPr>
+                <w:rFonts w:ascii="Noto Naskh Arabic" w:hAnsi="Noto Naskh Arabic" w:cs="Noto Naskh Arabic"/>
+                <w:b w:val="0"/>
+                <w:sz w:val="22"/>
                 <w:szCs w:val="22"/>
               </w:rPr>
-              <w:t>☐ خاص private ☐ المشروع project ☐ مشاركة محددة shared ☐ عام public — والمعرفة المقيدة مجتمعياً لا تتجاوز private أو project</w:t>
+              <w:t>private</w:t>
+            </w:r>
+            <w:r>
+              <w:rPr>
+                <w:rFonts w:ascii="Noto Naskh Arabic" w:hAnsi="Noto Naskh Arabic" w:cs="adwa-assalaf"/>
+                <w:b w:val="0"/>
+                <w:sz w:val="22"/>
+                <w:rtl/>
+                <w:szCs w:val="26"/>
+              </w:rPr>
+              <w:t xml:space="preserve"> ☐ المشروع </w:t>
+            </w:r>
+            <w:r>
+              <w:rPr>
+                <w:rFonts w:ascii="Noto Naskh Arabic" w:hAnsi="Noto Naskh Arabic" w:cs="Noto Naskh Arabic"/>
+                <w:b w:val="0"/>
+                <w:sz w:val="22"/>
+                <w:szCs w:val="22"/>
+              </w:rPr>
+              <w:t>project</w:t>
+            </w:r>
+            <w:r>
+              <w:rPr>
+                <w:rFonts w:ascii="Noto Naskh Arabic" w:hAnsi="Noto Naskh Arabic" w:cs="adwa-assalaf"/>
+                <w:b w:val="0"/>
+                <w:sz w:val="22"/>
+                <w:rtl/>
+                <w:szCs w:val="26"/>
+              </w:rPr>
+              <w:t xml:space="preserve"> ☐ مشاركة محددة </w:t>
+            </w:r>
+            <w:r>
+              <w:rPr>
+                <w:rFonts w:ascii="Noto Naskh Arabic" w:hAnsi="Noto Naskh Arabic" w:cs="Noto Naskh Arabic"/>
+                <w:b w:val="0"/>
+                <w:sz w:val="22"/>
+                <w:szCs w:val="22"/>
+              </w:rPr>
+              <w:t>shared</w:t>
+            </w:r>
+            <w:r>
+              <w:rPr>
+                <w:rFonts w:ascii="Noto Naskh Arabic" w:hAnsi="Noto Naskh Arabic" w:cs="adwa-assalaf"/>
+                <w:b w:val="0"/>
+                <w:sz w:val="22"/>
+                <w:rtl/>
+                <w:szCs w:val="26"/>
+              </w:rPr>
+              <w:t xml:space="preserve"> ☐ عام </w:t>
+            </w:r>
+            <w:r>
+              <w:rPr>
+                <w:rFonts w:ascii="Noto Naskh Arabic" w:hAnsi="Noto Naskh Arabic" w:cs="Noto Naskh Arabic"/>
+                <w:b w:val="0"/>
+                <w:sz w:val="22"/>
+                <w:szCs w:val="22"/>
+              </w:rPr>
+              <w:t>public</w:t>
+            </w:r>
+            <w:r>
+              <w:rPr>
+                <w:rFonts w:ascii="Noto Naskh Arabic" w:hAnsi="Noto Naskh Arabic" w:cs="adwa-assalaf"/>
+                <w:b w:val="0"/>
+                <w:sz w:val="22"/>
+                <w:rtl/>
+                <w:szCs w:val="26"/>
+              </w:rPr>
+              <w:t xml:space="preserve"> — والمعرفة المقيدة مجتمعياً لا تتجاوز </w:t>
+            </w:r>
+            <w:r>
+              <w:rPr>
+                <w:rFonts w:ascii="Noto Naskh Arabic" w:hAnsi="Noto Naskh Arabic" w:cs="Noto Naskh Arabic"/>
+                <w:b w:val="0"/>
+                <w:sz w:val="22"/>
+                <w:szCs w:val="22"/>
+              </w:rPr>
+              <w:t>private</w:t>
+            </w:r>
+            <w:r>
+              <w:rPr>
+                <w:rFonts w:ascii="Noto Naskh Arabic" w:hAnsi="Noto Naskh Arabic" w:cs="adwa-assalaf"/>
+                <w:b w:val="0"/>
+                <w:sz w:val="22"/>
+                <w:rtl/>
+                <w:szCs w:val="26"/>
+              </w:rPr>
+              <w:t xml:space="preserve"> أو </w:t>
+            </w:r>
+            <w:r>
+              <w:rPr>
+                <w:rFonts w:ascii="Noto Naskh Arabic" w:hAnsi="Noto Naskh Arabic" w:cs="Noto Naskh Arabic"/>
+                <w:b w:val="0"/>
+                <w:sz w:val="22"/>
+                <w:szCs w:val="22"/>
+              </w:rPr>
+              <w:t>project</w:t>
             </w:r>
           </w:p>
         </w:tc>
@@ -845,47 +1746,74 @@
       </w:pPr>
       <w:r>
         <w:rPr>
+          <w:rFonts w:ascii="Noto Naskh Arabic" w:hAnsi="Noto Naskh Arabic" w:cs="adwa-assalaf"/>
           <w:b/>
           <w:color w:val="1F4E79"/>
           <w:sz w:val="32"/>
           <w:rtl/>
-          <w:szCs w:val="32"/>
           <w:bCs/>
+          <w:szCs w:val="36"/>
         </w:rPr>
         <w:t xml:space="preserve">القسم </w:t>
       </w:r>
       <w:r>
         <w:rPr>
+          <w:rFonts w:ascii="Noto Naskh Arabic" w:hAnsi="Noto Naskh Arabic" w:cs="adwa-assalaf"/>
           <w:b/>
           <w:color w:val="FF0000"/>
           <w:sz w:val="32"/>
           <w:rtl/>
-          <w:szCs w:val="32"/>
           <w:bCs/>
+          <w:szCs w:val="36"/>
         </w:rPr>
         <w:t>(ب)</w:t>
       </w:r>
       <w:r>
         <w:rPr>
+          <w:rFonts w:ascii="Noto Naskh Arabic" w:hAnsi="Noto Naskh Arabic" w:cs="adwa-assalaf"/>
           <w:b/>
           <w:color w:val="1F4E79"/>
           <w:sz w:val="32"/>
           <w:rtl/>
-          <w:szCs w:val="32"/>
           <w:bCs/>
+          <w:szCs w:val="36"/>
         </w:rPr>
         <w:t xml:space="preserve">: المصدر والإسناد </w:t>
       </w:r>
       <w:r>
         <w:rPr>
+          <w:rFonts w:ascii="Noto Naskh Arabic" w:hAnsi="Noto Naskh Arabic" w:cs="adwa-assalaf"/>
           <w:b/>
           <w:color w:val="FF0000"/>
           <w:sz w:val="32"/>
           <w:rtl/>
+          <w:bCs/>
+          <w:szCs w:val="36"/>
+        </w:rPr>
+        <w:t>(</w:t>
+      </w:r>
+      <w:r>
+        <w:rPr>
+          <w:rFonts w:ascii="Noto Naskh Arabic" w:hAnsi="Noto Naskh Arabic" w:cs="Noto Naskh Arabic"/>
+          <w:b/>
+          <w:color w:val="FF0000"/>
+          <w:sz w:val="32"/>
+          <w:bCs/>
           <w:szCs w:val="32"/>
+        </w:rPr>
+        <w:t>Provenance</w:t>
+      </w:r>
+      <w:r>
+        <w:rPr>
+          <w:rFonts w:ascii="Noto Naskh Arabic" w:hAnsi="Noto Naskh Arabic" w:cs="adwa-assalaf"/>
+          <w:b/>
+          <w:color w:val="FF0000"/>
+          <w:sz w:val="32"/>
+          <w:rtl/>
           <w:bCs/>
+          <w:szCs w:val="36"/>
         </w:rPr>
-        <w:t>(Provenance)</w:t>
+        <w:t>)</w:t>
       </w:r>
     </w:p>
     <w:tbl>
@@ -913,12 +1841,13 @@
             <w:r/>
             <w:r>
               <w:rPr>
+                <w:rFonts w:ascii="Noto Naskh Arabic" w:hAnsi="Noto Naskh Arabic" w:cs="adwa-assalaf"/>
                 <w:b/>
                 <w:color w:val="1F4E79"/>
                 <w:sz w:val="22"/>
                 <w:rtl/>
-                <w:szCs w:val="22"/>
                 <w:bCs/>
+                <w:szCs w:val="26"/>
               </w:rPr>
               <w:t>الحقل</w:t>
             </w:r>
@@ -937,12 +1866,13 @@
             <w:r/>
             <w:r>
               <w:rPr>
+                <w:rFonts w:ascii="Noto Naskh Arabic" w:hAnsi="Noto Naskh Arabic" w:cs="adwa-assalaf"/>
                 <w:b/>
                 <w:color w:val="1F4E79"/>
                 <w:sz w:val="22"/>
                 <w:rtl/>
-                <w:szCs w:val="22"/>
                 <w:bCs/>
+                <w:szCs w:val="26"/>
               </w:rPr>
               <w:t>القيمة</w:t>
             </w:r>
@@ -962,20 +1892,22 @@
             <w:r/>
             <w:r>
               <w:rPr>
-                <w:b w:val="0"/>
-                <w:sz w:val="22"/>
-                <w:rtl/>
-                <w:szCs w:val="22"/>
+                <w:rFonts w:ascii="Noto Naskh Arabic" w:hAnsi="Noto Naskh Arabic" w:cs="adwa-assalaf"/>
+                <w:b w:val="0"/>
+                <w:sz w:val="22"/>
+                <w:rtl/>
+                <w:szCs w:val="26"/>
               </w:rPr>
               <w:t xml:space="preserve">الحائز الحالي </w:t>
             </w:r>
             <w:r>
               <w:rPr>
+                <w:rFonts w:ascii="Noto Naskh Arabic" w:hAnsi="Noto Naskh Arabic" w:cs="adwa-assalaf"/>
                 <w:b w:val="0"/>
                 <w:color w:val="FF0000"/>
                 <w:sz w:val="22"/>
                 <w:rtl/>
-                <w:szCs w:val="22"/>
+                <w:szCs w:val="26"/>
               </w:rPr>
               <w:t>(فرد، أسرة، جهة)</w:t>
             </w:r>
@@ -993,10 +1925,11 @@
             <w:r/>
             <w:r>
               <w:rPr>
-                <w:b w:val="0"/>
-                <w:sz w:val="22"/>
-                <w:rtl/>
-                <w:szCs w:val="22"/>
+                <w:rFonts w:ascii="Noto Naskh Arabic" w:hAnsi="Noto Naskh Arabic" w:cs="adwa-assalaf"/>
+                <w:b w:val="0"/>
+                <w:sz w:val="22"/>
+                <w:rtl/>
+                <w:szCs w:val="26"/>
               </w:rPr>
               <w:t>……</w:t>
             </w:r>
@@ -1016,10 +1949,11 @@
             <w:r/>
             <w:r>
               <w:rPr>
-                <w:b w:val="0"/>
-                <w:sz w:val="22"/>
-                <w:rtl/>
-                <w:szCs w:val="22"/>
+                <w:rFonts w:ascii="Noto Naskh Arabic" w:hAnsi="Noto Naskh Arabic" w:cs="adwa-assalaf"/>
+                <w:b w:val="0"/>
+                <w:sz w:val="22"/>
+                <w:rtl/>
+                <w:szCs w:val="26"/>
               </w:rPr>
               <w:t>طريقة وصول المادة إلى الحائز</w:t>
             </w:r>
@@ -1037,10 +1971,11 @@
             <w:r/>
             <w:r>
               <w:rPr>
-                <w:b w:val="0"/>
-                <w:sz w:val="22"/>
-                <w:rtl/>
-                <w:szCs w:val="22"/>
+                <w:rFonts w:ascii="Noto Naskh Arabic" w:hAnsi="Noto Naskh Arabic" w:cs="adwa-assalaf"/>
+                <w:b w:val="0"/>
+                <w:sz w:val="22"/>
+                <w:rtl/>
+                <w:szCs w:val="26"/>
               </w:rPr>
               <w:t>☐ إرث ☐ شراء ☐ إهداء ☐ اكتشاف ☐ غير معروف ☐ أخرى: ……</w:t>
             </w:r>
@@ -1060,20 +1995,22 @@
             <w:r/>
             <w:r>
               <w:rPr>
-                <w:b w:val="0"/>
-                <w:sz w:val="22"/>
-                <w:rtl/>
-                <w:szCs w:val="22"/>
+                <w:rFonts w:ascii="Noto Naskh Arabic" w:hAnsi="Noto Naskh Arabic" w:cs="adwa-assalaf"/>
+                <w:b w:val="0"/>
+                <w:sz w:val="22"/>
+                <w:rtl/>
+                <w:szCs w:val="26"/>
               </w:rPr>
               <w:t xml:space="preserve">سلسلة الحيازة المعروفة </w:t>
             </w:r>
             <w:r>
               <w:rPr>
+                <w:rFonts w:ascii="Noto Naskh Arabic" w:hAnsi="Noto Naskh Arabic" w:cs="adwa-assalaf"/>
                 <w:b w:val="0"/>
                 <w:color w:val="FF0000"/>
                 <w:sz w:val="22"/>
                 <w:rtl/>
-                <w:szCs w:val="22"/>
+                <w:szCs w:val="26"/>
               </w:rPr>
               <w:t>(من ← إلى، مع التواريخ التقريبية)</w:t>
             </w:r>
@@ -1091,10 +2028,11 @@
             <w:r/>
             <w:r>
               <w:rPr>
-                <w:b w:val="0"/>
-                <w:sz w:val="22"/>
-                <w:rtl/>
-                <w:szCs w:val="22"/>
+                <w:rFonts w:ascii="Noto Naskh Arabic" w:hAnsi="Noto Naskh Arabic" w:cs="adwa-assalaf"/>
+                <w:b w:val="0"/>
+                <w:sz w:val="22"/>
+                <w:rtl/>
+                <w:szCs w:val="26"/>
               </w:rPr>
               <w:t>……</w:t>
             </w:r>
@@ -1114,10 +2052,11 @@
             <w:r/>
             <w:r>
               <w:rPr>
-                <w:b w:val="0"/>
-                <w:sz w:val="22"/>
-                <w:rtl/>
-                <w:szCs w:val="22"/>
+                <w:rFonts w:ascii="Noto Naskh Arabic" w:hAnsi="Noto Naskh Arabic" w:cs="adwa-assalaf"/>
+                <w:b w:val="0"/>
+                <w:sz w:val="22"/>
+                <w:rtl/>
+                <w:szCs w:val="26"/>
               </w:rPr>
               <w:t>الوثائق المؤيدة للإسناد</w:t>
             </w:r>
@@ -1135,10 +2074,11 @@
             <w:r/>
             <w:r>
               <w:rPr>
-                <w:b w:val="0"/>
-                <w:sz w:val="22"/>
-                <w:rtl/>
-                <w:szCs w:val="22"/>
+                <w:rFonts w:ascii="Noto Naskh Arabic" w:hAnsi="Noto Naskh Arabic" w:cs="adwa-assalaf"/>
+                <w:b w:val="0"/>
+                <w:sz w:val="22"/>
+                <w:rtl/>
+                <w:szCs w:val="26"/>
               </w:rPr>
               <w:t>……</w:t>
             </w:r>
@@ -1158,10 +2098,11 @@
             <w:r/>
             <w:r>
               <w:rPr>
-                <w:b w:val="0"/>
-                <w:sz w:val="22"/>
-                <w:rtl/>
-                <w:szCs w:val="22"/>
+                <w:rFonts w:ascii="Noto Naskh Arabic" w:hAnsi="Noto Naskh Arabic" w:cs="adwa-assalaf"/>
+                <w:b w:val="0"/>
+                <w:sz w:val="22"/>
+                <w:rtl/>
+                <w:szCs w:val="26"/>
               </w:rPr>
               <w:t>مدى اليقين في الإسناد</w:t>
             </w:r>
@@ -1179,10 +2120,11 @@
             <w:r/>
             <w:r>
               <w:rPr>
-                <w:b w:val="0"/>
-                <w:sz w:val="22"/>
-                <w:rtl/>
-                <w:szCs w:val="22"/>
+                <w:rFonts w:ascii="Noto Naskh Arabic" w:hAnsi="Noto Naskh Arabic" w:cs="adwa-assalaf"/>
+                <w:b w:val="0"/>
+                <w:sz w:val="22"/>
+                <w:rtl/>
+                <w:szCs w:val="26"/>
               </w:rPr>
               <w:t>☐ موثق بوثائق ☐ رواية متسقة ☐ رواية منفردة ☐ مجهول</w:t>
             </w:r>
@@ -1202,20 +2144,22 @@
             <w:r/>
             <w:r>
               <w:rPr>
-                <w:b w:val="0"/>
-                <w:sz w:val="22"/>
-                <w:rtl/>
-                <w:szCs w:val="22"/>
+                <w:rFonts w:ascii="Noto Naskh Arabic" w:hAnsi="Noto Naskh Arabic" w:cs="adwa-assalaf"/>
+                <w:b w:val="0"/>
+                <w:sz w:val="22"/>
+                <w:rtl/>
+                <w:szCs w:val="26"/>
               </w:rPr>
               <w:t xml:space="preserve">تاريخ إنتاج المادة </w:t>
             </w:r>
             <w:r>
               <w:rPr>
+                <w:rFonts w:ascii="Noto Naskh Arabic" w:hAnsi="Noto Naskh Arabic" w:cs="adwa-assalaf"/>
                 <w:b w:val="0"/>
                 <w:color w:val="FF0000"/>
                 <w:sz w:val="22"/>
                 <w:rtl/>
-                <w:szCs w:val="22"/>
+                <w:szCs w:val="26"/>
               </w:rPr>
               <w:t>(نص كما هو)</w:t>
             </w:r>
@@ -1233,10 +2177,11 @@
             <w:r/>
             <w:r>
               <w:rPr>
-                <w:b w:val="0"/>
-                <w:sz w:val="22"/>
-                <w:rtl/>
-                <w:szCs w:val="22"/>
+                <w:rFonts w:ascii="Noto Naskh Arabic" w:hAnsi="Noto Naskh Arabic" w:cs="adwa-assalaf"/>
+                <w:b w:val="0"/>
+                <w:sz w:val="22"/>
+                <w:rtl/>
+                <w:szCs w:val="26"/>
               </w:rPr>
               <w:t>……</w:t>
             </w:r>
@@ -1256,10 +2201,11 @@
             <w:r/>
             <w:r>
               <w:rPr>
-                <w:b w:val="0"/>
-                <w:sz w:val="22"/>
-                <w:rtl/>
-                <w:szCs w:val="22"/>
+                <w:rFonts w:ascii="Noto Naskh Arabic" w:hAnsi="Noto Naskh Arabic" w:cs="adwa-assalaf"/>
+                <w:b w:val="0"/>
+                <w:sz w:val="22"/>
+                <w:rtl/>
+                <w:szCs w:val="26"/>
               </w:rPr>
               <w:t>يقين التاريخ</w:t>
             </w:r>
@@ -1277,29 +2223,32 @@
             <w:r/>
             <w:r>
               <w:rPr>
-                <w:b w:val="0"/>
-                <w:sz w:val="22"/>
-                <w:rtl/>
-                <w:szCs w:val="22"/>
+                <w:rFonts w:ascii="Noto Naskh Arabic" w:hAnsi="Noto Naskh Arabic" w:cs="adwa-assalaf"/>
+                <w:b w:val="0"/>
+                <w:sz w:val="22"/>
+                <w:rtl/>
+                <w:szCs w:val="26"/>
               </w:rPr>
               <w:t xml:space="preserve">☐ مؤكد ☐ تقريبي </w:t>
             </w:r>
             <w:r>
               <w:rPr>
+                <w:rFonts w:ascii="Noto Naskh Arabic" w:hAnsi="Noto Naskh Arabic" w:cs="adwa-assalaf"/>
                 <w:b w:val="0"/>
                 <w:color w:val="FF0000"/>
                 <w:sz w:val="22"/>
                 <w:rtl/>
-                <w:szCs w:val="22"/>
+                <w:szCs w:val="26"/>
               </w:rPr>
               <w:t>(حوالي)</w:t>
             </w:r>
             <w:r>
               <w:rPr>
-                <w:b w:val="0"/>
-                <w:sz w:val="22"/>
-                <w:rtl/>
-                <w:szCs w:val="22"/>
+                <w:rFonts w:ascii="Noto Naskh Arabic" w:hAnsi="Noto Naskh Arabic" w:cs="adwa-assalaf"/>
+                <w:b w:val="0"/>
+                <w:sz w:val="22"/>
+                <w:rtl/>
+                <w:szCs w:val="26"/>
               </w:rPr>
               <w:t xml:space="preserve"> ☐ مستنتج ☐ مجهول</w:t>
             </w:r>
@@ -1319,10 +2268,11 @@
             <w:r/>
             <w:r>
               <w:rPr>
-                <w:b w:val="0"/>
-                <w:sz w:val="22"/>
-                <w:rtl/>
-                <w:szCs w:val="22"/>
+                <w:rFonts w:ascii="Noto Naskh Arabic" w:hAnsi="Noto Naskh Arabic" w:cs="adwa-assalaf"/>
+                <w:b w:val="0"/>
+                <w:sz w:val="22"/>
+                <w:rtl/>
+                <w:szCs w:val="26"/>
               </w:rPr>
               <w:t>أساس التأريخ</w:t>
             </w:r>
@@ -1340,10 +2290,11 @@
             <w:r/>
             <w:r>
               <w:rPr>
-                <w:b w:val="0"/>
-                <w:sz w:val="22"/>
-                <w:rtl/>
-                <w:szCs w:val="22"/>
+                <w:rFonts w:ascii="Noto Naskh Arabic" w:hAnsi="Noto Naskh Arabic" w:cs="adwa-assalaf"/>
+                <w:b w:val="0"/>
+                <w:sz w:val="22"/>
+                <w:rtl/>
+                <w:szCs w:val="26"/>
               </w:rPr>
               <w:t>☐ وثيقة ☐ نقش/علامة ☐ رواية ☐ خصائص مادية ☐ مقارنة أسلوبية</w:t>
             </w:r>
@@ -1359,34 +2310,37 @@
       </w:pPr>
       <w:r>
         <w:rPr>
+          <w:rFonts w:ascii="Noto Naskh Arabic" w:hAnsi="Noto Naskh Arabic" w:cs="adwa-assalaf"/>
           <w:b/>
           <w:color w:val="1F4E79"/>
           <w:sz w:val="32"/>
           <w:rtl/>
-          <w:szCs w:val="32"/>
           <w:bCs/>
+          <w:szCs w:val="36"/>
         </w:rPr>
         <w:t xml:space="preserve">القسم </w:t>
       </w:r>
       <w:r>
         <w:rPr>
+          <w:rFonts w:ascii="Noto Naskh Arabic" w:hAnsi="Noto Naskh Arabic" w:cs="adwa-assalaf"/>
           <w:b/>
           <w:color w:val="FF0000"/>
           <w:sz w:val="32"/>
           <w:rtl/>
-          <w:szCs w:val="32"/>
           <w:bCs/>
+          <w:szCs w:val="36"/>
         </w:rPr>
         <w:t>(ج)</w:t>
       </w:r>
       <w:r>
         <w:rPr>
+          <w:rFonts w:ascii="Noto Naskh Arabic" w:hAnsi="Noto Naskh Arabic" w:cs="adwa-assalaf"/>
           <w:b/>
           <w:color w:val="1F4E79"/>
           <w:sz w:val="32"/>
           <w:rtl/>
-          <w:szCs w:val="32"/>
           <w:bCs/>
+          <w:szCs w:val="36"/>
         </w:rPr>
         <w:t>: الحقوق</w:t>
       </w:r>
@@ -1416,12 +2370,13 @@
             <w:r/>
             <w:r>
               <w:rPr>
+                <w:rFonts w:ascii="Noto Naskh Arabic" w:hAnsi="Noto Naskh Arabic" w:cs="adwa-assalaf"/>
                 <w:b/>
                 <w:color w:val="1F4E79"/>
                 <w:sz w:val="22"/>
                 <w:rtl/>
-                <w:szCs w:val="22"/>
                 <w:bCs/>
+                <w:szCs w:val="26"/>
               </w:rPr>
               <w:t>الحقل</w:t>
             </w:r>
@@ -1440,12 +2395,13 @@
             <w:r/>
             <w:r>
               <w:rPr>
+                <w:rFonts w:ascii="Noto Naskh Arabic" w:hAnsi="Noto Naskh Arabic" w:cs="adwa-assalaf"/>
                 <w:b/>
                 <w:color w:val="1F4E79"/>
                 <w:sz w:val="22"/>
                 <w:rtl/>
-                <w:szCs w:val="22"/>
                 <w:bCs/>
+                <w:szCs w:val="26"/>
               </w:rPr>
               <w:t>القيمة</w:t>
             </w:r>
@@ -1465,20 +2421,22 @@
             <w:r/>
             <w:r>
               <w:rPr>
-                <w:b w:val="0"/>
-                <w:sz w:val="22"/>
-                <w:rtl/>
-                <w:szCs w:val="22"/>
+                <w:rFonts w:ascii="Noto Naskh Arabic" w:hAnsi="Noto Naskh Arabic" w:cs="adwa-assalaf"/>
+                <w:b w:val="0"/>
+                <w:sz w:val="22"/>
+                <w:rtl/>
+                <w:szCs w:val="26"/>
               </w:rPr>
               <w:t xml:space="preserve">صاحب حق المؤلف </w:t>
             </w:r>
             <w:r>
               <w:rPr>
+                <w:rFonts w:ascii="Noto Naskh Arabic" w:hAnsi="Noto Naskh Arabic" w:cs="adwa-assalaf"/>
                 <w:b w:val="0"/>
                 <w:color w:val="FF0000"/>
                 <w:sz w:val="22"/>
                 <w:rtl/>
-                <w:szCs w:val="22"/>
+                <w:szCs w:val="26"/>
               </w:rPr>
               <w:t>(للصور والأعمال)</w:t>
             </w:r>
@@ -1496,10 +2454,11 @@
             <w:r/>
             <w:r>
               <w:rPr>
-                <w:b w:val="0"/>
-                <w:sz w:val="22"/>
-                <w:rtl/>
-                <w:szCs w:val="22"/>
+                <w:rFonts w:ascii="Noto Naskh Arabic" w:hAnsi="Noto Naskh Arabic" w:cs="adwa-assalaf"/>
+                <w:b w:val="0"/>
+                <w:sz w:val="22"/>
+                <w:rtl/>
+                <w:szCs w:val="26"/>
               </w:rPr>
               <w:t>…… / ☐ مجهول — يُستكمل</w:t>
             </w:r>
@@ -1519,20 +2478,22 @@
             <w:r/>
             <w:r>
               <w:rPr>
-                <w:b w:val="0"/>
-                <w:sz w:val="22"/>
-                <w:rtl/>
-                <w:szCs w:val="22"/>
+                <w:rFonts w:ascii="Noto Naskh Arabic" w:hAnsi="Noto Naskh Arabic" w:cs="adwa-assalaf"/>
+                <w:b w:val="0"/>
+                <w:sz w:val="22"/>
+                <w:rtl/>
+                <w:szCs w:val="26"/>
               </w:rPr>
               <w:t xml:space="preserve">المصوِّر الأصلي </w:t>
             </w:r>
             <w:r>
               <w:rPr>
+                <w:rFonts w:ascii="Noto Naskh Arabic" w:hAnsi="Noto Naskh Arabic" w:cs="adwa-assalaf"/>
                 <w:b w:val="0"/>
                 <w:color w:val="FF0000"/>
                 <w:sz w:val="22"/>
                 <w:rtl/>
-                <w:szCs w:val="22"/>
+                <w:szCs w:val="26"/>
               </w:rPr>
               <w:t>(إن عُرف)</w:t>
             </w:r>
@@ -1550,10 +2511,11 @@
             <w:r/>
             <w:r>
               <w:rPr>
-                <w:b w:val="0"/>
-                <w:sz w:val="22"/>
-                <w:rtl/>
-                <w:szCs w:val="22"/>
+                <w:rFonts w:ascii="Noto Naskh Arabic" w:hAnsi="Noto Naskh Arabic" w:cs="adwa-assalaf"/>
+                <w:b w:val="0"/>
+                <w:sz w:val="22"/>
+                <w:rtl/>
+                <w:szCs w:val="26"/>
               </w:rPr>
               <w:t>……</w:t>
             </w:r>
@@ -1573,10 +2535,11 @@
             <w:r/>
             <w:r>
               <w:rPr>
-                <w:b w:val="0"/>
-                <w:sz w:val="22"/>
-                <w:rtl/>
-                <w:szCs w:val="22"/>
+                <w:rFonts w:ascii="Noto Naskh Arabic" w:hAnsi="Noto Naskh Arabic" w:cs="adwa-assalaf"/>
+                <w:b w:val="0"/>
+                <w:sz w:val="22"/>
+                <w:rtl/>
+                <w:szCs w:val="26"/>
               </w:rPr>
               <w:t>نوع الإذن الممنوح</w:t>
             </w:r>
@@ -1594,10 +2557,11 @@
             <w:r/>
             <w:r>
               <w:rPr>
-                <w:b w:val="0"/>
-                <w:sz w:val="22"/>
-                <w:rtl/>
-                <w:szCs w:val="22"/>
+                <w:rFonts w:ascii="Noto Naskh Arabic" w:hAnsi="Noto Naskh Arabic" w:cs="adwa-assalaf"/>
+                <w:b w:val="0"/>
+                <w:sz w:val="22"/>
+                <w:rtl/>
+                <w:szCs w:val="26"/>
               </w:rPr>
               <w:t>☐ حفظ فقط ☐ بحث داخلي ☐ نشر علمي ☐ عرض في معرض ☐ استعمال تجاري</w:t>
             </w:r>
@@ -1617,10 +2581,11 @@
             <w:r/>
             <w:r>
               <w:rPr>
-                <w:b w:val="0"/>
-                <w:sz w:val="22"/>
-                <w:rtl/>
-                <w:szCs w:val="22"/>
+                <w:rFonts w:ascii="Noto Naskh Arabic" w:hAnsi="Noto Naskh Arabic" w:cs="adwa-assalaf"/>
+                <w:b w:val="0"/>
+                <w:sz w:val="22"/>
+                <w:rtl/>
+                <w:szCs w:val="26"/>
               </w:rPr>
               <w:t>معرّف الإذن</w:t>
             </w:r>
@@ -1638,12 +2603,22 @@
             <w:r/>
             <w:r>
               <w:rPr>
-                <w:b w:val="0"/>
-                <w:sz w:val="22"/>
-                <w:rtl/>
+                <w:rFonts w:ascii="Noto Naskh Arabic" w:hAnsi="Noto Naskh Arabic" w:cs="Noto Naskh Arabic"/>
+                <w:b w:val="0"/>
+                <w:sz w:val="22"/>
                 <w:szCs w:val="22"/>
               </w:rPr>
-              <w:t>PRM-…… - ……</w:t>
+              <w:t>PRM-</w:t>
+            </w:r>
+            <w:r>
+              <w:rPr>
+                <w:rFonts w:ascii="Noto Naskh Arabic" w:hAnsi="Noto Naskh Arabic" w:cs="adwa-assalaf"/>
+                <w:b w:val="0"/>
+                <w:sz w:val="22"/>
+                <w:rtl/>
+                <w:szCs w:val="26"/>
+              </w:rPr>
+              <w:t>…… - ……</w:t>
             </w:r>
           </w:p>
         </w:tc>
@@ -1661,10 +2636,11 @@
             <w:r/>
             <w:r>
               <w:rPr>
-                <w:b w:val="0"/>
-                <w:sz w:val="22"/>
-                <w:rtl/>
-                <w:szCs w:val="22"/>
+                <w:rFonts w:ascii="Noto Naskh Arabic" w:hAnsi="Noto Naskh Arabic" w:cs="adwa-assalaf"/>
+                <w:b w:val="0"/>
+                <w:sz w:val="22"/>
+                <w:rtl/>
+                <w:szCs w:val="26"/>
               </w:rPr>
               <w:t>قيود على الاستعمال</w:t>
             </w:r>
@@ -1682,10 +2658,11 @@
             <w:r/>
             <w:r>
               <w:rPr>
-                <w:b w:val="0"/>
-                <w:sz w:val="22"/>
-                <w:rtl/>
-                <w:szCs w:val="22"/>
+                <w:rFonts w:ascii="Noto Naskh Arabic" w:hAnsi="Noto Naskh Arabic" w:cs="adwa-assalaf"/>
+                <w:b w:val="0"/>
+                <w:sz w:val="22"/>
+                <w:rtl/>
+                <w:szCs w:val="26"/>
               </w:rPr>
               <w:t>……</w:t>
             </w:r>
@@ -1705,10 +2682,11 @@
             <w:r/>
             <w:r>
               <w:rPr>
-                <w:b w:val="0"/>
-                <w:sz w:val="22"/>
-                <w:rtl/>
-                <w:szCs w:val="22"/>
+                <w:rFonts w:ascii="Noto Naskh Arabic" w:hAnsi="Noto Naskh Arabic" w:cs="adwa-assalaf"/>
+                <w:b w:val="0"/>
+                <w:sz w:val="22"/>
+                <w:rtl/>
+                <w:szCs w:val="26"/>
               </w:rPr>
               <w:t>أشخاص ظاهرون في الصورة ويحتاجون موافقة</w:t>
             </w:r>
@@ -1726,10 +2704,11 @@
             <w:r/>
             <w:r>
               <w:rPr>
-                <w:b w:val="0"/>
-                <w:sz w:val="22"/>
-                <w:rtl/>
-                <w:szCs w:val="22"/>
+                <w:rFonts w:ascii="Noto Naskh Arabic" w:hAnsi="Noto Naskh Arabic" w:cs="adwa-assalaf"/>
+                <w:b w:val="0"/>
+                <w:sz w:val="22"/>
+                <w:rtl/>
+                <w:szCs w:val="26"/>
               </w:rPr>
               <w:t>☐ لا يوجد ☐ يوجد — الموافقة: ☐ متوفرة ☐ غير متوفرة</w:t>
             </w:r>
@@ -1749,10 +2728,11 @@
             <w:r/>
             <w:r>
               <w:rPr>
-                <w:b w:val="0"/>
-                <w:sz w:val="22"/>
-                <w:rtl/>
-                <w:szCs w:val="22"/>
+                <w:rFonts w:ascii="Noto Naskh Arabic" w:hAnsi="Noto Naskh Arabic" w:cs="adwa-assalaf"/>
+                <w:b w:val="0"/>
+                <w:sz w:val="22"/>
+                <w:rtl/>
+                <w:szCs w:val="26"/>
               </w:rPr>
               <w:t>بيان الحقوق للنشر</w:t>
             </w:r>
@@ -1770,10 +2750,11 @@
             <w:r/>
             <w:r>
               <w:rPr>
-                <w:b w:val="0"/>
-                <w:sz w:val="22"/>
-                <w:rtl/>
-                <w:szCs w:val="22"/>
+                <w:rFonts w:ascii="Noto Naskh Arabic" w:hAnsi="Noto Naskh Arabic" w:cs="adwa-assalaf"/>
+                <w:b w:val="0"/>
+                <w:sz w:val="22"/>
+                <w:rtl/>
+                <w:szCs w:val="26"/>
               </w:rPr>
               <w:t>……</w:t>
             </w:r>
@@ -1793,12 +2774,22 @@
             <w:r/>
             <w:r>
               <w:rPr>
-                <w:b w:val="0"/>
-                <w:sz w:val="22"/>
-                <w:rtl/>
+                <w:rFonts w:ascii="Noto Naskh Arabic" w:hAnsi="Noto Naskh Arabic" w:cs="adwa-assalaf"/>
+                <w:b w:val="0"/>
+                <w:sz w:val="22"/>
+                <w:rtl/>
+                <w:szCs w:val="26"/>
+              </w:rPr>
+              <w:t xml:space="preserve">يحتاج رأي </w:t>
+            </w:r>
+            <w:r>
+              <w:rPr>
+                <w:rFonts w:ascii="Noto Naskh Arabic" w:hAnsi="Noto Naskh Arabic" w:cs="Noto Naskh Arabic"/>
+                <w:b w:val="0"/>
+                <w:sz w:val="22"/>
                 <w:szCs w:val="22"/>
               </w:rPr>
-              <w:t>يحتاج رأي HUM-LEGAL</w:t>
+              <w:t>HUM-LEGAL</w:t>
             </w:r>
           </w:p>
         </w:tc>
@@ -1814,10 +2805,11 @@
             <w:r/>
             <w:r>
               <w:rPr>
-                <w:b w:val="0"/>
-                <w:sz w:val="22"/>
-                <w:rtl/>
-                <w:szCs w:val="22"/>
+                <w:rFonts w:ascii="Noto Naskh Arabic" w:hAnsi="Noto Naskh Arabic" w:cs="adwa-assalaf"/>
+                <w:b w:val="0"/>
+                <w:sz w:val="22"/>
+                <w:rtl/>
+                <w:szCs w:val="26"/>
               </w:rPr>
               <w:t>☐ نعم ☐ لا</w:t>
             </w:r>
@@ -1833,45 +2825,49 @@
       </w:pPr>
       <w:r>
         <w:rPr>
+          <w:rFonts w:ascii="Noto Naskh Arabic" w:hAnsi="Noto Naskh Arabic" w:cs="adwa-assalaf"/>
           <w:b/>
           <w:color w:val="1F4E79"/>
           <w:sz w:val="32"/>
           <w:rtl/>
-          <w:szCs w:val="32"/>
           <w:bCs/>
+          <w:szCs w:val="36"/>
         </w:rPr>
         <w:t xml:space="preserve">القسم </w:t>
       </w:r>
       <w:r>
         <w:rPr>
+          <w:rFonts w:ascii="Noto Naskh Arabic" w:hAnsi="Noto Naskh Arabic" w:cs="adwa-assalaf"/>
           <w:b/>
           <w:color w:val="FF0000"/>
           <w:sz w:val="32"/>
           <w:rtl/>
-          <w:szCs w:val="32"/>
           <w:bCs/>
+          <w:szCs w:val="36"/>
         </w:rPr>
         <w:t>(د)</w:t>
       </w:r>
       <w:r>
         <w:rPr>
+          <w:rFonts w:ascii="Noto Naskh Arabic" w:hAnsi="Noto Naskh Arabic" w:cs="adwa-assalaf"/>
           <w:b/>
           <w:color w:val="1F4E79"/>
           <w:sz w:val="32"/>
           <w:rtl/>
-          <w:szCs w:val="32"/>
           <w:bCs/>
+          <w:szCs w:val="36"/>
         </w:rPr>
         <w:t xml:space="preserve">: التوصيف المادي </w:t>
       </w:r>
       <w:r>
         <w:rPr>
+          <w:rFonts w:ascii="Noto Naskh Arabic" w:hAnsi="Noto Naskh Arabic" w:cs="adwa-assalaf"/>
           <w:b/>
           <w:color w:val="FF0000"/>
           <w:sz w:val="32"/>
           <w:rtl/>
-          <w:szCs w:val="32"/>
           <w:bCs/>
+          <w:szCs w:val="36"/>
         </w:rPr>
         <w:t>(للأشياء والمباني)</w:t>
       </w:r>
@@ -1883,43 +2879,152 @@
       </w:pPr>
       <w:r>
         <w:rPr>
+          <w:rFonts w:ascii="Noto Naskh Arabic" w:hAnsi="Noto Naskh Arabic" w:cs="adwa-assalaf"/>
           <w:b/>
           <w:color w:val="5B6B7A"/>
           <w:sz w:val="22"/>
           <w:rtl/>
-          <w:szCs w:val="22"/>
           <w:bCs/>
+          <w:szCs w:val="26"/>
         </w:rPr>
         <w:t>التسجيل في التطبيق:</w:t>
       </w:r>
       <w:r>
         <w:rPr>
+          <w:rFonts w:ascii="Noto Naskh Arabic" w:hAnsi="Noto Naskh Arabic" w:cs="adwa-assalaf"/>
           <w:b w:val="0"/>
           <w:color w:val="5B6B7A"/>
           <w:sz w:val="22"/>
           <w:rtl/>
-          <w:szCs w:val="22"/>
+          <w:szCs w:val="26"/>
         </w:rPr>
-        <w:t xml:space="preserve"> لا يوجد في الإصدار الحالي جدول مستقل للأشياء؛ فيُسجَّل الشيء مصدراً في sources بالنوع object، ويُدوَّن نقده وملاءمته في critique، ويُودَع ملف هذه الاستمارة المكتملة أصلاً في الخزنة ويُربط بالحقل asset_id. والمباني والمواقع تُسجَّل في places. وإفراد جدول للأشياء بحقول الأبعاد والمواد والحالة </w:t>
+        <w:t xml:space="preserve"> لا يوجد في الإصدار الحالي جدول مستقل للأشياء؛ فيُسجَّل الشيء مصدراً في </w:t>
       </w:r>
       <w:r>
         <w:rPr>
+          <w:rFonts w:ascii="Noto Naskh Arabic" w:hAnsi="Noto Naskh Arabic" w:cs="Noto Naskh Arabic"/>
+          <w:b w:val="0"/>
+          <w:color w:val="5B6B7A"/>
+          <w:sz w:val="22"/>
+          <w:szCs w:val="22"/>
+        </w:rPr>
+        <w:t>sources</w:t>
+      </w:r>
+      <w:r>
+        <w:rPr>
+          <w:rFonts w:ascii="Noto Naskh Arabic" w:hAnsi="Noto Naskh Arabic" w:cs="adwa-assalaf"/>
+          <w:b w:val="0"/>
+          <w:color w:val="5B6B7A"/>
+          <w:sz w:val="22"/>
+          <w:rtl/>
+          <w:szCs w:val="26"/>
+        </w:rPr>
+        <w:t xml:space="preserve"> بالنوع </w:t>
+      </w:r>
+      <w:r>
+        <w:rPr>
+          <w:rFonts w:ascii="Noto Naskh Arabic" w:hAnsi="Noto Naskh Arabic" w:cs="Noto Naskh Arabic"/>
+          <w:b w:val="0"/>
+          <w:color w:val="5B6B7A"/>
+          <w:sz w:val="22"/>
+          <w:szCs w:val="22"/>
+        </w:rPr>
+        <w:t>object</w:t>
+      </w:r>
+      <w:r>
+        <w:rPr>
+          <w:rFonts w:ascii="Noto Naskh Arabic" w:hAnsi="Noto Naskh Arabic" w:cs="adwa-assalaf"/>
+          <w:b w:val="0"/>
+          <w:color w:val="5B6B7A"/>
+          <w:sz w:val="22"/>
+          <w:rtl/>
+          <w:szCs w:val="26"/>
+        </w:rPr>
+        <w:t xml:space="preserve">، ويُدوَّن نقده وملاءمته في </w:t>
+      </w:r>
+      <w:r>
+        <w:rPr>
+          <w:rFonts w:ascii="Noto Naskh Arabic" w:hAnsi="Noto Naskh Arabic" w:cs="Noto Naskh Arabic"/>
+          <w:b w:val="0"/>
+          <w:color w:val="5B6B7A"/>
+          <w:sz w:val="22"/>
+          <w:szCs w:val="22"/>
+        </w:rPr>
+        <w:t>critique</w:t>
+      </w:r>
+      <w:r>
+        <w:rPr>
+          <w:rFonts w:ascii="Noto Naskh Arabic" w:hAnsi="Noto Naskh Arabic" w:cs="adwa-assalaf"/>
+          <w:b w:val="0"/>
+          <w:color w:val="5B6B7A"/>
+          <w:sz w:val="22"/>
+          <w:rtl/>
+          <w:szCs w:val="26"/>
+        </w:rPr>
+        <w:t xml:space="preserve">، ويُودَع ملف هذه الاستمارة المكتملة أصلاً في الخزنة ويُربط بالحقل </w:t>
+      </w:r>
+      <w:r>
+        <w:rPr>
+          <w:rFonts w:ascii="Noto Naskh Arabic" w:hAnsi="Noto Naskh Arabic" w:cs="Noto Naskh Arabic"/>
+          <w:b w:val="0"/>
+          <w:color w:val="5B6B7A"/>
+          <w:sz w:val="22"/>
+          <w:szCs w:val="22"/>
+        </w:rPr>
+        <w:t>asset_id.</w:t>
+      </w:r>
+      <w:r>
+        <w:rPr>
+          <w:rFonts w:ascii="Noto Naskh Arabic" w:hAnsi="Noto Naskh Arabic" w:cs="adwa-assalaf"/>
+          <w:b w:val="0"/>
+          <w:color w:val="5B6B7A"/>
+          <w:sz w:val="22"/>
+          <w:rtl/>
+          <w:szCs w:val="26"/>
+        </w:rPr>
+        <w:t xml:space="preserve"> والمباني والمواقع تُسجَّل في </w:t>
+      </w:r>
+      <w:r>
+        <w:rPr>
+          <w:rFonts w:ascii="Noto Naskh Arabic" w:hAnsi="Noto Naskh Arabic" w:cs="Noto Naskh Arabic"/>
+          <w:b w:val="0"/>
+          <w:color w:val="5B6B7A"/>
+          <w:sz w:val="22"/>
+          <w:szCs w:val="22"/>
+        </w:rPr>
+        <w:t>places.</w:t>
+      </w:r>
+      <w:r>
+        <w:rPr>
+          <w:rFonts w:ascii="Noto Naskh Arabic" w:hAnsi="Noto Naskh Arabic" w:cs="adwa-assalaf"/>
+          <w:b w:val="0"/>
+          <w:color w:val="5B6B7A"/>
+          <w:sz w:val="22"/>
+          <w:rtl/>
+          <w:szCs w:val="26"/>
+        </w:rPr>
+        <w:t xml:space="preserve"> وإفراد جدول للأشياء بحقول الأبعاد والمواد والحالة </w:t>
+      </w:r>
+      <w:r>
+        <w:rPr>
+          <w:rFonts w:ascii="Noto Naskh Arabic" w:hAnsi="Noto Naskh Arabic" w:cs="adwa-assalaf"/>
           <w:b/>
           <w:color w:val="5B6B7A"/>
           <w:sz w:val="22"/>
           <w:rtl/>
-          <w:szCs w:val="22"/>
           <w:bCs/>
+          <w:szCs w:val="26"/>
         </w:rPr>
         <w:t>مقترح للإصدار التالي</w:t>
       </w:r>
       <w:r>
         <w:rPr>
+          <w:rFonts w:ascii="Noto Naskh Arabic" w:hAnsi="Noto Naskh Arabic" w:cs="adwa-assalaf"/>
           <w:b w:val="0"/>
           <w:color w:val="5B6B7A"/>
           <w:sz w:val="22"/>
           <w:rtl/>
-          <w:szCs w:val="22"/>
+          <w:szCs w:val="26"/>
         </w:rPr>
         <w:t>.</w:t>
       </w:r>
@@ -1949,12 +3054,13 @@
             <w:r/>
             <w:r>
               <w:rPr>
+                <w:rFonts w:ascii="Noto Naskh Arabic" w:hAnsi="Noto Naskh Arabic" w:cs="adwa-assalaf"/>
                 <w:b/>
                 <w:color w:val="1F4E79"/>
                 <w:sz w:val="22"/>
                 <w:rtl/>
-                <w:szCs w:val="22"/>
                 <w:bCs/>
+                <w:szCs w:val="26"/>
               </w:rPr>
               <w:t>الحقل</w:t>
             </w:r>
@@ -1973,12 +3079,13 @@
             <w:r/>
             <w:r>
               <w:rPr>
+                <w:rFonts w:ascii="Noto Naskh Arabic" w:hAnsi="Noto Naskh Arabic" w:cs="adwa-assalaf"/>
                 <w:b/>
                 <w:color w:val="1F4E79"/>
                 <w:sz w:val="22"/>
                 <w:rtl/>
-                <w:szCs w:val="22"/>
                 <w:bCs/>
+                <w:szCs w:val="26"/>
               </w:rPr>
               <w:t>القيمة</w:t>
             </w:r>
@@ -1998,10 +3105,11 @@
             <w:r/>
             <w:r>
               <w:rPr>
-                <w:b w:val="0"/>
-                <w:sz w:val="22"/>
-                <w:rtl/>
-                <w:szCs w:val="22"/>
+                <w:rFonts w:ascii="Noto Naskh Arabic" w:hAnsi="Noto Naskh Arabic" w:cs="adwa-assalaf"/>
+                <w:b w:val="0"/>
+                <w:sz w:val="22"/>
+                <w:rtl/>
+                <w:szCs w:val="26"/>
               </w:rPr>
               <w:t>الاسم المحلي</w:t>
             </w:r>
@@ -2019,22 +3127,45 @@
             <w:r/>
             <w:r>
               <w:rPr>
-                <w:b w:val="0"/>
-                <w:sz w:val="22"/>
-                <w:rtl/>
+                <w:rFonts w:ascii="Noto Naskh Arabic" w:hAnsi="Noto Naskh Arabic" w:cs="adwa-assalaf"/>
+                <w:b w:val="0"/>
+                <w:sz w:val="22"/>
+                <w:rtl/>
+                <w:szCs w:val="26"/>
+              </w:rPr>
+              <w:t xml:space="preserve">…… </w:t>
+            </w:r>
+            <w:r>
+              <w:rPr>
+                <w:rFonts w:ascii="Noto Naskh Arabic" w:hAnsi="Noto Naskh Arabic" w:cs="adwa-assalaf"/>
+                <w:b w:val="0"/>
+                <w:color w:val="FF0000"/>
+                <w:sz w:val="22"/>
+                <w:rtl/>
+                <w:szCs w:val="26"/>
+              </w:rPr>
+              <w:t xml:space="preserve">(يُحال إلى </w:t>
+            </w:r>
+            <w:r>
+              <w:rPr>
+                <w:rFonts w:ascii="Noto Naskh Arabic" w:hAnsi="Noto Naskh Arabic" w:cs="Noto Naskh Arabic"/>
+                <w:b w:val="0"/>
+                <w:color w:val="FF0000"/>
+                <w:sz w:val="22"/>
                 <w:szCs w:val="22"/>
               </w:rPr>
-              <w:t xml:space="preserve">…… </w:t>
-            </w:r>
-            <w:r>
-              <w:rPr>
+              <w:t>AG-DIA</w:t>
+            </w:r>
+            <w:r>
+              <w:rPr>
+                <w:rFonts w:ascii="Noto Naskh Arabic" w:hAnsi="Noto Naskh Arabic" w:cs="adwa-assalaf"/>
                 <w:b w:val="0"/>
                 <w:color w:val="FF0000"/>
                 <w:sz w:val="22"/>
                 <w:rtl/>
-                <w:szCs w:val="22"/>
-              </w:rPr>
-              <w:t>(يُحال إلى AG-DIA للتحقق)</w:t>
+                <w:szCs w:val="26"/>
+              </w:rPr>
+              <w:t xml:space="preserve"> للتحقق)</w:t>
             </w:r>
           </w:p>
         </w:tc>
@@ -2052,10 +3183,11 @@
             <w:r/>
             <w:r>
               <w:rPr>
-                <w:b w:val="0"/>
-                <w:sz w:val="22"/>
-                <w:rtl/>
-                <w:szCs w:val="22"/>
+                <w:rFonts w:ascii="Noto Naskh Arabic" w:hAnsi="Noto Naskh Arabic" w:cs="adwa-assalaf"/>
+                <w:b w:val="0"/>
+                <w:sz w:val="22"/>
+                <w:rtl/>
+                <w:szCs w:val="26"/>
               </w:rPr>
               <w:t>الاسم الوصفي المعياري</w:t>
             </w:r>
@@ -2073,10 +3205,11 @@
             <w:r/>
             <w:r>
               <w:rPr>
-                <w:b w:val="0"/>
-                <w:sz w:val="22"/>
-                <w:rtl/>
-                <w:szCs w:val="22"/>
+                <w:rFonts w:ascii="Noto Naskh Arabic" w:hAnsi="Noto Naskh Arabic" w:cs="adwa-assalaf"/>
+                <w:b w:val="0"/>
+                <w:sz w:val="22"/>
+                <w:rtl/>
+                <w:szCs w:val="26"/>
               </w:rPr>
               <w:t>……</w:t>
             </w:r>
@@ -2096,10 +3229,11 @@
             <w:r/>
             <w:r>
               <w:rPr>
-                <w:b w:val="0"/>
-                <w:sz w:val="22"/>
-                <w:rtl/>
-                <w:szCs w:val="22"/>
+                <w:rFonts w:ascii="Noto Naskh Arabic" w:hAnsi="Noto Naskh Arabic" w:cs="adwa-assalaf"/>
+                <w:b w:val="0"/>
+                <w:sz w:val="22"/>
+                <w:rtl/>
+                <w:szCs w:val="26"/>
               </w:rPr>
               <w:t>الوظيفة الأصلية</w:t>
             </w:r>
@@ -2117,10 +3251,11 @@
             <w:r/>
             <w:r>
               <w:rPr>
-                <w:b w:val="0"/>
-                <w:sz w:val="22"/>
-                <w:rtl/>
-                <w:szCs w:val="22"/>
+                <w:rFonts w:ascii="Noto Naskh Arabic" w:hAnsi="Noto Naskh Arabic" w:cs="adwa-assalaf"/>
+                <w:b w:val="0"/>
+                <w:sz w:val="22"/>
+                <w:rtl/>
+                <w:szCs w:val="26"/>
               </w:rPr>
               <w:t>……</w:t>
             </w:r>
@@ -2140,10 +3275,11 @@
             <w:r/>
             <w:r>
               <w:rPr>
-                <w:b w:val="0"/>
-                <w:sz w:val="22"/>
-                <w:rtl/>
-                <w:szCs w:val="22"/>
+                <w:rFonts w:ascii="Noto Naskh Arabic" w:hAnsi="Noto Naskh Arabic" w:cs="adwa-assalaf"/>
+                <w:b w:val="0"/>
+                <w:sz w:val="22"/>
+                <w:rtl/>
+                <w:szCs w:val="26"/>
               </w:rPr>
               <w:t>الوظيفة الحالية</w:t>
             </w:r>
@@ -2161,10 +3297,11 @@
             <w:r/>
             <w:r>
               <w:rPr>
-                <w:b w:val="0"/>
-                <w:sz w:val="22"/>
-                <w:rtl/>
-                <w:szCs w:val="22"/>
+                <w:rFonts w:ascii="Noto Naskh Arabic" w:hAnsi="Noto Naskh Arabic" w:cs="adwa-assalaf"/>
+                <w:b w:val="0"/>
+                <w:sz w:val="22"/>
+                <w:rtl/>
+                <w:szCs w:val="26"/>
               </w:rPr>
               <w:t>……</w:t>
             </w:r>
@@ -2184,20 +3321,22 @@
             <w:r/>
             <w:r>
               <w:rPr>
-                <w:b w:val="0"/>
-                <w:sz w:val="22"/>
-                <w:rtl/>
-                <w:szCs w:val="22"/>
+                <w:rFonts w:ascii="Noto Naskh Arabic" w:hAnsi="Noto Naskh Arabic" w:cs="adwa-assalaf"/>
+                <w:b w:val="0"/>
+                <w:sz w:val="22"/>
+                <w:rtl/>
+                <w:szCs w:val="26"/>
               </w:rPr>
               <w:t xml:space="preserve">الطول × العرض × الارتفاع </w:t>
             </w:r>
             <w:r>
               <w:rPr>
+                <w:rFonts w:ascii="Noto Naskh Arabic" w:hAnsi="Noto Naskh Arabic" w:cs="adwa-assalaf"/>
                 <w:b w:val="0"/>
                 <w:color w:val="FF0000"/>
                 <w:sz w:val="22"/>
                 <w:rtl/>
-                <w:szCs w:val="22"/>
+                <w:szCs w:val="26"/>
               </w:rPr>
               <w:t>(سم)</w:t>
             </w:r>
@@ -2215,10 +3354,11 @@
             <w:r/>
             <w:r>
               <w:rPr>
-                <w:b w:val="0"/>
-                <w:sz w:val="22"/>
-                <w:rtl/>
-                <w:szCs w:val="22"/>
+                <w:rFonts w:ascii="Noto Naskh Arabic" w:hAnsi="Noto Naskh Arabic" w:cs="adwa-assalaf"/>
+                <w:b w:val="0"/>
+                <w:sz w:val="22"/>
+                <w:rtl/>
+                <w:szCs w:val="26"/>
               </w:rPr>
               <w:t>…… × …… × ……</w:t>
             </w:r>
@@ -2238,20 +3378,22 @@
             <w:r/>
             <w:r>
               <w:rPr>
-                <w:b w:val="0"/>
-                <w:sz w:val="22"/>
-                <w:rtl/>
-                <w:szCs w:val="22"/>
+                <w:rFonts w:ascii="Noto Naskh Arabic" w:hAnsi="Noto Naskh Arabic" w:cs="adwa-assalaf"/>
+                <w:b w:val="0"/>
+                <w:sz w:val="22"/>
+                <w:rtl/>
+                <w:szCs w:val="26"/>
               </w:rPr>
               <w:t xml:space="preserve">القطر / السُّمك </w:t>
             </w:r>
             <w:r>
               <w:rPr>
+                <w:rFonts w:ascii="Noto Naskh Arabic" w:hAnsi="Noto Naskh Arabic" w:cs="adwa-assalaf"/>
                 <w:b w:val="0"/>
                 <w:color w:val="FF0000"/>
                 <w:sz w:val="22"/>
                 <w:rtl/>
-                <w:szCs w:val="22"/>
+                <w:szCs w:val="26"/>
               </w:rPr>
               <w:t>(سم)</w:t>
             </w:r>
@@ -2269,10 +3411,11 @@
             <w:r/>
             <w:r>
               <w:rPr>
-                <w:b w:val="0"/>
-                <w:sz w:val="22"/>
-                <w:rtl/>
-                <w:szCs w:val="22"/>
+                <w:rFonts w:ascii="Noto Naskh Arabic" w:hAnsi="Noto Naskh Arabic" w:cs="adwa-assalaf"/>
+                <w:b w:val="0"/>
+                <w:sz w:val="22"/>
+                <w:rtl/>
+                <w:szCs w:val="26"/>
               </w:rPr>
               <w:t>……</w:t>
             </w:r>
@@ -2292,20 +3435,22 @@
             <w:r/>
             <w:r>
               <w:rPr>
-                <w:b w:val="0"/>
-                <w:sz w:val="22"/>
-                <w:rtl/>
-                <w:szCs w:val="22"/>
+                <w:rFonts w:ascii="Noto Naskh Arabic" w:hAnsi="Noto Naskh Arabic" w:cs="adwa-assalaf"/>
+                <w:b w:val="0"/>
+                <w:sz w:val="22"/>
+                <w:rtl/>
+                <w:szCs w:val="26"/>
               </w:rPr>
               <w:t xml:space="preserve">الوزن </w:t>
             </w:r>
             <w:r>
               <w:rPr>
+                <w:rFonts w:ascii="Noto Naskh Arabic" w:hAnsi="Noto Naskh Arabic" w:cs="adwa-assalaf"/>
                 <w:b w:val="0"/>
                 <w:color w:val="FF0000"/>
                 <w:sz w:val="22"/>
                 <w:rtl/>
-                <w:szCs w:val="22"/>
+                <w:szCs w:val="26"/>
               </w:rPr>
               <w:t>(غ / كغ)</w:t>
             </w:r>
@@ -2323,10 +3468,11 @@
             <w:r/>
             <w:r>
               <w:rPr>
-                <w:b w:val="0"/>
-                <w:sz w:val="22"/>
-                <w:rtl/>
-                <w:szCs w:val="22"/>
+                <w:rFonts w:ascii="Noto Naskh Arabic" w:hAnsi="Noto Naskh Arabic" w:cs="adwa-assalaf"/>
+                <w:b w:val="0"/>
+                <w:sz w:val="22"/>
+                <w:rtl/>
+                <w:szCs w:val="26"/>
               </w:rPr>
               <w:t>……</w:t>
             </w:r>
@@ -2346,10 +3492,11 @@
             <w:r/>
             <w:r>
               <w:rPr>
-                <w:b w:val="0"/>
-                <w:sz w:val="22"/>
-                <w:rtl/>
-                <w:szCs w:val="22"/>
+                <w:rFonts w:ascii="Noto Naskh Arabic" w:hAnsi="Noto Naskh Arabic" w:cs="adwa-assalaf"/>
+                <w:b w:val="0"/>
+                <w:sz w:val="22"/>
+                <w:rtl/>
+                <w:szCs w:val="26"/>
               </w:rPr>
               <w:t>المواد الرئيسة</w:t>
             </w:r>
@@ -2367,10 +3514,11 @@
             <w:r/>
             <w:r>
               <w:rPr>
-                <w:b w:val="0"/>
-                <w:sz w:val="22"/>
-                <w:rtl/>
-                <w:szCs w:val="22"/>
+                <w:rFonts w:ascii="Noto Naskh Arabic" w:hAnsi="Noto Naskh Arabic" w:cs="adwa-assalaf"/>
+                <w:b w:val="0"/>
+                <w:sz w:val="22"/>
+                <w:rtl/>
+                <w:szCs w:val="26"/>
               </w:rPr>
               <w:t>☐ سعف ☐ خشب ☐ معدن ☐ فخار ☐ حجر ☐ جص ☐ مرجان ☐ نسيج ☐ جلد ☐ أخرى: ……</w:t>
             </w:r>
@@ -2390,20 +3538,22 @@
             <w:r/>
             <w:r>
               <w:rPr>
-                <w:b w:val="0"/>
-                <w:sz w:val="22"/>
-                <w:rtl/>
-                <w:szCs w:val="22"/>
+                <w:rFonts w:ascii="Noto Naskh Arabic" w:hAnsi="Noto Naskh Arabic" w:cs="adwa-assalaf"/>
+                <w:b w:val="0"/>
+                <w:sz w:val="22"/>
+                <w:rtl/>
+                <w:szCs w:val="26"/>
               </w:rPr>
               <w:t xml:space="preserve">مصدر المواد </w:t>
             </w:r>
             <w:r>
               <w:rPr>
+                <w:rFonts w:ascii="Noto Naskh Arabic" w:hAnsi="Noto Naskh Arabic" w:cs="adwa-assalaf"/>
                 <w:b w:val="0"/>
                 <w:color w:val="FF0000"/>
                 <w:sz w:val="22"/>
                 <w:rtl/>
-                <w:szCs w:val="22"/>
+                <w:szCs w:val="26"/>
               </w:rPr>
               <w:t>(إن عُرف)</w:t>
             </w:r>
@@ -2421,10 +3571,11 @@
             <w:r/>
             <w:r>
               <w:rPr>
-                <w:b w:val="0"/>
-                <w:sz w:val="22"/>
-                <w:rtl/>
-                <w:szCs w:val="22"/>
+                <w:rFonts w:ascii="Noto Naskh Arabic" w:hAnsi="Noto Naskh Arabic" w:cs="adwa-assalaf"/>
+                <w:b w:val="0"/>
+                <w:sz w:val="22"/>
+                <w:rtl/>
+                <w:szCs w:val="26"/>
               </w:rPr>
               <w:t>……</w:t>
             </w:r>
@@ -2444,10 +3595,11 @@
             <w:r/>
             <w:r>
               <w:rPr>
-                <w:b w:val="0"/>
-                <w:sz w:val="22"/>
-                <w:rtl/>
-                <w:szCs w:val="22"/>
+                <w:rFonts w:ascii="Noto Naskh Arabic" w:hAnsi="Noto Naskh Arabic" w:cs="adwa-assalaf"/>
+                <w:b w:val="0"/>
+                <w:sz w:val="22"/>
+                <w:rtl/>
+                <w:szCs w:val="26"/>
               </w:rPr>
               <w:t>تقنيات الصنع</w:t>
             </w:r>
@@ -2465,10 +3617,11 @@
             <w:r/>
             <w:r>
               <w:rPr>
-                <w:b w:val="0"/>
-                <w:sz w:val="22"/>
-                <w:rtl/>
-                <w:szCs w:val="22"/>
+                <w:rFonts w:ascii="Noto Naskh Arabic" w:hAnsi="Noto Naskh Arabic" w:cs="adwa-assalaf"/>
+                <w:b w:val="0"/>
+                <w:sz w:val="22"/>
+                <w:rtl/>
+                <w:szCs w:val="26"/>
               </w:rPr>
               <w:t>……</w:t>
             </w:r>
@@ -2488,10 +3641,11 @@
             <w:r/>
             <w:r>
               <w:rPr>
-                <w:b w:val="0"/>
-                <w:sz w:val="22"/>
-                <w:rtl/>
-                <w:szCs w:val="22"/>
+                <w:rFonts w:ascii="Noto Naskh Arabic" w:hAnsi="Noto Naskh Arabic" w:cs="adwa-assalaf"/>
+                <w:b w:val="0"/>
+                <w:sz w:val="22"/>
+                <w:rtl/>
+                <w:szCs w:val="26"/>
               </w:rPr>
               <w:t>الزخارف والنقوش والعلامات</w:t>
             </w:r>
@@ -2509,10 +3663,11 @@
             <w:r/>
             <w:r>
               <w:rPr>
-                <w:b w:val="0"/>
-                <w:sz w:val="22"/>
-                <w:rtl/>
-                <w:szCs w:val="22"/>
+                <w:rFonts w:ascii="Noto Naskh Arabic" w:hAnsi="Noto Naskh Arabic" w:cs="adwa-assalaf"/>
+                <w:b w:val="0"/>
+                <w:sz w:val="22"/>
+                <w:rtl/>
+                <w:szCs w:val="26"/>
               </w:rPr>
               <w:t>……</w:t>
             </w:r>
@@ -2532,10 +3687,11 @@
             <w:r/>
             <w:r>
               <w:rPr>
-                <w:b w:val="0"/>
-                <w:sz w:val="22"/>
-                <w:rtl/>
-                <w:szCs w:val="22"/>
+                <w:rFonts w:ascii="Noto Naskh Arabic" w:hAnsi="Noto Naskh Arabic" w:cs="adwa-assalaf"/>
+                <w:b w:val="0"/>
+                <w:sz w:val="22"/>
+                <w:rtl/>
+                <w:szCs w:val="26"/>
               </w:rPr>
               <w:t>الصانع أو الورشة</w:t>
             </w:r>
@@ -2553,10 +3709,11 @@
             <w:r/>
             <w:r>
               <w:rPr>
-                <w:b w:val="0"/>
-                <w:sz w:val="22"/>
-                <w:rtl/>
-                <w:szCs w:val="22"/>
+                <w:rFonts w:ascii="Noto Naskh Arabic" w:hAnsi="Noto Naskh Arabic" w:cs="adwa-assalaf"/>
+                <w:b w:val="0"/>
+                <w:sz w:val="22"/>
+                <w:rtl/>
+                <w:szCs w:val="26"/>
               </w:rPr>
               <w:t>…… / ☐ مجهول</w:t>
             </w:r>
@@ -2576,10 +3733,11 @@
             <w:r/>
             <w:r>
               <w:rPr>
-                <w:b w:val="0"/>
-                <w:sz w:val="22"/>
-                <w:rtl/>
-                <w:szCs w:val="22"/>
+                <w:rFonts w:ascii="Noto Naskh Arabic" w:hAnsi="Noto Naskh Arabic" w:cs="adwa-assalaf"/>
+                <w:b w:val="0"/>
+                <w:sz w:val="22"/>
+                <w:rtl/>
+                <w:szCs w:val="26"/>
               </w:rPr>
               <w:t>أدوات القياس المستعملة</w:t>
             </w:r>
@@ -2597,10 +3755,11 @@
             <w:r/>
             <w:r>
               <w:rPr>
-                <w:b w:val="0"/>
-                <w:sz w:val="22"/>
-                <w:rtl/>
-                <w:szCs w:val="22"/>
+                <w:rFonts w:ascii="Noto Naskh Arabic" w:hAnsi="Noto Naskh Arabic" w:cs="adwa-assalaf"/>
+                <w:b w:val="0"/>
+                <w:sz w:val="22"/>
+                <w:rtl/>
+                <w:szCs w:val="26"/>
               </w:rPr>
               <w:t>……</w:t>
             </w:r>
@@ -2616,20 +3775,22 @@
       </w:pPr>
       <w:r>
         <w:rPr>
+          <w:rFonts w:ascii="Noto Naskh Arabic" w:hAnsi="Noto Naskh Arabic" w:cs="adwa-assalaf"/>
           <w:b/>
           <w:sz w:val="24"/>
           <w:rtl/>
-          <w:szCs w:val="24"/>
           <w:bCs/>
+          <w:szCs w:val="28"/>
         </w:rPr>
         <w:t>للمباني:</w:t>
       </w:r>
       <w:r>
         <w:rPr>
+          <w:rFonts w:ascii="Noto Naskh Arabic" w:hAnsi="Noto Naskh Arabic" w:cs="adwa-assalaf"/>
           <w:b w:val="0"/>
           <w:sz w:val="24"/>
           <w:rtl/>
-          <w:szCs w:val="24"/>
+          <w:szCs w:val="28"/>
         </w:rPr>
         <w:t xml:space="preserve"> عدد الطوابق ……· مواد الجدران …… · مواد السقف …… · عناصر التهوية والتبريد …… · الإضافات اللاحقة وتواريخها التقريبية …… · الاستعمال الحالي ……</w:t>
       </w:r>
@@ -2641,34 +3802,37 @@
       </w:pPr>
       <w:r>
         <w:rPr>
+          <w:rFonts w:ascii="Noto Naskh Arabic" w:hAnsi="Noto Naskh Arabic" w:cs="adwa-assalaf"/>
           <w:b/>
           <w:color w:val="1F4E79"/>
           <w:sz w:val="32"/>
           <w:rtl/>
-          <w:szCs w:val="32"/>
           <w:bCs/>
+          <w:szCs w:val="36"/>
         </w:rPr>
         <w:t xml:space="preserve">القسم </w:t>
       </w:r>
       <w:r>
         <w:rPr>
+          <w:rFonts w:ascii="Noto Naskh Arabic" w:hAnsi="Noto Naskh Arabic" w:cs="adwa-assalaf"/>
           <w:b/>
           <w:color w:val="FF0000"/>
           <w:sz w:val="32"/>
           <w:rtl/>
-          <w:szCs w:val="32"/>
           <w:bCs/>
+          <w:szCs w:val="36"/>
         </w:rPr>
         <w:t>(هـ)</w:t>
       </w:r>
       <w:r>
         <w:rPr>
+          <w:rFonts w:ascii="Noto Naskh Arabic" w:hAnsi="Noto Naskh Arabic" w:cs="adwa-assalaf"/>
           <w:b/>
           <w:color w:val="1F4E79"/>
           <w:sz w:val="32"/>
           <w:rtl/>
-          <w:szCs w:val="32"/>
           <w:bCs/>
+          <w:szCs w:val="36"/>
         </w:rPr>
         <w:t>: الحالة</w:t>
       </w:r>
@@ -2702,12 +3866,13 @@
             <w:r/>
             <w:r>
               <w:rPr>
+                <w:rFonts w:ascii="Noto Naskh Arabic" w:hAnsi="Noto Naskh Arabic" w:cs="adwa-assalaf"/>
                 <w:b/>
                 <w:color w:val="1F4E79"/>
                 <w:sz w:val="22"/>
                 <w:rtl/>
-                <w:szCs w:val="22"/>
                 <w:bCs/>
+                <w:szCs w:val="26"/>
               </w:rPr>
               <w:t>البند</w:t>
             </w:r>
@@ -2726,12 +3891,13 @@
             <w:r/>
             <w:r>
               <w:rPr>
+                <w:rFonts w:ascii="Noto Naskh Arabic" w:hAnsi="Noto Naskh Arabic" w:cs="adwa-assalaf"/>
                 <w:b/>
                 <w:color w:val="1F4E79"/>
                 <w:sz w:val="22"/>
                 <w:rtl/>
-                <w:szCs w:val="22"/>
                 <w:bCs/>
+                <w:szCs w:val="26"/>
               </w:rPr>
               <w:t>جيدة</w:t>
             </w:r>
@@ -2750,12 +3916,13 @@
             <w:r/>
             <w:r>
               <w:rPr>
+                <w:rFonts w:ascii="Noto Naskh Arabic" w:hAnsi="Noto Naskh Arabic" w:cs="adwa-assalaf"/>
                 <w:b/>
                 <w:color w:val="1F4E79"/>
                 <w:sz w:val="22"/>
                 <w:rtl/>
-                <w:szCs w:val="22"/>
                 <w:bCs/>
+                <w:szCs w:val="26"/>
               </w:rPr>
               <w:t>مقبولة</w:t>
             </w:r>
@@ -2774,12 +3941,13 @@
             <w:r/>
             <w:r>
               <w:rPr>
+                <w:rFonts w:ascii="Noto Naskh Arabic" w:hAnsi="Noto Naskh Arabic" w:cs="adwa-assalaf"/>
                 <w:b/>
                 <w:color w:val="1F4E79"/>
                 <w:sz w:val="22"/>
                 <w:rtl/>
-                <w:szCs w:val="22"/>
                 <w:bCs/>
+                <w:szCs w:val="26"/>
               </w:rPr>
               <w:t>متدهورة</w:t>
             </w:r>
@@ -2798,12 +3966,13 @@
             <w:r/>
             <w:r>
               <w:rPr>
+                <w:rFonts w:ascii="Noto Naskh Arabic" w:hAnsi="Noto Naskh Arabic" w:cs="adwa-assalaf"/>
                 <w:b/>
                 <w:color w:val="1F4E79"/>
                 <w:sz w:val="22"/>
                 <w:rtl/>
-                <w:szCs w:val="22"/>
                 <w:bCs/>
+                <w:szCs w:val="26"/>
               </w:rPr>
               <w:t>حرجة</w:t>
             </w:r>
@@ -2822,12 +3991,13 @@
             <w:r/>
             <w:r>
               <w:rPr>
+                <w:rFonts w:ascii="Noto Naskh Arabic" w:hAnsi="Noto Naskh Arabic" w:cs="adwa-assalaf"/>
                 <w:b/>
                 <w:color w:val="1F4E79"/>
                 <w:sz w:val="22"/>
                 <w:rtl/>
-                <w:szCs w:val="22"/>
                 <w:bCs/>
+                <w:szCs w:val="26"/>
               </w:rPr>
               <w:t>الوصف</w:t>
             </w:r>
@@ -2847,10 +4017,11 @@
             <w:r/>
             <w:r>
               <w:rPr>
-                <w:b w:val="0"/>
-                <w:sz w:val="22"/>
-                <w:rtl/>
-                <w:szCs w:val="22"/>
+                <w:rFonts w:ascii="Noto Naskh Arabic" w:hAnsi="Noto Naskh Arabic" w:cs="adwa-assalaf"/>
+                <w:b w:val="0"/>
+                <w:sz w:val="22"/>
+                <w:rtl/>
+                <w:szCs w:val="26"/>
               </w:rPr>
               <w:t>السلامة البنيوية</w:t>
             </w:r>
@@ -2868,10 +4039,11 @@
             <w:r/>
             <w:r>
               <w:rPr>
-                <w:b w:val="0"/>
-                <w:sz w:val="22"/>
-                <w:rtl/>
-                <w:szCs w:val="22"/>
+                <w:rFonts w:ascii="Noto Naskh Arabic" w:hAnsi="Noto Naskh Arabic" w:cs="adwa-assalaf"/>
+                <w:b w:val="0"/>
+                <w:sz w:val="22"/>
+                <w:rtl/>
+                <w:szCs w:val="26"/>
               </w:rPr>
               <w:t>☐</w:t>
             </w:r>
@@ -2889,10 +4061,11 @@
             <w:r/>
             <w:r>
               <w:rPr>
-                <w:b w:val="0"/>
-                <w:sz w:val="22"/>
-                <w:rtl/>
-                <w:szCs w:val="22"/>
+                <w:rFonts w:ascii="Noto Naskh Arabic" w:hAnsi="Noto Naskh Arabic" w:cs="adwa-assalaf"/>
+                <w:b w:val="0"/>
+                <w:sz w:val="22"/>
+                <w:rtl/>
+                <w:szCs w:val="26"/>
               </w:rPr>
               <w:t>☐</w:t>
             </w:r>
@@ -2910,10 +4083,11 @@
             <w:r/>
             <w:r>
               <w:rPr>
-                <w:b w:val="0"/>
-                <w:sz w:val="22"/>
-                <w:rtl/>
-                <w:szCs w:val="22"/>
+                <w:rFonts w:ascii="Noto Naskh Arabic" w:hAnsi="Noto Naskh Arabic" w:cs="adwa-assalaf"/>
+                <w:b w:val="0"/>
+                <w:sz w:val="22"/>
+                <w:rtl/>
+                <w:szCs w:val="26"/>
               </w:rPr>
               <w:t>☐</w:t>
             </w:r>
@@ -2931,10 +4105,11 @@
             <w:r/>
             <w:r>
               <w:rPr>
-                <w:b w:val="0"/>
-                <w:sz w:val="22"/>
-                <w:rtl/>
-                <w:szCs w:val="22"/>
+                <w:rFonts w:ascii="Noto Naskh Arabic" w:hAnsi="Noto Naskh Arabic" w:cs="adwa-assalaf"/>
+                <w:b w:val="0"/>
+                <w:sz w:val="22"/>
+                <w:rtl/>
+                <w:szCs w:val="26"/>
               </w:rPr>
               <w:t>☐</w:t>
             </w:r>
@@ -2952,10 +4127,11 @@
             <w:r/>
             <w:r>
               <w:rPr>
-                <w:b w:val="0"/>
-                <w:sz w:val="22"/>
-                <w:rtl/>
-                <w:szCs w:val="22"/>
+                <w:rFonts w:ascii="Noto Naskh Arabic" w:hAnsi="Noto Naskh Arabic" w:cs="adwa-assalaf"/>
+                <w:b w:val="0"/>
+                <w:sz w:val="22"/>
+                <w:rtl/>
+                <w:szCs w:val="26"/>
               </w:rPr>
               <w:t>……</w:t>
             </w:r>
@@ -2975,10 +4151,11 @@
             <w:r/>
             <w:r>
               <w:rPr>
-                <w:b w:val="0"/>
-                <w:sz w:val="22"/>
-                <w:rtl/>
-                <w:szCs w:val="22"/>
+                <w:rFonts w:ascii="Noto Naskh Arabic" w:hAnsi="Noto Naskh Arabic" w:cs="adwa-assalaf"/>
+                <w:b w:val="0"/>
+                <w:sz w:val="22"/>
+                <w:rtl/>
+                <w:szCs w:val="26"/>
               </w:rPr>
               <w:t>السطح والطلاء</w:t>
             </w:r>
@@ -2996,10 +4173,11 @@
             <w:r/>
             <w:r>
               <w:rPr>
-                <w:b w:val="0"/>
-                <w:sz w:val="22"/>
-                <w:rtl/>
-                <w:szCs w:val="22"/>
+                <w:rFonts w:ascii="Noto Naskh Arabic" w:hAnsi="Noto Naskh Arabic" w:cs="adwa-assalaf"/>
+                <w:b w:val="0"/>
+                <w:sz w:val="22"/>
+                <w:rtl/>
+                <w:szCs w:val="26"/>
               </w:rPr>
               <w:t>☐</w:t>
             </w:r>
@@ -3017,10 +4195,11 @@
             <w:r/>
             <w:r>
               <w:rPr>
-                <w:b w:val="0"/>
-                <w:sz w:val="22"/>
-                <w:rtl/>
-                <w:szCs w:val="22"/>
+                <w:rFonts w:ascii="Noto Naskh Arabic" w:hAnsi="Noto Naskh Arabic" w:cs="adwa-assalaf"/>
+                <w:b w:val="0"/>
+                <w:sz w:val="22"/>
+                <w:rtl/>
+                <w:szCs w:val="26"/>
               </w:rPr>
               <w:t>☐</w:t>
             </w:r>
@@ -3038,10 +4217,11 @@
             <w:r/>
             <w:r>
               <w:rPr>
-                <w:b w:val="0"/>
-                <w:sz w:val="22"/>
-                <w:rtl/>
-                <w:szCs w:val="22"/>
+                <w:rFonts w:ascii="Noto Naskh Arabic" w:hAnsi="Noto Naskh Arabic" w:cs="adwa-assalaf"/>
+                <w:b w:val="0"/>
+                <w:sz w:val="22"/>
+                <w:rtl/>
+                <w:szCs w:val="26"/>
               </w:rPr>
               <w:t>☐</w:t>
             </w:r>
@@ -3059,10 +4239,11 @@
             <w:r/>
             <w:r>
               <w:rPr>
-                <w:b w:val="0"/>
-                <w:sz w:val="22"/>
-                <w:rtl/>
-                <w:szCs w:val="22"/>
+                <w:rFonts w:ascii="Noto Naskh Arabic" w:hAnsi="Noto Naskh Arabic" w:cs="adwa-assalaf"/>
+                <w:b w:val="0"/>
+                <w:sz w:val="22"/>
+                <w:rtl/>
+                <w:szCs w:val="26"/>
               </w:rPr>
               <w:t>☐</w:t>
             </w:r>
@@ -3080,10 +4261,11 @@
             <w:r/>
             <w:r>
               <w:rPr>
-                <w:b w:val="0"/>
-                <w:sz w:val="22"/>
-                <w:rtl/>
-                <w:szCs w:val="22"/>
+                <w:rFonts w:ascii="Noto Naskh Arabic" w:hAnsi="Noto Naskh Arabic" w:cs="adwa-assalaf"/>
+                <w:b w:val="0"/>
+                <w:sz w:val="22"/>
+                <w:rtl/>
+                <w:szCs w:val="26"/>
               </w:rPr>
               <w:t>……</w:t>
             </w:r>
@@ -3103,10 +4285,11 @@
             <w:r/>
             <w:r>
               <w:rPr>
-                <w:b w:val="0"/>
-                <w:sz w:val="22"/>
-                <w:rtl/>
-                <w:szCs w:val="22"/>
+                <w:rFonts w:ascii="Noto Naskh Arabic" w:hAnsi="Noto Naskh Arabic" w:cs="adwa-assalaf"/>
+                <w:b w:val="0"/>
+                <w:sz w:val="22"/>
+                <w:rtl/>
+                <w:szCs w:val="26"/>
               </w:rPr>
               <w:t>آثار رطوبة أو أملاح</w:t>
             </w:r>
@@ -3124,10 +4307,11 @@
             <w:r/>
             <w:r>
               <w:rPr>
-                <w:b w:val="0"/>
-                <w:sz w:val="22"/>
-                <w:rtl/>
-                <w:szCs w:val="22"/>
+                <w:rFonts w:ascii="Noto Naskh Arabic" w:hAnsi="Noto Naskh Arabic" w:cs="adwa-assalaf"/>
+                <w:b w:val="0"/>
+                <w:sz w:val="22"/>
+                <w:rtl/>
+                <w:szCs w:val="26"/>
               </w:rPr>
               <w:t>☐</w:t>
             </w:r>
@@ -3145,10 +4329,11 @@
             <w:r/>
             <w:r>
               <w:rPr>
-                <w:b w:val="0"/>
-                <w:sz w:val="22"/>
-                <w:rtl/>
-                <w:szCs w:val="22"/>
+                <w:rFonts w:ascii="Noto Naskh Arabic" w:hAnsi="Noto Naskh Arabic" w:cs="adwa-assalaf"/>
+                <w:b w:val="0"/>
+                <w:sz w:val="22"/>
+                <w:rtl/>
+                <w:szCs w:val="26"/>
               </w:rPr>
               <w:t>☐</w:t>
             </w:r>
@@ -3166,10 +4351,11 @@
             <w:r/>
             <w:r>
               <w:rPr>
-                <w:b w:val="0"/>
-                <w:sz w:val="22"/>
-                <w:rtl/>
-                <w:szCs w:val="22"/>
+                <w:rFonts w:ascii="Noto Naskh Arabic" w:hAnsi="Noto Naskh Arabic" w:cs="adwa-assalaf"/>
+                <w:b w:val="0"/>
+                <w:sz w:val="22"/>
+                <w:rtl/>
+                <w:szCs w:val="26"/>
               </w:rPr>
               <w:t>☐</w:t>
             </w:r>
@@ -3187,10 +4373,11 @@
             <w:r/>
             <w:r>
               <w:rPr>
-                <w:b w:val="0"/>
-                <w:sz w:val="22"/>
-                <w:rtl/>
-                <w:szCs w:val="22"/>
+                <w:rFonts w:ascii="Noto Naskh Arabic" w:hAnsi="Noto Naskh Arabic" w:cs="adwa-assalaf"/>
+                <w:b w:val="0"/>
+                <w:sz w:val="22"/>
+                <w:rtl/>
+                <w:szCs w:val="26"/>
               </w:rPr>
               <w:t>☐</w:t>
             </w:r>
@@ -3208,10 +4395,11 @@
             <w:r/>
             <w:r>
               <w:rPr>
-                <w:b w:val="0"/>
-                <w:sz w:val="22"/>
-                <w:rtl/>
-                <w:szCs w:val="22"/>
+                <w:rFonts w:ascii="Noto Naskh Arabic" w:hAnsi="Noto Naskh Arabic" w:cs="adwa-assalaf"/>
+                <w:b w:val="0"/>
+                <w:sz w:val="22"/>
+                <w:rtl/>
+                <w:szCs w:val="26"/>
               </w:rPr>
               <w:t>……</w:t>
             </w:r>
@@ -3231,10 +4419,11 @@
             <w:r/>
             <w:r>
               <w:rPr>
-                <w:b w:val="0"/>
-                <w:sz w:val="22"/>
-                <w:rtl/>
-                <w:szCs w:val="22"/>
+                <w:rFonts w:ascii="Noto Naskh Arabic" w:hAnsi="Noto Naskh Arabic" w:cs="adwa-assalaf"/>
+                <w:b w:val="0"/>
+                <w:sz w:val="22"/>
+                <w:rtl/>
+                <w:szCs w:val="26"/>
               </w:rPr>
               <w:t>آثار حشرات أو آفات</w:t>
             </w:r>
@@ -3252,10 +4441,11 @@
             <w:r/>
             <w:r>
               <w:rPr>
-                <w:b w:val="0"/>
-                <w:sz w:val="22"/>
-                <w:rtl/>
-                <w:szCs w:val="22"/>
+                <w:rFonts w:ascii="Noto Naskh Arabic" w:hAnsi="Noto Naskh Arabic" w:cs="adwa-assalaf"/>
+                <w:b w:val="0"/>
+                <w:sz w:val="22"/>
+                <w:rtl/>
+                <w:szCs w:val="26"/>
               </w:rPr>
               <w:t>☐</w:t>
             </w:r>
@@ -3273,10 +4463,11 @@
             <w:r/>
             <w:r>
               <w:rPr>
-                <w:b w:val="0"/>
-                <w:sz w:val="22"/>
-                <w:rtl/>
-                <w:szCs w:val="22"/>
+                <w:rFonts w:ascii="Noto Naskh Arabic" w:hAnsi="Noto Naskh Arabic" w:cs="adwa-assalaf"/>
+                <w:b w:val="0"/>
+                <w:sz w:val="22"/>
+                <w:rtl/>
+                <w:szCs w:val="26"/>
               </w:rPr>
               <w:t>☐</w:t>
             </w:r>
@@ -3294,10 +4485,11 @@
             <w:r/>
             <w:r>
               <w:rPr>
-                <w:b w:val="0"/>
-                <w:sz w:val="22"/>
-                <w:rtl/>
-                <w:szCs w:val="22"/>
+                <w:rFonts w:ascii="Noto Naskh Arabic" w:hAnsi="Noto Naskh Arabic" w:cs="adwa-assalaf"/>
+                <w:b w:val="0"/>
+                <w:sz w:val="22"/>
+                <w:rtl/>
+                <w:szCs w:val="26"/>
               </w:rPr>
               <w:t>☐</w:t>
             </w:r>
@@ -3315,10 +4507,11 @@
             <w:r/>
             <w:r>
               <w:rPr>
-                <w:b w:val="0"/>
-                <w:sz w:val="22"/>
-                <w:rtl/>
-                <w:szCs w:val="22"/>
+                <w:rFonts w:ascii="Noto Naskh Arabic" w:hAnsi="Noto Naskh Arabic" w:cs="adwa-assalaf"/>
+                <w:b w:val="0"/>
+                <w:sz w:val="22"/>
+                <w:rtl/>
+                <w:szCs w:val="26"/>
               </w:rPr>
               <w:t>☐</w:t>
             </w:r>
@@ -3336,10 +4529,11 @@
             <w:r/>
             <w:r>
               <w:rPr>
-                <w:b w:val="0"/>
-                <w:sz w:val="22"/>
-                <w:rtl/>
-                <w:szCs w:val="22"/>
+                <w:rFonts w:ascii="Noto Naskh Arabic" w:hAnsi="Noto Naskh Arabic" w:cs="adwa-assalaf"/>
+                <w:b w:val="0"/>
+                <w:sz w:val="22"/>
+                <w:rtl/>
+                <w:szCs w:val="26"/>
               </w:rPr>
               <w:t>……</w:t>
             </w:r>
@@ -3359,10 +4553,11 @@
             <w:r/>
             <w:r>
               <w:rPr>
-                <w:b w:val="0"/>
-                <w:sz w:val="22"/>
-                <w:rtl/>
-                <w:szCs w:val="22"/>
+                <w:rFonts w:ascii="Noto Naskh Arabic" w:hAnsi="Noto Naskh Arabic" w:cs="adwa-assalaf"/>
+                <w:b w:val="0"/>
+                <w:sz w:val="22"/>
+                <w:rtl/>
+                <w:szCs w:val="26"/>
               </w:rPr>
               <w:t>تدخلات ترميم سابقة</w:t>
             </w:r>
@@ -3380,10 +4575,11 @@
             <w:r/>
             <w:r>
               <w:rPr>
-                <w:b w:val="0"/>
-                <w:sz w:val="22"/>
-                <w:rtl/>
-                <w:szCs w:val="22"/>
+                <w:rFonts w:ascii="Noto Naskh Arabic" w:hAnsi="Noto Naskh Arabic" w:cs="adwa-assalaf"/>
+                <w:b w:val="0"/>
+                <w:sz w:val="22"/>
+                <w:rtl/>
+                <w:szCs w:val="26"/>
               </w:rPr>
               <w:t>☐</w:t>
             </w:r>
@@ -3401,10 +4597,11 @@
             <w:r/>
             <w:r>
               <w:rPr>
-                <w:b w:val="0"/>
-                <w:sz w:val="22"/>
-                <w:rtl/>
-                <w:szCs w:val="22"/>
+                <w:rFonts w:ascii="Noto Naskh Arabic" w:hAnsi="Noto Naskh Arabic" w:cs="adwa-assalaf"/>
+                <w:b w:val="0"/>
+                <w:sz w:val="22"/>
+                <w:rtl/>
+                <w:szCs w:val="26"/>
               </w:rPr>
               <w:t>☐</w:t>
             </w:r>
@@ -3422,10 +4619,11 @@
             <w:r/>
             <w:r>
               <w:rPr>
-                <w:b w:val="0"/>
-                <w:sz w:val="22"/>
-                <w:rtl/>
-                <w:szCs w:val="22"/>
+                <w:rFonts w:ascii="Noto Naskh Arabic" w:hAnsi="Noto Naskh Arabic" w:cs="adwa-assalaf"/>
+                <w:b w:val="0"/>
+                <w:sz w:val="22"/>
+                <w:rtl/>
+                <w:szCs w:val="26"/>
               </w:rPr>
               <w:t>☐</w:t>
             </w:r>
@@ -3443,10 +4641,11 @@
             <w:r/>
             <w:r>
               <w:rPr>
-                <w:b w:val="0"/>
-                <w:sz w:val="22"/>
-                <w:rtl/>
-                <w:szCs w:val="22"/>
+                <w:rFonts w:ascii="Noto Naskh Arabic" w:hAnsi="Noto Naskh Arabic" w:cs="adwa-assalaf"/>
+                <w:b w:val="0"/>
+                <w:sz w:val="22"/>
+                <w:rtl/>
+                <w:szCs w:val="26"/>
               </w:rPr>
               <w:t>☐</w:t>
             </w:r>
@@ -3464,10 +4663,11 @@
             <w:r/>
             <w:r>
               <w:rPr>
-                <w:b w:val="0"/>
-                <w:sz w:val="22"/>
-                <w:rtl/>
-                <w:szCs w:val="22"/>
+                <w:rFonts w:ascii="Noto Naskh Arabic" w:hAnsi="Noto Naskh Arabic" w:cs="adwa-assalaf"/>
+                <w:b w:val="0"/>
+                <w:sz w:val="22"/>
+                <w:rtl/>
+                <w:szCs w:val="26"/>
               </w:rPr>
               <w:t>……</w:t>
             </w:r>
@@ -3487,20 +4687,22 @@
             <w:r/>
             <w:r>
               <w:rPr>
-                <w:b w:val="0"/>
-                <w:sz w:val="22"/>
-                <w:rtl/>
-                <w:szCs w:val="22"/>
+                <w:rFonts w:ascii="Noto Naskh Arabic" w:hAnsi="Noto Naskh Arabic" w:cs="adwa-assalaf"/>
+                <w:b w:val="0"/>
+                <w:sz w:val="22"/>
+                <w:rtl/>
+                <w:szCs w:val="26"/>
               </w:rPr>
               <w:t xml:space="preserve">مخاطر حالّة </w:t>
             </w:r>
             <w:r>
               <w:rPr>
+                <w:rFonts w:ascii="Noto Naskh Arabic" w:hAnsi="Noto Naskh Arabic" w:cs="adwa-assalaf"/>
                 <w:b w:val="0"/>
                 <w:color w:val="FF0000"/>
                 <w:sz w:val="22"/>
                 <w:rtl/>
-                <w:szCs w:val="22"/>
+                <w:szCs w:val="26"/>
               </w:rPr>
               <w:t>(يُبلَّغ عنها الجهة المختصة)</w:t>
             </w:r>
@@ -3518,10 +4720,11 @@
             <w:r/>
             <w:r>
               <w:rPr>
-                <w:b w:val="0"/>
-                <w:sz w:val="22"/>
-                <w:rtl/>
-                <w:szCs w:val="22"/>
+                <w:rFonts w:ascii="Noto Naskh Arabic" w:hAnsi="Noto Naskh Arabic" w:cs="adwa-assalaf"/>
+                <w:b w:val="0"/>
+                <w:sz w:val="22"/>
+                <w:rtl/>
+                <w:szCs w:val="26"/>
               </w:rPr>
               <w:t>☐ لا ☐ نعم: ……</w:t>
             </w:r>
@@ -3585,34 +4788,37 @@
       </w:pPr>
       <w:r>
         <w:rPr>
+          <w:rFonts w:ascii="Noto Naskh Arabic" w:hAnsi="Noto Naskh Arabic" w:cs="adwa-assalaf"/>
           <w:b/>
           <w:color w:val="1F4E79"/>
           <w:sz w:val="32"/>
           <w:rtl/>
-          <w:szCs w:val="32"/>
           <w:bCs/>
+          <w:szCs w:val="36"/>
         </w:rPr>
         <w:t xml:space="preserve">القسم </w:t>
       </w:r>
       <w:r>
         <w:rPr>
+          <w:rFonts w:ascii="Noto Naskh Arabic" w:hAnsi="Noto Naskh Arabic" w:cs="adwa-assalaf"/>
           <w:b/>
           <w:color w:val="FF0000"/>
           <w:sz w:val="32"/>
           <w:rtl/>
-          <w:szCs w:val="32"/>
           <w:bCs/>
+          <w:szCs w:val="36"/>
         </w:rPr>
         <w:t>(و)</w:t>
       </w:r>
       <w:r>
         <w:rPr>
+          <w:rFonts w:ascii="Noto Naskh Arabic" w:hAnsi="Noto Naskh Arabic" w:cs="adwa-assalaf"/>
           <w:b/>
           <w:color w:val="1F4E79"/>
           <w:sz w:val="32"/>
           <w:rtl/>
-          <w:szCs w:val="32"/>
           <w:bCs/>
+          <w:szCs w:val="36"/>
         </w:rPr>
         <w:t>: الموقع الجغرافي</w:t>
       </w:r>
@@ -3642,12 +4848,13 @@
             <w:r/>
             <w:r>
               <w:rPr>
+                <w:rFonts w:ascii="Noto Naskh Arabic" w:hAnsi="Noto Naskh Arabic" w:cs="adwa-assalaf"/>
                 <w:b/>
                 <w:color w:val="1F4E79"/>
                 <w:sz w:val="22"/>
                 <w:rtl/>
-                <w:szCs w:val="22"/>
                 <w:bCs/>
+                <w:szCs w:val="26"/>
               </w:rPr>
               <w:t>الحقل</w:t>
             </w:r>
@@ -3666,12 +4873,13 @@
             <w:r/>
             <w:r>
               <w:rPr>
+                <w:rFonts w:ascii="Noto Naskh Arabic" w:hAnsi="Noto Naskh Arabic" w:cs="adwa-assalaf"/>
                 <w:b/>
                 <w:color w:val="1F4E79"/>
                 <w:sz w:val="22"/>
                 <w:rtl/>
-                <w:szCs w:val="22"/>
                 <w:bCs/>
+                <w:szCs w:val="26"/>
               </w:rPr>
               <w:t>القيمة</w:t>
             </w:r>
@@ -3691,10 +4899,11 @@
             <w:r/>
             <w:r>
               <w:rPr>
-                <w:b w:val="0"/>
-                <w:sz w:val="22"/>
-                <w:rtl/>
-                <w:szCs w:val="22"/>
+                <w:rFonts w:ascii="Noto Naskh Arabic" w:hAnsi="Noto Naskh Arabic" w:cs="adwa-assalaf"/>
+                <w:b w:val="0"/>
+                <w:sz w:val="22"/>
+                <w:rtl/>
+                <w:szCs w:val="26"/>
               </w:rPr>
               <w:t>الإمارة / المنطقة</w:t>
             </w:r>
@@ -3712,10 +4921,11 @@
             <w:r/>
             <w:r>
               <w:rPr>
-                <w:b w:val="0"/>
-                <w:sz w:val="22"/>
-                <w:rtl/>
-                <w:szCs w:val="22"/>
+                <w:rFonts w:ascii="Noto Naskh Arabic" w:hAnsi="Noto Naskh Arabic" w:cs="adwa-assalaf"/>
+                <w:b w:val="0"/>
+                <w:sz w:val="22"/>
+                <w:rtl/>
+                <w:szCs w:val="26"/>
               </w:rPr>
               <w:t>……</w:t>
             </w:r>
@@ -3735,10 +4945,11 @@
             <w:r/>
             <w:r>
               <w:rPr>
-                <w:b w:val="0"/>
-                <w:sz w:val="22"/>
-                <w:rtl/>
-                <w:szCs w:val="22"/>
+                <w:rFonts w:ascii="Noto Naskh Arabic" w:hAnsi="Noto Naskh Arabic" w:cs="adwa-assalaf"/>
+                <w:b w:val="0"/>
+                <w:sz w:val="22"/>
+                <w:rtl/>
+                <w:szCs w:val="26"/>
               </w:rPr>
               <w:t>الاسم المحلي للموقع وأسماؤه البديلة</w:t>
             </w:r>
@@ -3756,10 +4967,11 @@
             <w:r/>
             <w:r>
               <w:rPr>
-                <w:b w:val="0"/>
-                <w:sz w:val="22"/>
-                <w:rtl/>
-                <w:szCs w:val="22"/>
+                <w:rFonts w:ascii="Noto Naskh Arabic" w:hAnsi="Noto Naskh Arabic" w:cs="adwa-assalaf"/>
+                <w:b w:val="0"/>
+                <w:sz w:val="22"/>
+                <w:rtl/>
+                <w:szCs w:val="26"/>
               </w:rPr>
               <w:t>……</w:t>
             </w:r>
@@ -3779,20 +4991,22 @@
             <w:r/>
             <w:r>
               <w:rPr>
-                <w:b w:val="0"/>
-                <w:sz w:val="22"/>
-                <w:rtl/>
-                <w:szCs w:val="22"/>
+                <w:rFonts w:ascii="Noto Naskh Arabic" w:hAnsi="Noto Naskh Arabic" w:cs="adwa-assalaf"/>
+                <w:b w:val="0"/>
+                <w:sz w:val="22"/>
+                <w:rtl/>
+                <w:szCs w:val="26"/>
               </w:rPr>
               <w:t xml:space="preserve">خط العرض </w:t>
             </w:r>
             <w:r>
               <w:rPr>
+                <w:rFonts w:ascii="Noto Naskh Arabic" w:hAnsi="Noto Naskh Arabic" w:cs="adwa-assalaf"/>
                 <w:b w:val="0"/>
                 <w:color w:val="FF0000"/>
                 <w:sz w:val="22"/>
                 <w:rtl/>
-                <w:szCs w:val="22"/>
+                <w:szCs w:val="26"/>
               </w:rPr>
               <w:t>(عشري)</w:t>
             </w:r>
@@ -3810,10 +5024,11 @@
             <w:r/>
             <w:r>
               <w:rPr>
-                <w:b w:val="0"/>
-                <w:sz w:val="22"/>
-                <w:rtl/>
-                <w:szCs w:val="22"/>
+                <w:rFonts w:ascii="Noto Naskh Arabic" w:hAnsi="Noto Naskh Arabic" w:cs="adwa-assalaf"/>
+                <w:b w:val="0"/>
+                <w:sz w:val="22"/>
+                <w:rtl/>
+                <w:szCs w:val="26"/>
               </w:rPr>
               <w:t>……</w:t>
             </w:r>
@@ -3833,20 +5048,22 @@
             <w:r/>
             <w:r>
               <w:rPr>
-                <w:b w:val="0"/>
-                <w:sz w:val="22"/>
-                <w:rtl/>
-                <w:szCs w:val="22"/>
+                <w:rFonts w:ascii="Noto Naskh Arabic" w:hAnsi="Noto Naskh Arabic" w:cs="adwa-assalaf"/>
+                <w:b w:val="0"/>
+                <w:sz w:val="22"/>
+                <w:rtl/>
+                <w:szCs w:val="26"/>
               </w:rPr>
               <w:t xml:space="preserve">خط الطول </w:t>
             </w:r>
             <w:r>
               <w:rPr>
+                <w:rFonts w:ascii="Noto Naskh Arabic" w:hAnsi="Noto Naskh Arabic" w:cs="adwa-assalaf"/>
                 <w:b w:val="0"/>
                 <w:color w:val="FF0000"/>
                 <w:sz w:val="22"/>
                 <w:rtl/>
-                <w:szCs w:val="22"/>
+                <w:szCs w:val="26"/>
               </w:rPr>
               <w:t>(عشري)</w:t>
             </w:r>
@@ -3864,10 +5081,11 @@
             <w:r/>
             <w:r>
               <w:rPr>
-                <w:b w:val="0"/>
-                <w:sz w:val="22"/>
-                <w:rtl/>
-                <w:szCs w:val="22"/>
+                <w:rFonts w:ascii="Noto Naskh Arabic" w:hAnsi="Noto Naskh Arabic" w:cs="adwa-assalaf"/>
+                <w:b w:val="0"/>
+                <w:sz w:val="22"/>
+                <w:rtl/>
+                <w:szCs w:val="26"/>
               </w:rPr>
               <w:t>……</w:t>
             </w:r>
@@ -3887,20 +5105,22 @@
             <w:r/>
             <w:r>
               <w:rPr>
-                <w:b w:val="0"/>
-                <w:sz w:val="22"/>
-                <w:rtl/>
-                <w:szCs w:val="22"/>
+                <w:rFonts w:ascii="Noto Naskh Arabic" w:hAnsi="Noto Naskh Arabic" w:cs="adwa-assalaf"/>
+                <w:b w:val="0"/>
+                <w:sz w:val="22"/>
+                <w:rtl/>
+                <w:szCs w:val="26"/>
               </w:rPr>
               <w:t xml:space="preserve">دقة القياس </w:t>
             </w:r>
             <w:r>
               <w:rPr>
+                <w:rFonts w:ascii="Noto Naskh Arabic" w:hAnsi="Noto Naskh Arabic" w:cs="adwa-assalaf"/>
                 <w:b w:val="0"/>
                 <w:color w:val="FF0000"/>
                 <w:sz w:val="22"/>
                 <w:rtl/>
-                <w:szCs w:val="22"/>
+                <w:szCs w:val="26"/>
               </w:rPr>
               <w:t>(متر)</w:t>
             </w:r>
@@ -3918,10 +5138,11 @@
             <w:r/>
             <w:r>
               <w:rPr>
-                <w:b w:val="0"/>
-                <w:sz w:val="22"/>
-                <w:rtl/>
-                <w:szCs w:val="22"/>
+                <w:rFonts w:ascii="Noto Naskh Arabic" w:hAnsi="Noto Naskh Arabic" w:cs="adwa-assalaf"/>
+                <w:b w:val="0"/>
+                <w:sz w:val="22"/>
+                <w:rtl/>
+                <w:szCs w:val="26"/>
               </w:rPr>
               <w:t>……</w:t>
             </w:r>
@@ -3941,10 +5162,11 @@
             <w:r/>
             <w:r>
               <w:rPr>
-                <w:b w:val="0"/>
-                <w:sz w:val="22"/>
-                <w:rtl/>
-                <w:szCs w:val="22"/>
+                <w:rFonts w:ascii="Noto Naskh Arabic" w:hAnsi="Noto Naskh Arabic" w:cs="adwa-assalaf"/>
+                <w:b w:val="0"/>
+                <w:sz w:val="22"/>
+                <w:rtl/>
+                <w:szCs w:val="26"/>
               </w:rPr>
               <w:t>جهاز القياس</w:t>
             </w:r>
@@ -3962,12 +5184,32 @@
             <w:r/>
             <w:r>
               <w:rPr>
-                <w:b w:val="0"/>
-                <w:sz w:val="22"/>
-                <w:rtl/>
+                <w:rFonts w:ascii="Noto Naskh Arabic" w:hAnsi="Noto Naskh Arabic" w:cs="adwa-assalaf"/>
+                <w:b w:val="0"/>
+                <w:sz w:val="22"/>
+                <w:rtl/>
+                <w:szCs w:val="26"/>
+              </w:rPr>
+              <w:t xml:space="preserve">☐ </w:t>
+            </w:r>
+            <w:r>
+              <w:rPr>
+                <w:rFonts w:ascii="Noto Naskh Arabic" w:hAnsi="Noto Naskh Arabic" w:cs="Noto Naskh Arabic"/>
+                <w:b w:val="0"/>
+                <w:sz w:val="22"/>
                 <w:szCs w:val="22"/>
               </w:rPr>
-              <w:t>☐ GPS مخصص ☐ هاتف ☐ من خريطة ☐ تقديري</w:t>
+              <w:t>GPS</w:t>
+            </w:r>
+            <w:r>
+              <w:rPr>
+                <w:rFonts w:ascii="Noto Naskh Arabic" w:hAnsi="Noto Naskh Arabic" w:cs="adwa-assalaf"/>
+                <w:b w:val="0"/>
+                <w:sz w:val="22"/>
+                <w:rtl/>
+                <w:szCs w:val="26"/>
+              </w:rPr>
+              <w:t xml:space="preserve"> مخصص ☐ هاتف ☐ من خريطة ☐ تقديري</w:t>
             </w:r>
           </w:p>
         </w:tc>
@@ -3985,22 +5227,45 @@
             <w:r/>
             <w:r>
               <w:rPr>
-                <w:b w:val="0"/>
-                <w:sz w:val="22"/>
-                <w:rtl/>
+                <w:rFonts w:ascii="Noto Naskh Arabic" w:hAnsi="Noto Naskh Arabic" w:cs="adwa-assalaf"/>
+                <w:b w:val="0"/>
+                <w:sz w:val="22"/>
+                <w:rtl/>
+                <w:szCs w:val="26"/>
+              </w:rPr>
+              <w:t xml:space="preserve">النطاق الجغرافي-الثقافي </w:t>
+            </w:r>
+            <w:r>
+              <w:rPr>
+                <w:rFonts w:ascii="Noto Naskh Arabic" w:hAnsi="Noto Naskh Arabic" w:cs="adwa-assalaf"/>
+                <w:b w:val="0"/>
+                <w:color w:val="FF0000"/>
+                <w:sz w:val="22"/>
+                <w:rtl/>
+                <w:szCs w:val="26"/>
+              </w:rPr>
+              <w:t>(</w:t>
+            </w:r>
+            <w:r>
+              <w:rPr>
+                <w:rFonts w:ascii="Noto Naskh Arabic" w:hAnsi="Noto Naskh Arabic" w:cs="Noto Naskh Arabic"/>
+                <w:b w:val="0"/>
+                <w:color w:val="FF0000"/>
+                <w:sz w:val="22"/>
                 <w:szCs w:val="22"/>
               </w:rPr>
-              <w:t xml:space="preserve">النطاق الجغرافي-الثقافي </w:t>
-            </w:r>
-            <w:r>
-              <w:rPr>
+              <w:t>region</w:t>
+            </w:r>
+            <w:r>
+              <w:rPr>
+                <w:rFonts w:ascii="Noto Naskh Arabic" w:hAnsi="Noto Naskh Arabic" w:cs="adwa-assalaf"/>
                 <w:b w:val="0"/>
                 <w:color w:val="FF0000"/>
                 <w:sz w:val="22"/>
                 <w:rtl/>
-                <w:szCs w:val="22"/>
-              </w:rPr>
-              <w:t>(region)</w:t>
+                <w:szCs w:val="26"/>
+              </w:rPr>
+              <w:t>)</w:t>
             </w:r>
           </w:p>
         </w:tc>
@@ -4016,12 +5281,117 @@
             <w:r/>
             <w:r>
               <w:rPr>
-                <w:b w:val="0"/>
-                <w:sz w:val="22"/>
-                <w:rtl/>
+                <w:rFonts w:ascii="Noto Naskh Arabic" w:hAnsi="Noto Naskh Arabic" w:cs="adwa-assalaf"/>
+                <w:b w:val="0"/>
+                <w:sz w:val="22"/>
+                <w:rtl/>
+                <w:szCs w:val="26"/>
+              </w:rPr>
+              <w:t xml:space="preserve">☐ ساحلي-بحري </w:t>
+            </w:r>
+            <w:r>
+              <w:rPr>
+                <w:rFonts w:ascii="Noto Naskh Arabic" w:hAnsi="Noto Naskh Arabic" w:cs="Noto Naskh Arabic"/>
+                <w:b w:val="0"/>
+                <w:sz w:val="22"/>
                 <w:szCs w:val="22"/>
               </w:rPr>
-              <w:t>☐ ساحلي-بحري coastal ☐ صحراوي-بدوي desert ☐ واحي-زراعي oasis ☐ جبلي mountain ☐ حاضرة وسوق تاريخيان urban ☐ تماس تجاري وهجرات contact</w:t>
+              <w:t>coastal</w:t>
+            </w:r>
+            <w:r>
+              <w:rPr>
+                <w:rFonts w:ascii="Noto Naskh Arabic" w:hAnsi="Noto Naskh Arabic" w:cs="adwa-assalaf"/>
+                <w:b w:val="0"/>
+                <w:sz w:val="22"/>
+                <w:rtl/>
+                <w:szCs w:val="26"/>
+              </w:rPr>
+              <w:t xml:space="preserve"> ☐ صحراوي-بدوي </w:t>
+            </w:r>
+            <w:r>
+              <w:rPr>
+                <w:rFonts w:ascii="Noto Naskh Arabic" w:hAnsi="Noto Naskh Arabic" w:cs="Noto Naskh Arabic"/>
+                <w:b w:val="0"/>
+                <w:sz w:val="22"/>
+                <w:szCs w:val="22"/>
+              </w:rPr>
+              <w:t>desert</w:t>
+            </w:r>
+            <w:r>
+              <w:rPr>
+                <w:rFonts w:ascii="Noto Naskh Arabic" w:hAnsi="Noto Naskh Arabic" w:cs="adwa-assalaf"/>
+                <w:b w:val="0"/>
+                <w:sz w:val="22"/>
+                <w:rtl/>
+                <w:szCs w:val="26"/>
+              </w:rPr>
+              <w:t xml:space="preserve"> ☐ واحي-زراعي </w:t>
+            </w:r>
+            <w:r>
+              <w:rPr>
+                <w:rFonts w:ascii="Noto Naskh Arabic" w:hAnsi="Noto Naskh Arabic" w:cs="Noto Naskh Arabic"/>
+                <w:b w:val="0"/>
+                <w:sz w:val="22"/>
+                <w:szCs w:val="22"/>
+              </w:rPr>
+              <w:t>oasis</w:t>
+            </w:r>
+            <w:r>
+              <w:rPr>
+                <w:rFonts w:ascii="Noto Naskh Arabic" w:hAnsi="Noto Naskh Arabic" w:cs="adwa-assalaf"/>
+                <w:b w:val="0"/>
+                <w:sz w:val="22"/>
+                <w:rtl/>
+                <w:szCs w:val="26"/>
+              </w:rPr>
+              <w:t xml:space="preserve"> ☐ جبلي </w:t>
+            </w:r>
+            <w:r>
+              <w:rPr>
+                <w:rFonts w:ascii="Noto Naskh Arabic" w:hAnsi="Noto Naskh Arabic" w:cs="Noto Naskh Arabic"/>
+                <w:b w:val="0"/>
+                <w:sz w:val="22"/>
+                <w:szCs w:val="22"/>
+              </w:rPr>
+              <w:t>mountain</w:t>
+            </w:r>
+            <w:r>
+              <w:rPr>
+                <w:rFonts w:ascii="Noto Naskh Arabic" w:hAnsi="Noto Naskh Arabic" w:cs="adwa-assalaf"/>
+                <w:b w:val="0"/>
+                <w:sz w:val="22"/>
+                <w:rtl/>
+                <w:szCs w:val="26"/>
+              </w:rPr>
+              <w:t xml:space="preserve"> ☐ حاضرة وسوق تاريخيان </w:t>
+            </w:r>
+            <w:r>
+              <w:rPr>
+                <w:rFonts w:ascii="Noto Naskh Arabic" w:hAnsi="Noto Naskh Arabic" w:cs="Noto Naskh Arabic"/>
+                <w:b w:val="0"/>
+                <w:sz w:val="22"/>
+                <w:szCs w:val="22"/>
+              </w:rPr>
+              <w:t>urban</w:t>
+            </w:r>
+            <w:r>
+              <w:rPr>
+                <w:rFonts w:ascii="Noto Naskh Arabic" w:hAnsi="Noto Naskh Arabic" w:cs="adwa-assalaf"/>
+                <w:b w:val="0"/>
+                <w:sz w:val="22"/>
+                <w:rtl/>
+                <w:szCs w:val="26"/>
+              </w:rPr>
+              <w:t xml:space="preserve"> ☐ تماس تجاري وهجرات </w:t>
+            </w:r>
+            <w:r>
+              <w:rPr>
+                <w:rFonts w:ascii="Noto Naskh Arabic" w:hAnsi="Noto Naskh Arabic" w:cs="Noto Naskh Arabic"/>
+                <w:b w:val="0"/>
+                <w:sz w:val="22"/>
+                <w:szCs w:val="22"/>
+              </w:rPr>
+              <w:t>contact</w:t>
             </w:r>
           </w:p>
         </w:tc>
@@ -4039,32 +5409,56 @@
             <w:r/>
             <w:r>
               <w:rPr>
+                <w:rFonts w:ascii="Noto Naskh Arabic" w:hAnsi="Noto Naskh Arabic" w:cs="adwa-assalaf"/>
                 <w:b/>
                 <w:sz w:val="22"/>
                 <w:rtl/>
+                <w:bCs/>
+                <w:szCs w:val="26"/>
+              </w:rPr>
+              <w:t>هل الموقع حساس؟</w:t>
+            </w:r>
+            <w:r>
+              <w:rPr>
+                <w:rFonts w:ascii="Noto Naskh Arabic" w:hAnsi="Noto Naskh Arabic" w:cs="adwa-assalaf"/>
+                <w:b w:val="0"/>
+                <w:sz w:val="22"/>
+                <w:rtl/>
+                <w:szCs w:val="26"/>
+              </w:rPr>
+              <w:t xml:space="preserve"> </w:t>
+            </w:r>
+            <w:r>
+              <w:rPr>
+                <w:rFonts w:ascii="Noto Naskh Arabic" w:hAnsi="Noto Naskh Arabic" w:cs="adwa-assalaf"/>
+                <w:b w:val="0"/>
+                <w:color w:val="FF0000"/>
+                <w:sz w:val="22"/>
+                <w:rtl/>
+                <w:szCs w:val="26"/>
+              </w:rPr>
+              <w:t>(</w:t>
+            </w:r>
+            <w:r>
+              <w:rPr>
+                <w:rFonts w:ascii="Noto Naskh Arabic" w:hAnsi="Noto Naskh Arabic" w:cs="Noto Naskh Arabic"/>
+                <w:b w:val="0"/>
+                <w:color w:val="FF0000"/>
+                <w:sz w:val="22"/>
                 <w:szCs w:val="22"/>
-                <w:bCs/>
-              </w:rPr>
-              <w:t>هل الموقع حساس؟</w:t>
-            </w:r>
-            <w:r>
-              <w:rPr>
-                <w:b w:val="0"/>
-                <w:sz w:val="22"/>
-                <w:rtl/>
-                <w:szCs w:val="22"/>
-              </w:rPr>
-              <w:t xml:space="preserve"> </w:t>
-            </w:r>
-            <w:r>
-              <w:rPr>
+              </w:rPr>
+              <w:t>sensitive</w:t>
+            </w:r>
+            <w:r>
+              <w:rPr>
+                <w:rFonts w:ascii="Noto Naskh Arabic" w:hAnsi="Noto Naskh Arabic" w:cs="adwa-assalaf"/>
                 <w:b w:val="0"/>
                 <w:color w:val="FF0000"/>
                 <w:sz w:val="22"/>
                 <w:rtl/>
-                <w:szCs w:val="22"/>
-              </w:rPr>
-              <w:t>(sensitive)</w:t>
+                <w:szCs w:val="26"/>
+              </w:rPr>
+              <w:t>)</w:t>
             </w:r>
           </w:p>
         </w:tc>
@@ -4080,10 +5474,11 @@
             <w:r/>
             <w:r>
               <w:rPr>
-                <w:b w:val="0"/>
-                <w:sz w:val="22"/>
-                <w:rtl/>
-                <w:szCs w:val="22"/>
+                <w:rFonts w:ascii="Noto Naskh Arabic" w:hAnsi="Noto Naskh Arabic" w:cs="adwa-assalaf"/>
+                <w:b w:val="0"/>
+                <w:sz w:val="22"/>
+                <w:rtl/>
+                <w:szCs w:val="26"/>
               </w:rPr>
               <w:t>☐ لا ☐ نعم — السبب: ☐ أثري ☐ معرّض للنهب ☐ مقدس/مقيد ☐ ملكية خاصة ☐ بيئي هش</w:t>
             </w:r>
@@ -4099,23 +5494,25 @@
       </w:pPr>
       <w:r>
         <w:rPr>
+          <w:rFonts w:ascii="Noto Naskh Arabic" w:hAnsi="Noto Naskh Arabic" w:cs="adwa-assalaf"/>
           <w:b/>
           <w:color w:val="A0522D"/>
           <w:sz w:val="28"/>
           <w:rtl/>
-          <w:szCs w:val="28"/>
           <w:bCs/>
+          <w:szCs w:val="32"/>
         </w:rPr>
         <w:t xml:space="preserve">قاعدة إخفاء المواقع الحساسة </w:t>
       </w:r>
       <w:r>
         <w:rPr>
+          <w:rFonts w:ascii="Noto Naskh Arabic" w:hAnsi="Noto Naskh Arabic" w:cs="adwa-assalaf"/>
           <w:b/>
           <w:color w:val="FF0000"/>
           <w:sz w:val="28"/>
           <w:rtl/>
-          <w:szCs w:val="28"/>
           <w:bCs/>
+          <w:szCs w:val="32"/>
         </w:rPr>
         <w:t>(إلزامية)</w:t>
       </w:r>
@@ -4127,32 +5524,129 @@
       </w:pPr>
       <w:r>
         <w:rPr>
+          <w:rFonts w:ascii="Noto Naskh Arabic" w:hAnsi="Noto Naskh Arabic" w:cs="Noto Naskh Arabic"/>
+          <w:b w:val="0"/>
+          <w:sz w:val="24"/>
+          <w:szCs w:val="24"/>
+        </w:rPr>
+        <w:t>1.</w:t>
+      </w:r>
+      <w:r>
+        <w:rPr>
+          <w:rFonts w:ascii="Noto Naskh Arabic" w:hAnsi="Noto Naskh Arabic" w:cs="adwa-assalaf"/>
           <w:b w:val="0"/>
           <w:sz w:val="24"/>
           <w:rtl/>
-          <w:szCs w:val="24"/>
+          <w:szCs w:val="28"/>
         </w:rPr>
-        <w:t xml:space="preserve">1. </w:t>
+        <w:t xml:space="preserve"> </w:t>
       </w:r>
       <w:r>
         <w:rPr>
+          <w:rFonts w:ascii="Noto Naskh Arabic" w:hAnsi="Noto Naskh Arabic" w:cs="adwa-assalaf"/>
           <w:b/>
           <w:color w:val="FF0000"/>
           <w:sz w:val="24"/>
           <w:rtl/>
-          <w:szCs w:val="24"/>
           <w:bCs/>
+          <w:szCs w:val="28"/>
         </w:rPr>
         <w:t>(مُنفَّذ)</w:t>
       </w:r>
       <w:r>
         <w:rPr>
+          <w:rFonts w:ascii="Noto Naskh Arabic" w:hAnsi="Noto Naskh Arabic" w:cs="adwa-assalaf"/>
           <w:b w:val="0"/>
           <w:sz w:val="24"/>
           <w:rtl/>
+          <w:szCs w:val="28"/>
+        </w:rPr>
+        <w:t xml:space="preserve"> تُحفظ الإحداثيات الدقيقة في </w:t>
+      </w:r>
+      <w:r>
+        <w:rPr>
+          <w:rFonts w:ascii="Noto Naskh Arabic" w:hAnsi="Noto Naskh Arabic" w:cs="Noto Naskh Arabic"/>
+          <w:b w:val="0"/>
+          <w:sz w:val="24"/>
           <w:szCs w:val="24"/>
         </w:rPr>
-        <w:t xml:space="preserve"> تُحفظ الإحداثيات الدقيقة في places.lat وplaces.lon، ويُؤشَّر على الحقل places.sensitive للموقع الحساس. ويُضبط مستوى إتاحة سجل المكان على private أو project.</w:t>
+        <w:t>places.lat</w:t>
+      </w:r>
+      <w:r>
+        <w:rPr>
+          <w:rFonts w:ascii="Noto Naskh Arabic" w:hAnsi="Noto Naskh Arabic" w:cs="adwa-assalaf"/>
+          <w:b w:val="0"/>
+          <w:sz w:val="24"/>
+          <w:rtl/>
+          <w:szCs w:val="28"/>
+        </w:rPr>
+        <w:t xml:space="preserve"> و</w:t>
+      </w:r>
+      <w:r>
+        <w:rPr>
+          <w:rFonts w:ascii="Noto Naskh Arabic" w:hAnsi="Noto Naskh Arabic" w:cs="Noto Naskh Arabic"/>
+          <w:b w:val="0"/>
+          <w:sz w:val="24"/>
+          <w:szCs w:val="24"/>
+        </w:rPr>
+        <w:t>places.lon</w:t>
+      </w:r>
+      <w:r>
+        <w:rPr>
+          <w:rFonts w:ascii="Noto Naskh Arabic" w:hAnsi="Noto Naskh Arabic" w:cs="adwa-assalaf"/>
+          <w:b w:val="0"/>
+          <w:sz w:val="24"/>
+          <w:rtl/>
+          <w:szCs w:val="28"/>
+        </w:rPr>
+        <w:t xml:space="preserve">، ويُؤشَّر على الحقل </w:t>
+      </w:r>
+      <w:r>
+        <w:rPr>
+          <w:rFonts w:ascii="Noto Naskh Arabic" w:hAnsi="Noto Naskh Arabic" w:cs="Noto Naskh Arabic"/>
+          <w:b w:val="0"/>
+          <w:sz w:val="24"/>
+          <w:szCs w:val="24"/>
+        </w:rPr>
+        <w:t>places.sensitive</w:t>
+      </w:r>
+      <w:r>
+        <w:rPr>
+          <w:rFonts w:ascii="Noto Naskh Arabic" w:hAnsi="Noto Naskh Arabic" w:cs="adwa-assalaf"/>
+          <w:b w:val="0"/>
+          <w:sz w:val="24"/>
+          <w:rtl/>
+          <w:szCs w:val="28"/>
+        </w:rPr>
+        <w:t xml:space="preserve"> للموقع الحساس. ويُضبط مستوى إتاحة سجل المكان على </w:t>
+      </w:r>
+      <w:r>
+        <w:rPr>
+          <w:rFonts w:ascii="Noto Naskh Arabic" w:hAnsi="Noto Naskh Arabic" w:cs="Noto Naskh Arabic"/>
+          <w:b w:val="0"/>
+          <w:sz w:val="24"/>
+          <w:szCs w:val="24"/>
+        </w:rPr>
+        <w:t>private</w:t>
+      </w:r>
+      <w:r>
+        <w:rPr>
+          <w:rFonts w:ascii="Noto Naskh Arabic" w:hAnsi="Noto Naskh Arabic" w:cs="adwa-assalaf"/>
+          <w:b w:val="0"/>
+          <w:sz w:val="24"/>
+          <w:rtl/>
+          <w:szCs w:val="28"/>
+        </w:rPr>
+        <w:t xml:space="preserve"> أو </w:t>
+      </w:r>
+      <w:r>
+        <w:rPr>
+          <w:rFonts w:ascii="Noto Naskh Arabic" w:hAnsi="Noto Naskh Arabic" w:cs="Noto Naskh Arabic"/>
+          <w:b w:val="0"/>
+          <w:sz w:val="24"/>
+          <w:szCs w:val="24"/>
+        </w:rPr>
+        <w:t>project.</w:t>
       </w:r>
     </w:p>
     <w:p>
@@ -4162,70 +5656,164 @@
       </w:pPr>
       <w:r>
         <w:rPr>
+          <w:rFonts w:ascii="Noto Naskh Arabic" w:hAnsi="Noto Naskh Arabic" w:cs="Noto Naskh Arabic"/>
+          <w:b w:val="0"/>
+          <w:sz w:val="24"/>
+          <w:szCs w:val="24"/>
+        </w:rPr>
+        <w:t>2.</w:t>
+      </w:r>
+      <w:r>
+        <w:rPr>
+          <w:rFonts w:ascii="Noto Naskh Arabic" w:hAnsi="Noto Naskh Arabic" w:cs="adwa-assalaf"/>
           <w:b w:val="0"/>
           <w:sz w:val="24"/>
           <w:rtl/>
-          <w:szCs w:val="24"/>
+          <w:szCs w:val="28"/>
         </w:rPr>
-        <w:t xml:space="preserve">2. </w:t>
+        <w:t xml:space="preserve"> </w:t>
       </w:r>
       <w:r>
         <w:rPr>
+          <w:rFonts w:ascii="Noto Naskh Arabic" w:hAnsi="Noto Naskh Arabic" w:cs="adwa-assalaf"/>
           <w:b/>
           <w:color w:val="FF0000"/>
           <w:sz w:val="24"/>
           <w:rtl/>
-          <w:szCs w:val="24"/>
           <w:bCs/>
+          <w:szCs w:val="28"/>
         </w:rPr>
         <w:t>(مُنفَّذ)</w:t>
       </w:r>
       <w:r>
         <w:rPr>
+          <w:rFonts w:ascii="Noto Naskh Arabic" w:hAnsi="Noto Naskh Arabic" w:cs="adwa-assalaf"/>
           <w:b w:val="0"/>
           <w:sz w:val="24"/>
           <w:rtl/>
-          <w:szCs w:val="24"/>
+          <w:szCs w:val="28"/>
         </w:rPr>
         <w:t xml:space="preserve"> عند </w:t>
       </w:r>
       <w:r>
         <w:rPr>
+          <w:rFonts w:ascii="Noto Naskh Arabic" w:hAnsi="Noto Naskh Arabic" w:cs="adwa-assalaf"/>
           <w:b/>
           <w:sz w:val="24"/>
           <w:rtl/>
-          <w:szCs w:val="24"/>
           <w:bCs/>
+          <w:szCs w:val="28"/>
         </w:rPr>
         <w:t>التصدير</w:t>
       </w:r>
       <w:r>
         <w:rPr>
+          <w:rFonts w:ascii="Noto Naskh Arabic" w:hAnsi="Noto Naskh Arabic" w:cs="adwa-assalaf"/>
           <w:b w:val="0"/>
           <w:sz w:val="24"/>
           <w:rtl/>
-          <w:szCs w:val="24"/>
+          <w:szCs w:val="28"/>
         </w:rPr>
-        <w:t xml:space="preserve"> إلى GeoJSON تُقرَّب إحداثيات كل موقع حساس إلى منزلة عشرية واحدة </w:t>
+        <w:t xml:space="preserve"> إلى </w:t>
       </w:r>
       <w:r>
         <w:rPr>
+          <w:rFonts w:ascii="Noto Naskh Arabic" w:hAnsi="Noto Naskh Arabic" w:cs="Noto Naskh Arabic"/>
+          <w:b w:val="0"/>
+          <w:sz w:val="24"/>
+          <w:szCs w:val="24"/>
+        </w:rPr>
+        <w:t>GeoJSON</w:t>
+      </w:r>
+      <w:r>
+        <w:rPr>
+          <w:rFonts w:ascii="Noto Naskh Arabic" w:hAnsi="Noto Naskh Arabic" w:cs="adwa-assalaf"/>
+          <w:b w:val="0"/>
+          <w:sz w:val="24"/>
+          <w:rtl/>
+          <w:szCs w:val="28"/>
+        </w:rPr>
+        <w:t xml:space="preserve"> تُقرَّب إحداثيات كل موقع حساس إلى منزلة عشرية واحدة </w:t>
+      </w:r>
+      <w:r>
+        <w:rPr>
+          <w:rFonts w:ascii="Noto Naskh Arabic" w:hAnsi="Noto Naskh Arabic" w:cs="adwa-assalaf"/>
           <w:b w:val="0"/>
           <w:color w:val="FF0000"/>
           <w:sz w:val="24"/>
           <w:rtl/>
-          <w:szCs w:val="24"/>
+          <w:szCs w:val="28"/>
         </w:rPr>
-        <w:t>(0.1 درجة، أي نحو عشرة كيلومترات)</w:t>
+        <w:t>(</w:t>
       </w:r>
       <w:r>
         <w:rPr>
+          <w:rFonts w:ascii="Noto Naskh Arabic" w:hAnsi="Noto Naskh Arabic" w:cs="Noto Naskh Arabic"/>
+          <w:b w:val="0"/>
+          <w:color w:val="FF0000"/>
+          <w:sz w:val="24"/>
+          <w:szCs w:val="24"/>
+        </w:rPr>
+        <w:t>0.1</w:t>
+      </w:r>
+      <w:r>
+        <w:rPr>
+          <w:rFonts w:ascii="Noto Naskh Arabic" w:hAnsi="Noto Naskh Arabic" w:cs="adwa-assalaf"/>
+          <w:b w:val="0"/>
+          <w:color w:val="FF0000"/>
+          <w:sz w:val="24"/>
+          <w:rtl/>
+          <w:szCs w:val="28"/>
+        </w:rPr>
+        <w:t xml:space="preserve"> درجة، أي نحو عشرة كيلومترات)</w:t>
+      </w:r>
+      <w:r>
+        <w:rPr>
+          <w:rFonts w:ascii="Noto Naskh Arabic" w:hAnsi="Noto Naskh Arabic" w:cs="adwa-assalaf"/>
           <w:b w:val="0"/>
           <w:sz w:val="24"/>
           <w:rtl/>
+          <w:szCs w:val="28"/>
+        </w:rPr>
+        <w:t xml:space="preserve">، ويُضاف إلى خصائص المعلم </w:t>
+      </w:r>
+      <w:r>
+        <w:rPr>
+          <w:rFonts w:ascii="Noto Naskh Arabic" w:hAnsi="Noto Naskh Arabic" w:cs="Noto Naskh Arabic"/>
+          <w:b w:val="0"/>
+          <w:sz w:val="24"/>
           <w:szCs w:val="24"/>
         </w:rPr>
-        <w:t>، ويُضاف إلى خصائص المعلم masked: true. ولا توجد حقول مستقلة للإحداثيات العامة؛ فالإخفاء يجري لحظة التصدير.</w:t>
+        <w:t>masked:</w:t>
+      </w:r>
+      <w:r>
+        <w:rPr>
+          <w:rFonts w:ascii="Noto Naskh Arabic" w:hAnsi="Noto Naskh Arabic" w:cs="adwa-assalaf"/>
+          <w:b w:val="0"/>
+          <w:sz w:val="24"/>
+          <w:rtl/>
+          <w:szCs w:val="28"/>
+        </w:rPr>
+        <w:t xml:space="preserve"> </w:t>
+      </w:r>
+      <w:r>
+        <w:rPr>
+          <w:rFonts w:ascii="Noto Naskh Arabic" w:hAnsi="Noto Naskh Arabic" w:cs="Noto Naskh Arabic"/>
+          <w:b w:val="0"/>
+          <w:sz w:val="24"/>
+          <w:szCs w:val="24"/>
+        </w:rPr>
+        <w:t>true.</w:t>
+      </w:r>
+      <w:r>
+        <w:rPr>
+          <w:rFonts w:ascii="Noto Naskh Arabic" w:hAnsi="Noto Naskh Arabic" w:cs="adwa-assalaf"/>
+          <w:b w:val="0"/>
+          <w:sz w:val="24"/>
+          <w:rtl/>
+          <w:szCs w:val="28"/>
+        </w:rPr>
+        <w:t xml:space="preserve"> ولا توجد حقول مستقلة للإحداثيات العامة؛ فالإخفاء يجري لحظة التصدير.</w:t>
       </w:r>
     </w:p>
     <w:p>
@@ -4235,49 +5823,82 @@
       </w:pPr>
       <w:r>
         <w:rPr>
+          <w:rFonts w:ascii="Noto Naskh Arabic" w:hAnsi="Noto Naskh Arabic" w:cs="Noto Naskh Arabic"/>
+          <w:b w:val="0"/>
+          <w:sz w:val="24"/>
+          <w:szCs w:val="24"/>
+        </w:rPr>
+        <w:t>3.</w:t>
+      </w:r>
+      <w:r>
+        <w:rPr>
+          <w:rFonts w:ascii="Noto Naskh Arabic" w:hAnsi="Noto Naskh Arabic" w:cs="adwa-assalaf"/>
           <w:b w:val="0"/>
           <w:sz w:val="24"/>
           <w:rtl/>
-          <w:szCs w:val="24"/>
+          <w:szCs w:val="28"/>
         </w:rPr>
-        <w:t xml:space="preserve">3. </w:t>
+        <w:t xml:space="preserve"> </w:t>
       </w:r>
       <w:r>
         <w:rPr>
+          <w:rFonts w:ascii="Noto Naskh Arabic" w:hAnsi="Noto Naskh Arabic" w:cs="adwa-assalaf"/>
           <w:b/>
           <w:color w:val="FF0000"/>
           <w:sz w:val="24"/>
           <w:rtl/>
-          <w:szCs w:val="24"/>
           <w:bCs/>
+          <w:szCs w:val="28"/>
         </w:rPr>
         <w:t>(إجرائي)</w:t>
       </w:r>
       <w:r>
         <w:rPr>
+          <w:rFonts w:ascii="Noto Naskh Arabic" w:hAnsi="Noto Naskh Arabic" w:cs="adwa-assalaf"/>
           <w:b w:val="0"/>
           <w:sz w:val="24"/>
           <w:rtl/>
-          <w:szCs w:val="24"/>
+          <w:szCs w:val="28"/>
         </w:rPr>
-        <w:t xml:space="preserve"> لا تتضمن الصور المنشورة لموقع حساس بيانات EXIF الجغرافية، ولا معالم تتيح الاستدلال عليه؛ وتُزال هذه البيانات من نسخ العرض يدوياً قبل النشر </w:t>
+        <w:t xml:space="preserve"> لا تتضمن الصور المنشورة لموقع حساس بيانات </w:t>
       </w:r>
       <w:r>
         <w:rPr>
+          <w:rFonts w:ascii="Noto Naskh Arabic" w:hAnsi="Noto Naskh Arabic" w:cs="Noto Naskh Arabic"/>
+          <w:b w:val="0"/>
+          <w:sz w:val="24"/>
+          <w:szCs w:val="24"/>
+        </w:rPr>
+        <w:t>EXIF</w:t>
+      </w:r>
+      <w:r>
+        <w:rPr>
+          <w:rFonts w:ascii="Noto Naskh Arabic" w:hAnsi="Noto Naskh Arabic" w:cs="adwa-assalaf"/>
+          <w:b w:val="0"/>
+          <w:sz w:val="24"/>
+          <w:rtl/>
+          <w:szCs w:val="28"/>
+        </w:rPr>
+        <w:t xml:space="preserve"> الجغرافية، ولا معالم تتيح الاستدلال عليه؛ وتُزال هذه البيانات من نسخ العرض يدوياً قبل النشر </w:t>
+      </w:r>
+      <w:r>
+        <w:rPr>
+          <w:rFonts w:ascii="Noto Naskh Arabic" w:hAnsi="Noto Naskh Arabic" w:cs="adwa-assalaf"/>
           <w:b w:val="0"/>
           <w:color w:val="FF0000"/>
           <w:sz w:val="24"/>
           <w:rtl/>
-          <w:szCs w:val="24"/>
+          <w:szCs w:val="28"/>
         </w:rPr>
         <w:t>(الإزالة الآلية **مقترحة** للإصدار التالي)</w:t>
       </w:r>
       <w:r>
         <w:rPr>
+          <w:rFonts w:ascii="Noto Naskh Arabic" w:hAnsi="Noto Naskh Arabic" w:cs="adwa-assalaf"/>
           <w:b w:val="0"/>
           <w:sz w:val="24"/>
           <w:rtl/>
-          <w:szCs w:val="24"/>
+          <w:szCs w:val="28"/>
         </w:rPr>
         <w:t>، ويبقى الأصل في الخزنة كما أُودِع.</w:t>
       </w:r>
@@ -4289,30 +5910,42 @@
       </w:pPr>
       <w:r>
         <w:rPr>
+          <w:rFonts w:ascii="Noto Naskh Arabic" w:hAnsi="Noto Naskh Arabic" w:cs="Noto Naskh Arabic"/>
+          <w:b w:val="0"/>
+          <w:sz w:val="24"/>
+          <w:szCs w:val="24"/>
+        </w:rPr>
+        <w:t>4.</w:t>
+      </w:r>
+      <w:r>
+        <w:rPr>
+          <w:rFonts w:ascii="Noto Naskh Arabic" w:hAnsi="Noto Naskh Arabic" w:cs="adwa-assalaf"/>
           <w:b w:val="0"/>
           <w:sz w:val="24"/>
           <w:rtl/>
-          <w:szCs w:val="24"/>
+          <w:szCs w:val="28"/>
         </w:rPr>
-        <w:t xml:space="preserve">4. </w:t>
+        <w:t xml:space="preserve"> </w:t>
       </w:r>
       <w:r>
         <w:rPr>
+          <w:rFonts w:ascii="Noto Naskh Arabic" w:hAnsi="Noto Naskh Arabic" w:cs="adwa-assalaf"/>
           <w:b/>
           <w:color w:val="FF0000"/>
           <w:sz w:val="24"/>
           <w:rtl/>
-          <w:szCs w:val="24"/>
           <w:bCs/>
+          <w:szCs w:val="28"/>
         </w:rPr>
         <w:t>(إجرائي)</w:t>
       </w:r>
       <w:r>
         <w:rPr>
+          <w:rFonts w:ascii="Noto Naskh Arabic" w:hAnsi="Noto Naskh Arabic" w:cs="adwa-assalaf"/>
           <w:b w:val="0"/>
           <w:sz w:val="24"/>
           <w:rtl/>
-          <w:szCs w:val="24"/>
+          <w:szCs w:val="28"/>
         </w:rPr>
         <w:t xml:space="preserve"> يُوسم الموقع الحساس في أي خريطة منشورة بأنه «موقع مُقرَّب لأغراض الحماية».</w:t>
       </w:r>
@@ -4324,51 +5957,133 @@
       </w:pPr>
       <w:r>
         <w:rPr>
+          <w:rFonts w:ascii="Noto Naskh Arabic" w:hAnsi="Noto Naskh Arabic" w:cs="Noto Naskh Arabic"/>
+          <w:b w:val="0"/>
+          <w:sz w:val="24"/>
+          <w:szCs w:val="24"/>
+        </w:rPr>
+        <w:t>5.</w:t>
+      </w:r>
+      <w:r>
+        <w:rPr>
+          <w:rFonts w:ascii="Noto Naskh Arabic" w:hAnsi="Noto Naskh Arabic" w:cs="adwa-assalaf"/>
           <w:b w:val="0"/>
           <w:sz w:val="24"/>
           <w:rtl/>
-          <w:szCs w:val="24"/>
+          <w:szCs w:val="28"/>
         </w:rPr>
-        <w:t xml:space="preserve">5. </w:t>
+        <w:t xml:space="preserve"> </w:t>
       </w:r>
       <w:r>
         <w:rPr>
+          <w:rFonts w:ascii="Noto Naskh Arabic" w:hAnsi="Noto Naskh Arabic" w:cs="adwa-assalaf"/>
           <w:b/>
           <w:color w:val="FF0000"/>
           <w:sz w:val="24"/>
           <w:rtl/>
-          <w:szCs w:val="24"/>
           <w:bCs/>
+          <w:szCs w:val="28"/>
         </w:rPr>
         <w:t>(إجرائي)</w:t>
       </w:r>
       <w:r>
         <w:rPr>
+          <w:rFonts w:ascii="Noto Naskh Arabic" w:hAnsi="Noto Naskh Arabic" w:cs="adwa-assalaf"/>
           <w:b w:val="0"/>
           <w:sz w:val="24"/>
           <w:rtl/>
-          <w:szCs w:val="24"/>
+          <w:szCs w:val="28"/>
         </w:rPr>
-        <w:t xml:space="preserve"> أي طلب للإحداثيات الدقيقة من خارج المشروع يمرّ بـ AG-ETH وHUM-LEGAL، ويُتاح عند الموافقة بمشاركة محددة </w:t>
+        <w:t xml:space="preserve"> أي طلب للإحداثيات الدقيقة من خارج المشروع يمرّ بـ </w:t>
       </w:r>
       <w:r>
         <w:rPr>
+          <w:rFonts w:ascii="Noto Naskh Arabic" w:hAnsi="Noto Naskh Arabic" w:cs="Noto Naskh Arabic"/>
+          <w:b w:val="0"/>
+          <w:sz w:val="24"/>
+          <w:szCs w:val="24"/>
+        </w:rPr>
+        <w:t>AG-ETH</w:t>
+      </w:r>
+      <w:r>
+        <w:rPr>
+          <w:rFonts w:ascii="Noto Naskh Arabic" w:hAnsi="Noto Naskh Arabic" w:cs="adwa-assalaf"/>
+          <w:b w:val="0"/>
+          <w:sz w:val="24"/>
+          <w:rtl/>
+          <w:szCs w:val="28"/>
+        </w:rPr>
+        <w:t xml:space="preserve"> و</w:t>
+      </w:r>
+      <w:r>
+        <w:rPr>
+          <w:rFonts w:ascii="Noto Naskh Arabic" w:hAnsi="Noto Naskh Arabic" w:cs="Noto Naskh Arabic"/>
+          <w:b w:val="0"/>
+          <w:sz w:val="24"/>
+          <w:szCs w:val="24"/>
+        </w:rPr>
+        <w:t>HUM-LEGAL</w:t>
+      </w:r>
+      <w:r>
+        <w:rPr>
+          <w:rFonts w:ascii="Noto Naskh Arabic" w:hAnsi="Noto Naskh Arabic" w:cs="adwa-assalaf"/>
+          <w:b w:val="0"/>
+          <w:sz w:val="24"/>
+          <w:rtl/>
+          <w:szCs w:val="28"/>
+        </w:rPr>
+        <w:t xml:space="preserve">، ويُتاح عند الموافقة بمشاركة محددة </w:t>
+      </w:r>
+      <w:r>
+        <w:rPr>
+          <w:rFonts w:ascii="Noto Naskh Arabic" w:hAnsi="Noto Naskh Arabic" w:cs="adwa-assalaf"/>
           <w:b w:val="0"/>
           <w:color w:val="FF0000"/>
           <w:sz w:val="24"/>
           <w:rtl/>
-          <w:szCs w:val="24"/>
+          <w:szCs w:val="28"/>
         </w:rPr>
-        <w:t>(shares)</w:t>
+        <w:t>(</w:t>
       </w:r>
       <w:r>
         <w:rPr>
+          <w:rFonts w:ascii="Noto Naskh Arabic" w:hAnsi="Noto Naskh Arabic" w:cs="Noto Naskh Arabic"/>
+          <w:b w:val="0"/>
+          <w:color w:val="FF0000"/>
+          <w:sz w:val="24"/>
+          <w:szCs w:val="24"/>
+        </w:rPr>
+        <w:t>shares</w:t>
+      </w:r>
+      <w:r>
+        <w:rPr>
+          <w:rFonts w:ascii="Noto Naskh Arabic" w:hAnsi="Noto Naskh Arabic" w:cs="adwa-assalaf"/>
+          <w:b w:val="0"/>
+          <w:color w:val="FF0000"/>
+          <w:sz w:val="24"/>
+          <w:rtl/>
+          <w:szCs w:val="28"/>
+        </w:rPr>
+        <w:t>)</w:t>
+      </w:r>
+      <w:r>
+        <w:rPr>
+          <w:rFonts w:ascii="Noto Naskh Arabic" w:hAnsi="Noto Naskh Arabic" w:cs="adwa-assalaf"/>
           <w:b w:val="0"/>
           <w:sz w:val="24"/>
           <w:rtl/>
+          <w:szCs w:val="28"/>
+        </w:rPr>
+        <w:t xml:space="preserve"> تُسجَّل في </w:t>
+      </w:r>
+      <w:r>
+        <w:rPr>
+          <w:rFonts w:ascii="Noto Naskh Arabic" w:hAnsi="Noto Naskh Arabic" w:cs="Noto Naskh Arabic"/>
+          <w:b w:val="0"/>
+          <w:sz w:val="24"/>
           <w:szCs w:val="24"/>
         </w:rPr>
-        <w:t xml:space="preserve"> تُسجَّل في change_log.</w:t>
+        <w:t>change_log.</w:t>
       </w:r>
     </w:p>
     <w:p>
@@ -4378,47 +6093,97 @@
       </w:pPr>
       <w:r>
         <w:rPr>
+          <w:rFonts w:ascii="Noto Naskh Arabic" w:hAnsi="Noto Naskh Arabic" w:cs="adwa-assalaf"/>
           <w:b/>
           <w:color w:val="1F4E79"/>
           <w:sz w:val="32"/>
           <w:rtl/>
-          <w:szCs w:val="32"/>
           <w:bCs/>
+          <w:szCs w:val="36"/>
         </w:rPr>
         <w:t xml:space="preserve">القسم </w:t>
       </w:r>
       <w:r>
         <w:rPr>
+          <w:rFonts w:ascii="Noto Naskh Arabic" w:hAnsi="Noto Naskh Arabic" w:cs="adwa-assalaf"/>
           <w:b/>
           <w:color w:val="FF0000"/>
           <w:sz w:val="32"/>
           <w:rtl/>
-          <w:szCs w:val="32"/>
           <w:bCs/>
+          <w:szCs w:val="36"/>
         </w:rPr>
         <w:t>(ز)</w:t>
       </w:r>
       <w:r>
         <w:rPr>
+          <w:rFonts w:ascii="Noto Naskh Arabic" w:hAnsi="Noto Naskh Arabic" w:cs="adwa-assalaf"/>
           <w:b/>
           <w:color w:val="1F4E79"/>
           <w:sz w:val="32"/>
           <w:rtl/>
-          <w:szCs w:val="32"/>
           <w:bCs/>
+          <w:szCs w:val="36"/>
         </w:rPr>
         <w:t xml:space="preserve">: سجل التصوير </w:t>
       </w:r>
       <w:r>
         <w:rPr>
+          <w:rFonts w:ascii="Noto Naskh Arabic" w:hAnsi="Noto Naskh Arabic" w:cs="adwa-assalaf"/>
           <w:b/>
           <w:color w:val="FF0000"/>
           <w:sz w:val="32"/>
           <w:rtl/>
+          <w:bCs/>
+          <w:szCs w:val="36"/>
+        </w:rPr>
+        <w:t>(</w:t>
+      </w:r>
+      <w:r>
+        <w:rPr>
+          <w:rFonts w:ascii="Noto Naskh Arabic" w:hAnsi="Noto Naskh Arabic" w:cs="Noto Naskh Arabic"/>
+          <w:b/>
+          <w:color w:val="FF0000"/>
+          <w:sz w:val="32"/>
+          <w:bCs/>
           <w:szCs w:val="32"/>
+        </w:rPr>
+        <w:t>Photo</w:t>
+      </w:r>
+      <w:r>
+        <w:rPr>
+          <w:rFonts w:ascii="Noto Naskh Arabic" w:hAnsi="Noto Naskh Arabic" w:cs="adwa-assalaf"/>
+          <w:b/>
+          <w:color w:val="FF0000"/>
+          <w:sz w:val="32"/>
+          <w:rtl/>
           <w:bCs/>
+          <w:szCs w:val="36"/>
         </w:rPr>
-        <w:t>(Photo Log)</w:t>
+        <w:t xml:space="preserve"> </w:t>
+      </w:r>
+      <w:r>
+        <w:rPr>
+          <w:rFonts w:ascii="Noto Naskh Arabic" w:hAnsi="Noto Naskh Arabic" w:cs="Noto Naskh Arabic"/>
+          <w:b/>
+          <w:color w:val="FF0000"/>
+          <w:sz w:val="32"/>
+          <w:bCs/>
+          <w:szCs w:val="32"/>
+        </w:rPr>
+        <w:t>Log</w:t>
+      </w:r>
+      <w:r>
+        <w:rPr>
+          <w:rFonts w:ascii="Noto Naskh Arabic" w:hAnsi="Noto Naskh Arabic" w:cs="adwa-assalaf"/>
+          <w:b/>
+          <w:color w:val="FF0000"/>
+          <w:sz w:val="32"/>
+          <w:rtl/>
+          <w:bCs/>
+          <w:szCs w:val="36"/>
+        </w:rPr>
+        <w:t>)</w:t>
       </w:r>
     </w:p>
     <w:tbl>
@@ -4456,12 +6221,13 @@
             <w:r/>
             <w:r>
               <w:rPr>
+                <w:rFonts w:ascii="Noto Naskh Arabic" w:hAnsi="Noto Naskh Arabic" w:cs="adwa-assalaf"/>
                 <w:b/>
                 <w:color w:val="1F4E79"/>
                 <w:sz w:val="22"/>
                 <w:rtl/>
-                <w:szCs w:val="22"/>
                 <w:bCs/>
+                <w:szCs w:val="26"/>
               </w:rPr>
               <w:t>#</w:t>
             </w:r>
@@ -4480,12 +6246,13 @@
             <w:r/>
             <w:r>
               <w:rPr>
+                <w:rFonts w:ascii="Noto Naskh Arabic" w:hAnsi="Noto Naskh Arabic" w:cs="adwa-assalaf"/>
                 <w:b/>
                 <w:color w:val="1F4E79"/>
                 <w:sz w:val="22"/>
                 <w:rtl/>
-                <w:szCs w:val="22"/>
                 <w:bCs/>
+                <w:szCs w:val="26"/>
               </w:rPr>
               <w:t>اسم الملف الأصلي</w:t>
             </w:r>
@@ -4504,12 +6271,13 @@
             <w:r/>
             <w:r>
               <w:rPr>
+                <w:rFonts w:ascii="Noto Naskh Arabic" w:hAnsi="Noto Naskh Arabic" w:cs="adwa-assalaf"/>
                 <w:b/>
                 <w:color w:val="1F4E79"/>
                 <w:sz w:val="22"/>
                 <w:rtl/>
-                <w:szCs w:val="22"/>
                 <w:bCs/>
+                <w:szCs w:val="26"/>
               </w:rPr>
               <w:t>التاريخ والوقت</w:t>
             </w:r>
@@ -4528,12 +6296,13 @@
             <w:r/>
             <w:r>
               <w:rPr>
+                <w:rFonts w:ascii="Noto Naskh Arabic" w:hAnsi="Noto Naskh Arabic" w:cs="adwa-assalaf"/>
                 <w:b/>
                 <w:color w:val="1F4E79"/>
                 <w:sz w:val="22"/>
                 <w:rtl/>
-                <w:szCs w:val="22"/>
                 <w:bCs/>
+                <w:szCs w:val="26"/>
               </w:rPr>
               <w:t>المصوِّر</w:t>
             </w:r>
@@ -4552,12 +6321,13 @@
             <w:r/>
             <w:r>
               <w:rPr>
+                <w:rFonts w:ascii="Noto Naskh Arabic" w:hAnsi="Noto Naskh Arabic" w:cs="adwa-assalaf"/>
                 <w:b/>
                 <w:color w:val="1F4E79"/>
                 <w:sz w:val="22"/>
                 <w:rtl/>
-                <w:szCs w:val="22"/>
                 <w:bCs/>
+                <w:szCs w:val="26"/>
               </w:rPr>
               <w:t>زاوية/اتجاه اللقطة</w:t>
             </w:r>
@@ -4576,12 +6346,13 @@
             <w:r/>
             <w:r>
               <w:rPr>
+                <w:rFonts w:ascii="Noto Naskh Arabic" w:hAnsi="Noto Naskh Arabic" w:cs="adwa-assalaf"/>
                 <w:b/>
                 <w:color w:val="1F4E79"/>
                 <w:sz w:val="22"/>
                 <w:rtl/>
-                <w:szCs w:val="22"/>
                 <w:bCs/>
+                <w:szCs w:val="26"/>
               </w:rPr>
               <w:t>الموضوع</w:t>
             </w:r>
@@ -4600,12 +6371,13 @@
             <w:r/>
             <w:r>
               <w:rPr>
+                <w:rFonts w:ascii="Noto Naskh Arabic" w:hAnsi="Noto Naskh Arabic" w:cs="adwa-assalaf"/>
                 <w:b/>
                 <w:color w:val="1F4E79"/>
                 <w:sz w:val="22"/>
                 <w:rtl/>
-                <w:szCs w:val="22"/>
                 <w:bCs/>
+                <w:szCs w:val="26"/>
               </w:rPr>
               <w:t>مقياس مرجعي في اللقطة</w:t>
             </w:r>
@@ -4624,12 +6396,13 @@
             <w:r/>
             <w:r>
               <w:rPr>
+                <w:rFonts w:ascii="Noto Naskh Arabic" w:hAnsi="Noto Naskh Arabic" w:cs="adwa-assalaf"/>
                 <w:b/>
                 <w:color w:val="1F4E79"/>
                 <w:sz w:val="22"/>
                 <w:rtl/>
-                <w:szCs w:val="22"/>
                 <w:bCs/>
+                <w:szCs w:val="26"/>
               </w:rPr>
               <w:t>بطاقة ألوان</w:t>
             </w:r>
@@ -4648,12 +6421,13 @@
             <w:r/>
             <w:r>
               <w:rPr>
+                <w:rFonts w:ascii="Noto Naskh Arabic" w:hAnsi="Noto Naskh Arabic" w:cs="adwa-assalaf"/>
                 <w:b/>
                 <w:color w:val="1F4E79"/>
                 <w:sz w:val="22"/>
                 <w:rtl/>
-                <w:szCs w:val="22"/>
                 <w:bCs/>
+                <w:szCs w:val="26"/>
               </w:rPr>
               <w:t>الجهاز/العدسة</w:t>
             </w:r>
@@ -4672,12 +6446,13 @@
             <w:r/>
             <w:r>
               <w:rPr>
+                <w:rFonts w:ascii="Noto Naskh Arabic" w:hAnsi="Noto Naskh Arabic" w:cs="adwa-assalaf"/>
                 <w:b/>
                 <w:color w:val="1F4E79"/>
                 <w:sz w:val="22"/>
                 <w:rtl/>
-                <w:szCs w:val="22"/>
                 <w:bCs/>
+                <w:szCs w:val="26"/>
               </w:rPr>
               <w:t>الصيغة</w:t>
             </w:r>
@@ -4696,25 +6471,50 @@
             <w:r/>
             <w:r>
               <w:rPr>
+                <w:rFonts w:ascii="Noto Naskh Arabic" w:hAnsi="Noto Naskh Arabic" w:cs="adwa-assalaf"/>
                 <w:b/>
                 <w:color w:val="1F4E79"/>
                 <w:sz w:val="22"/>
                 <w:rtl/>
-                <w:szCs w:val="22"/>
                 <w:bCs/>
+                <w:szCs w:val="26"/>
               </w:rPr>
               <w:t xml:space="preserve">معرّف الأصل </w:t>
             </w:r>
             <w:r>
               <w:rPr>
+                <w:rFonts w:ascii="Noto Naskh Arabic" w:hAnsi="Noto Naskh Arabic" w:cs="adwa-assalaf"/>
                 <w:b/>
                 <w:color w:val="FF0000"/>
                 <w:sz w:val="22"/>
                 <w:rtl/>
+                <w:bCs/>
+                <w:szCs w:val="26"/>
+              </w:rPr>
+              <w:t>(</w:t>
+            </w:r>
+            <w:r>
+              <w:rPr>
+                <w:rFonts w:ascii="Noto Naskh Arabic" w:hAnsi="Noto Naskh Arabic" w:cs="Noto Naskh Arabic"/>
+                <w:b/>
+                <w:color w:val="FF0000"/>
+                <w:sz w:val="22"/>
+                <w:bCs/>
                 <w:szCs w:val="22"/>
+              </w:rPr>
+              <w:t>AST</w:t>
+            </w:r>
+            <w:r>
+              <w:rPr>
+                <w:rFonts w:ascii="Noto Naskh Arabic" w:hAnsi="Noto Naskh Arabic" w:cs="adwa-assalaf"/>
+                <w:b/>
+                <w:color w:val="FF0000"/>
+                <w:sz w:val="22"/>
+                <w:rtl/>
                 <w:bCs/>
-              </w:rPr>
-              <w:t>(AST)</w:t>
+                <w:szCs w:val="26"/>
+              </w:rPr>
+              <w:t>)</w:t>
             </w:r>
           </w:p>
         </w:tc>
@@ -4731,12 +6531,13 @@
             <w:r/>
             <w:r>
               <w:rPr>
+                <w:rFonts w:ascii="Noto Naskh Arabic" w:hAnsi="Noto Naskh Arabic" w:cs="adwa-assalaf"/>
                 <w:b/>
                 <w:color w:val="1F4E79"/>
                 <w:sz w:val="22"/>
                 <w:rtl/>
-                <w:szCs w:val="22"/>
                 <w:bCs/>
+                <w:szCs w:val="26"/>
               </w:rPr>
               <w:t>ملاحظة</w:t>
             </w:r>
@@ -4756,9 +6557,9 @@
             <w:r/>
             <w:r>
               <w:rPr>
-                <w:b w:val="0"/>
-                <w:sz w:val="22"/>
-                <w:rtl/>
+                <w:rFonts w:ascii="Noto Naskh Arabic" w:hAnsi="Noto Naskh Arabic" w:cs="Noto Naskh Arabic"/>
+                <w:b w:val="0"/>
+                <w:sz w:val="22"/>
                 <w:szCs w:val="22"/>
               </w:rPr>
               <w:t>1</w:t>
@@ -4777,10 +6578,11 @@
             <w:r/>
             <w:r>
               <w:rPr>
-                <w:b w:val="0"/>
-                <w:sz w:val="22"/>
-                <w:rtl/>
-                <w:szCs w:val="22"/>
+                <w:rFonts w:ascii="Noto Naskh Arabic" w:hAnsi="Noto Naskh Arabic" w:cs="adwa-assalaf"/>
+                <w:b w:val="0"/>
+                <w:sz w:val="22"/>
+                <w:rtl/>
+                <w:szCs w:val="26"/>
               </w:rPr>
               <w:t>……</w:t>
             </w:r>
@@ -4798,10 +6600,11 @@
             <w:r/>
             <w:r>
               <w:rPr>
-                <w:b w:val="0"/>
-                <w:sz w:val="22"/>
-                <w:rtl/>
-                <w:szCs w:val="22"/>
+                <w:rFonts w:ascii="Noto Naskh Arabic" w:hAnsi="Noto Naskh Arabic" w:cs="adwa-assalaf"/>
+                <w:b w:val="0"/>
+                <w:sz w:val="22"/>
+                <w:rtl/>
+                <w:szCs w:val="26"/>
               </w:rPr>
               <w:t>……</w:t>
             </w:r>
@@ -4819,10 +6622,11 @@
             <w:r/>
             <w:r>
               <w:rPr>
-                <w:b w:val="0"/>
-                <w:sz w:val="22"/>
-                <w:rtl/>
-                <w:szCs w:val="22"/>
+                <w:rFonts w:ascii="Noto Naskh Arabic" w:hAnsi="Noto Naskh Arabic" w:cs="adwa-assalaf"/>
+                <w:b w:val="0"/>
+                <w:sz w:val="22"/>
+                <w:rtl/>
+                <w:szCs w:val="26"/>
               </w:rPr>
               <w:t>……</w:t>
             </w:r>
@@ -4840,10 +6644,11 @@
             <w:r/>
             <w:r>
               <w:rPr>
-                <w:b w:val="0"/>
-                <w:sz w:val="22"/>
-                <w:rtl/>
-                <w:szCs w:val="22"/>
+                <w:rFonts w:ascii="Noto Naskh Arabic" w:hAnsi="Noto Naskh Arabic" w:cs="adwa-assalaf"/>
+                <w:b w:val="0"/>
+                <w:sz w:val="22"/>
+                <w:rtl/>
+                <w:szCs w:val="26"/>
               </w:rPr>
               <w:t>☐ أمامي ☐ جانبي ☐ علوي ☐ تفصيل</w:t>
             </w:r>
@@ -4861,10 +6666,11 @@
             <w:r/>
             <w:r>
               <w:rPr>
-                <w:b w:val="0"/>
-                <w:sz w:val="22"/>
-                <w:rtl/>
-                <w:szCs w:val="22"/>
+                <w:rFonts w:ascii="Noto Naskh Arabic" w:hAnsi="Noto Naskh Arabic" w:cs="adwa-assalaf"/>
+                <w:b w:val="0"/>
+                <w:sz w:val="22"/>
+                <w:rtl/>
+                <w:szCs w:val="26"/>
               </w:rPr>
               <w:t>……</w:t>
             </w:r>
@@ -4882,10 +6688,11 @@
             <w:r/>
             <w:r>
               <w:rPr>
-                <w:b w:val="0"/>
-                <w:sz w:val="22"/>
-                <w:rtl/>
-                <w:szCs w:val="22"/>
+                <w:rFonts w:ascii="Noto Naskh Arabic" w:hAnsi="Noto Naskh Arabic" w:cs="adwa-assalaf"/>
+                <w:b w:val="0"/>
+                <w:sz w:val="22"/>
+                <w:rtl/>
+                <w:szCs w:val="26"/>
               </w:rPr>
               <w:t>☐</w:t>
             </w:r>
@@ -4903,10 +6710,11 @@
             <w:r/>
             <w:r>
               <w:rPr>
-                <w:b w:val="0"/>
-                <w:sz w:val="22"/>
-                <w:rtl/>
-                <w:szCs w:val="22"/>
+                <w:rFonts w:ascii="Noto Naskh Arabic" w:hAnsi="Noto Naskh Arabic" w:cs="adwa-assalaf"/>
+                <w:b w:val="0"/>
+                <w:sz w:val="22"/>
+                <w:rtl/>
+                <w:szCs w:val="26"/>
               </w:rPr>
               <w:t>☐</w:t>
             </w:r>
@@ -4924,10 +6732,11 @@
             <w:r/>
             <w:r>
               <w:rPr>
-                <w:b w:val="0"/>
-                <w:sz w:val="22"/>
-                <w:rtl/>
-                <w:szCs w:val="22"/>
+                <w:rFonts w:ascii="Noto Naskh Arabic" w:hAnsi="Noto Naskh Arabic" w:cs="adwa-assalaf"/>
+                <w:b w:val="0"/>
+                <w:sz w:val="22"/>
+                <w:rtl/>
+                <w:szCs w:val="26"/>
               </w:rPr>
               <w:t>……</w:t>
             </w:r>
@@ -4945,12 +6754,60 @@
             <w:r/>
             <w:r>
               <w:rPr>
-                <w:b w:val="0"/>
-                <w:sz w:val="22"/>
-                <w:rtl/>
+                <w:rFonts w:ascii="Noto Naskh Arabic" w:hAnsi="Noto Naskh Arabic" w:cs="adwa-assalaf"/>
+                <w:b w:val="0"/>
+                <w:sz w:val="22"/>
+                <w:rtl/>
+                <w:szCs w:val="26"/>
+              </w:rPr>
+              <w:t xml:space="preserve">☐ </w:t>
+            </w:r>
+            <w:r>
+              <w:rPr>
+                <w:rFonts w:ascii="Noto Naskh Arabic" w:hAnsi="Noto Naskh Arabic" w:cs="Noto Naskh Arabic"/>
+                <w:b w:val="0"/>
+                <w:sz w:val="22"/>
                 <w:szCs w:val="22"/>
               </w:rPr>
-              <w:t>☐ RAW ☐ TIFF ☐ JPEG</w:t>
+              <w:t>RAW</w:t>
+            </w:r>
+            <w:r>
+              <w:rPr>
+                <w:rFonts w:ascii="Noto Naskh Arabic" w:hAnsi="Noto Naskh Arabic" w:cs="adwa-assalaf"/>
+                <w:b w:val="0"/>
+                <w:sz w:val="22"/>
+                <w:rtl/>
+                <w:szCs w:val="26"/>
+              </w:rPr>
+              <w:t xml:space="preserve"> ☐ </w:t>
+            </w:r>
+            <w:r>
+              <w:rPr>
+                <w:rFonts w:ascii="Noto Naskh Arabic" w:hAnsi="Noto Naskh Arabic" w:cs="Noto Naskh Arabic"/>
+                <w:b w:val="0"/>
+                <w:sz w:val="22"/>
+                <w:szCs w:val="22"/>
+              </w:rPr>
+              <w:t>TIFF</w:t>
+            </w:r>
+            <w:r>
+              <w:rPr>
+                <w:rFonts w:ascii="Noto Naskh Arabic" w:hAnsi="Noto Naskh Arabic" w:cs="adwa-assalaf"/>
+                <w:b w:val="0"/>
+                <w:sz w:val="22"/>
+                <w:rtl/>
+                <w:szCs w:val="26"/>
+              </w:rPr>
+              <w:t xml:space="preserve"> ☐ </w:t>
+            </w:r>
+            <w:r>
+              <w:rPr>
+                <w:rFonts w:ascii="Noto Naskh Arabic" w:hAnsi="Noto Naskh Arabic" w:cs="Noto Naskh Arabic"/>
+                <w:b w:val="0"/>
+                <w:sz w:val="22"/>
+                <w:szCs w:val="22"/>
+              </w:rPr>
+              <w:t>JPEG</w:t>
             </w:r>
           </w:p>
         </w:tc>
@@ -4966,12 +6823,22 @@
             <w:r/>
             <w:r>
               <w:rPr>
-                <w:b w:val="0"/>
-                <w:sz w:val="22"/>
-                <w:rtl/>
+                <w:rFonts w:ascii="Noto Naskh Arabic" w:hAnsi="Noto Naskh Arabic" w:cs="Noto Naskh Arabic"/>
+                <w:b w:val="0"/>
+                <w:sz w:val="22"/>
                 <w:szCs w:val="22"/>
               </w:rPr>
-              <w:t>AST-……</w:t>
+              <w:t>AST-</w:t>
+            </w:r>
+            <w:r>
+              <w:rPr>
+                <w:rFonts w:ascii="Noto Naskh Arabic" w:hAnsi="Noto Naskh Arabic" w:cs="adwa-assalaf"/>
+                <w:b w:val="0"/>
+                <w:sz w:val="22"/>
+                <w:rtl/>
+                <w:szCs w:val="26"/>
+              </w:rPr>
+              <w:t>……</w:t>
             </w:r>
           </w:p>
         </w:tc>
@@ -4987,10 +6854,11 @@
             <w:r/>
             <w:r>
               <w:rPr>
-                <w:b w:val="0"/>
-                <w:sz w:val="22"/>
-                <w:rtl/>
-                <w:szCs w:val="22"/>
+                <w:rFonts w:ascii="Noto Naskh Arabic" w:hAnsi="Noto Naskh Arabic" w:cs="adwa-assalaf"/>
+                <w:b w:val="0"/>
+                <w:sz w:val="22"/>
+                <w:rtl/>
+                <w:szCs w:val="26"/>
               </w:rPr>
               <w:t>……</w:t>
             </w:r>
@@ -5010,9 +6878,9 @@
             <w:r/>
             <w:r>
               <w:rPr>
-                <w:b w:val="0"/>
-                <w:sz w:val="22"/>
-                <w:rtl/>
+                <w:rFonts w:ascii="Noto Naskh Arabic" w:hAnsi="Noto Naskh Arabic" w:cs="Noto Naskh Arabic"/>
+                <w:b w:val="0"/>
+                <w:sz w:val="22"/>
                 <w:szCs w:val="22"/>
               </w:rPr>
               <w:t>2</w:t>
@@ -5031,10 +6899,11 @@
             <w:r/>
             <w:r>
               <w:rPr>
-                <w:b w:val="0"/>
-                <w:sz w:val="22"/>
-                <w:rtl/>
-                <w:szCs w:val="22"/>
+                <w:rFonts w:ascii="Noto Naskh Arabic" w:hAnsi="Noto Naskh Arabic" w:cs="adwa-assalaf"/>
+                <w:b w:val="0"/>
+                <w:sz w:val="22"/>
+                <w:rtl/>
+                <w:szCs w:val="26"/>
               </w:rPr>
               <w:t>……</w:t>
             </w:r>
@@ -5052,10 +6921,11 @@
             <w:r/>
             <w:r>
               <w:rPr>
-                <w:b w:val="0"/>
-                <w:sz w:val="22"/>
-                <w:rtl/>
-                <w:szCs w:val="22"/>
+                <w:rFonts w:ascii="Noto Naskh Arabic" w:hAnsi="Noto Naskh Arabic" w:cs="adwa-assalaf"/>
+                <w:b w:val="0"/>
+                <w:sz w:val="22"/>
+                <w:rtl/>
+                <w:szCs w:val="26"/>
               </w:rPr>
               <w:t>……</w:t>
             </w:r>
@@ -5073,10 +6943,11 @@
             <w:r/>
             <w:r>
               <w:rPr>
-                <w:b w:val="0"/>
-                <w:sz w:val="22"/>
-                <w:rtl/>
-                <w:szCs w:val="22"/>
+                <w:rFonts w:ascii="Noto Naskh Arabic" w:hAnsi="Noto Naskh Arabic" w:cs="adwa-assalaf"/>
+                <w:b w:val="0"/>
+                <w:sz w:val="22"/>
+                <w:rtl/>
+                <w:szCs w:val="26"/>
               </w:rPr>
               <w:t>……</w:t>
             </w:r>
@@ -5094,10 +6965,11 @@
             <w:r/>
             <w:r>
               <w:rPr>
-                <w:b w:val="0"/>
-                <w:sz w:val="22"/>
-                <w:rtl/>
-                <w:szCs w:val="22"/>
+                <w:rFonts w:ascii="Noto Naskh Arabic" w:hAnsi="Noto Naskh Arabic" w:cs="adwa-assalaf"/>
+                <w:b w:val="0"/>
+                <w:sz w:val="22"/>
+                <w:rtl/>
+                <w:szCs w:val="26"/>
               </w:rPr>
               <w:t>……</w:t>
             </w:r>
@@ -5115,10 +6987,11 @@
             <w:r/>
             <w:r>
               <w:rPr>
-                <w:b w:val="0"/>
-                <w:sz w:val="22"/>
-                <w:rtl/>
-                <w:szCs w:val="22"/>
+                <w:rFonts w:ascii="Noto Naskh Arabic" w:hAnsi="Noto Naskh Arabic" w:cs="adwa-assalaf"/>
+                <w:b w:val="0"/>
+                <w:sz w:val="22"/>
+                <w:rtl/>
+                <w:szCs w:val="26"/>
               </w:rPr>
               <w:t>……</w:t>
             </w:r>
@@ -5136,10 +7009,11 @@
             <w:r/>
             <w:r>
               <w:rPr>
-                <w:b w:val="0"/>
-                <w:sz w:val="22"/>
-                <w:rtl/>
-                <w:szCs w:val="22"/>
+                <w:rFonts w:ascii="Noto Naskh Arabic" w:hAnsi="Noto Naskh Arabic" w:cs="adwa-assalaf"/>
+                <w:b w:val="0"/>
+                <w:sz w:val="22"/>
+                <w:rtl/>
+                <w:szCs w:val="26"/>
               </w:rPr>
               <w:t>☐</w:t>
             </w:r>
@@ -5157,10 +7031,11 @@
             <w:r/>
             <w:r>
               <w:rPr>
-                <w:b w:val="0"/>
-                <w:sz w:val="22"/>
-                <w:rtl/>
-                <w:szCs w:val="22"/>
+                <w:rFonts w:ascii="Noto Naskh Arabic" w:hAnsi="Noto Naskh Arabic" w:cs="adwa-assalaf"/>
+                <w:b w:val="0"/>
+                <w:sz w:val="22"/>
+                <w:rtl/>
+                <w:szCs w:val="26"/>
               </w:rPr>
               <w:t>☐</w:t>
             </w:r>
@@ -5178,10 +7053,11 @@
             <w:r/>
             <w:r>
               <w:rPr>
-                <w:b w:val="0"/>
-                <w:sz w:val="22"/>
-                <w:rtl/>
-                <w:szCs w:val="22"/>
+                <w:rFonts w:ascii="Noto Naskh Arabic" w:hAnsi="Noto Naskh Arabic" w:cs="adwa-assalaf"/>
+                <w:b w:val="0"/>
+                <w:sz w:val="22"/>
+                <w:rtl/>
+                <w:szCs w:val="26"/>
               </w:rPr>
               <w:t>……</w:t>
             </w:r>
@@ -5199,10 +7075,11 @@
             <w:r/>
             <w:r>
               <w:rPr>
-                <w:b w:val="0"/>
-                <w:sz w:val="22"/>
-                <w:rtl/>
-                <w:szCs w:val="22"/>
+                <w:rFonts w:ascii="Noto Naskh Arabic" w:hAnsi="Noto Naskh Arabic" w:cs="adwa-assalaf"/>
+                <w:b w:val="0"/>
+                <w:sz w:val="22"/>
+                <w:rtl/>
+                <w:szCs w:val="26"/>
               </w:rPr>
               <w:t>……</w:t>
             </w:r>
@@ -5220,12 +7097,22 @@
             <w:r/>
             <w:r>
               <w:rPr>
-                <w:b w:val="0"/>
-                <w:sz w:val="22"/>
-                <w:rtl/>
+                <w:rFonts w:ascii="Noto Naskh Arabic" w:hAnsi="Noto Naskh Arabic" w:cs="Noto Naskh Arabic"/>
+                <w:b w:val="0"/>
+                <w:sz w:val="22"/>
                 <w:szCs w:val="22"/>
               </w:rPr>
-              <w:t>AST-……</w:t>
+              <w:t>AST-</w:t>
+            </w:r>
+            <w:r>
+              <w:rPr>
+                <w:rFonts w:ascii="Noto Naskh Arabic" w:hAnsi="Noto Naskh Arabic" w:cs="adwa-assalaf"/>
+                <w:b w:val="0"/>
+                <w:sz w:val="22"/>
+                <w:rtl/>
+                <w:szCs w:val="26"/>
+              </w:rPr>
+              <w:t>……</w:t>
             </w:r>
           </w:p>
         </w:tc>
@@ -5241,10 +7128,11 @@
             <w:r/>
             <w:r>
               <w:rPr>
-                <w:b w:val="0"/>
-                <w:sz w:val="22"/>
-                <w:rtl/>
-                <w:szCs w:val="22"/>
+                <w:rFonts w:ascii="Noto Naskh Arabic" w:hAnsi="Noto Naskh Arabic" w:cs="adwa-assalaf"/>
+                <w:b w:val="0"/>
+                <w:sz w:val="22"/>
+                <w:rtl/>
+                <w:szCs w:val="26"/>
               </w:rPr>
               <w:t>……</w:t>
             </w:r>
@@ -5264,9 +7152,9 @@
             <w:r/>
             <w:r>
               <w:rPr>
-                <w:b w:val="0"/>
-                <w:sz w:val="22"/>
-                <w:rtl/>
+                <w:rFonts w:ascii="Noto Naskh Arabic" w:hAnsi="Noto Naskh Arabic" w:cs="Noto Naskh Arabic"/>
+                <w:b w:val="0"/>
+                <w:sz w:val="22"/>
                 <w:szCs w:val="22"/>
               </w:rPr>
               <w:t>3</w:t>
@@ -5285,10 +7173,11 @@
             <w:r/>
             <w:r>
               <w:rPr>
-                <w:b w:val="0"/>
-                <w:sz w:val="22"/>
-                <w:rtl/>
-                <w:szCs w:val="22"/>
+                <w:rFonts w:ascii="Noto Naskh Arabic" w:hAnsi="Noto Naskh Arabic" w:cs="adwa-assalaf"/>
+                <w:b w:val="0"/>
+                <w:sz w:val="22"/>
+                <w:rtl/>
+                <w:szCs w:val="26"/>
               </w:rPr>
               <w:t>……</w:t>
             </w:r>
@@ -5306,10 +7195,11 @@
             <w:r/>
             <w:r>
               <w:rPr>
-                <w:b w:val="0"/>
-                <w:sz w:val="22"/>
-                <w:rtl/>
-                <w:szCs w:val="22"/>
+                <w:rFonts w:ascii="Noto Naskh Arabic" w:hAnsi="Noto Naskh Arabic" w:cs="adwa-assalaf"/>
+                <w:b w:val="0"/>
+                <w:sz w:val="22"/>
+                <w:rtl/>
+                <w:szCs w:val="26"/>
               </w:rPr>
               <w:t>……</w:t>
             </w:r>
@@ -5327,10 +7217,11 @@
             <w:r/>
             <w:r>
               <w:rPr>
-                <w:b w:val="0"/>
-                <w:sz w:val="22"/>
-                <w:rtl/>
-                <w:szCs w:val="22"/>
+                <w:rFonts w:ascii="Noto Naskh Arabic" w:hAnsi="Noto Naskh Arabic" w:cs="adwa-assalaf"/>
+                <w:b w:val="0"/>
+                <w:sz w:val="22"/>
+                <w:rtl/>
+                <w:szCs w:val="26"/>
               </w:rPr>
               <w:t>……</w:t>
             </w:r>
@@ -5348,10 +7239,11 @@
             <w:r/>
             <w:r>
               <w:rPr>
-                <w:b w:val="0"/>
-                <w:sz w:val="22"/>
-                <w:rtl/>
-                <w:szCs w:val="22"/>
+                <w:rFonts w:ascii="Noto Naskh Arabic" w:hAnsi="Noto Naskh Arabic" w:cs="adwa-assalaf"/>
+                <w:b w:val="0"/>
+                <w:sz w:val="22"/>
+                <w:rtl/>
+                <w:szCs w:val="26"/>
               </w:rPr>
               <w:t>……</w:t>
             </w:r>
@@ -5369,10 +7261,11 @@
             <w:r/>
             <w:r>
               <w:rPr>
-                <w:b w:val="0"/>
-                <w:sz w:val="22"/>
-                <w:rtl/>
-                <w:szCs w:val="22"/>
+                <w:rFonts w:ascii="Noto Naskh Arabic" w:hAnsi="Noto Naskh Arabic" w:cs="adwa-assalaf"/>
+                <w:b w:val="0"/>
+                <w:sz w:val="22"/>
+                <w:rtl/>
+                <w:szCs w:val="26"/>
               </w:rPr>
               <w:t>……</w:t>
             </w:r>
@@ -5390,10 +7283,11 @@
             <w:r/>
             <w:r>
               <w:rPr>
-                <w:b w:val="0"/>
-                <w:sz w:val="22"/>
-                <w:rtl/>
-                <w:szCs w:val="22"/>
+                <w:rFonts w:ascii="Noto Naskh Arabic" w:hAnsi="Noto Naskh Arabic" w:cs="adwa-assalaf"/>
+                <w:b w:val="0"/>
+                <w:sz w:val="22"/>
+                <w:rtl/>
+                <w:szCs w:val="26"/>
               </w:rPr>
               <w:t>☐</w:t>
             </w:r>
@@ -5411,10 +7305,11 @@
             <w:r/>
             <w:r>
               <w:rPr>
-                <w:b w:val="0"/>
-                <w:sz w:val="22"/>
-                <w:rtl/>
-                <w:szCs w:val="22"/>
+                <w:rFonts w:ascii="Noto Naskh Arabic" w:hAnsi="Noto Naskh Arabic" w:cs="adwa-assalaf"/>
+                <w:b w:val="0"/>
+                <w:sz w:val="22"/>
+                <w:rtl/>
+                <w:szCs w:val="26"/>
               </w:rPr>
               <w:t>☐</w:t>
             </w:r>
@@ -5432,10 +7327,11 @@
             <w:r/>
             <w:r>
               <w:rPr>
-                <w:b w:val="0"/>
-                <w:sz w:val="22"/>
-                <w:rtl/>
-                <w:szCs w:val="22"/>
+                <w:rFonts w:ascii="Noto Naskh Arabic" w:hAnsi="Noto Naskh Arabic" w:cs="adwa-assalaf"/>
+                <w:b w:val="0"/>
+                <w:sz w:val="22"/>
+                <w:rtl/>
+                <w:szCs w:val="26"/>
               </w:rPr>
               <w:t>……</w:t>
             </w:r>
@@ -5453,10 +7349,11 @@
             <w:r/>
             <w:r>
               <w:rPr>
-                <w:b w:val="0"/>
-                <w:sz w:val="22"/>
-                <w:rtl/>
-                <w:szCs w:val="22"/>
+                <w:rFonts w:ascii="Noto Naskh Arabic" w:hAnsi="Noto Naskh Arabic" w:cs="adwa-assalaf"/>
+                <w:b w:val="0"/>
+                <w:sz w:val="22"/>
+                <w:rtl/>
+                <w:szCs w:val="26"/>
               </w:rPr>
               <w:t>……</w:t>
             </w:r>
@@ -5474,12 +7371,22 @@
             <w:r/>
             <w:r>
               <w:rPr>
-                <w:b w:val="0"/>
-                <w:sz w:val="22"/>
-                <w:rtl/>
+                <w:rFonts w:ascii="Noto Naskh Arabic" w:hAnsi="Noto Naskh Arabic" w:cs="Noto Naskh Arabic"/>
+                <w:b w:val="0"/>
+                <w:sz w:val="22"/>
                 <w:szCs w:val="22"/>
               </w:rPr>
-              <w:t>AST-……</w:t>
+              <w:t>AST-</w:t>
+            </w:r>
+            <w:r>
+              <w:rPr>
+                <w:rFonts w:ascii="Noto Naskh Arabic" w:hAnsi="Noto Naskh Arabic" w:cs="adwa-assalaf"/>
+                <w:b w:val="0"/>
+                <w:sz w:val="22"/>
+                <w:rtl/>
+                <w:szCs w:val="26"/>
+              </w:rPr>
+              <w:t>……</w:t>
             </w:r>
           </w:p>
         </w:tc>
@@ -5495,10 +7402,11 @@
             <w:r/>
             <w:r>
               <w:rPr>
-                <w:b w:val="0"/>
-                <w:sz w:val="22"/>
-                <w:rtl/>
-                <w:szCs w:val="22"/>
+                <w:rFonts w:ascii="Noto Naskh Arabic" w:hAnsi="Noto Naskh Arabic" w:cs="adwa-assalaf"/>
+                <w:b w:val="0"/>
+                <w:sz w:val="22"/>
+                <w:rtl/>
+                <w:szCs w:val="26"/>
               </w:rPr>
               <w:t>……</w:t>
             </w:r>
@@ -5518,9 +7426,9 @@
             <w:r/>
             <w:r>
               <w:rPr>
-                <w:b w:val="0"/>
-                <w:sz w:val="22"/>
-                <w:rtl/>
+                <w:rFonts w:ascii="Noto Naskh Arabic" w:hAnsi="Noto Naskh Arabic" w:cs="Noto Naskh Arabic"/>
+                <w:b w:val="0"/>
+                <w:sz w:val="22"/>
                 <w:szCs w:val="22"/>
               </w:rPr>
               <w:t>4</w:t>
@@ -5539,10 +7447,11 @@
             <w:r/>
             <w:r>
               <w:rPr>
-                <w:b w:val="0"/>
-                <w:sz w:val="22"/>
-                <w:rtl/>
-                <w:szCs w:val="22"/>
+                <w:rFonts w:ascii="Noto Naskh Arabic" w:hAnsi="Noto Naskh Arabic" w:cs="adwa-assalaf"/>
+                <w:b w:val="0"/>
+                <w:sz w:val="22"/>
+                <w:rtl/>
+                <w:szCs w:val="26"/>
               </w:rPr>
               <w:t>……</w:t>
             </w:r>
@@ -5560,10 +7469,11 @@
             <w:r/>
             <w:r>
               <w:rPr>
-                <w:b w:val="0"/>
-                <w:sz w:val="22"/>
-                <w:rtl/>
-                <w:szCs w:val="22"/>
+                <w:rFonts w:ascii="Noto Naskh Arabic" w:hAnsi="Noto Naskh Arabic" w:cs="adwa-assalaf"/>
+                <w:b w:val="0"/>
+                <w:sz w:val="22"/>
+                <w:rtl/>
+                <w:szCs w:val="26"/>
               </w:rPr>
               <w:t>……</w:t>
             </w:r>
@@ -5581,10 +7491,11 @@
             <w:r/>
             <w:r>
               <w:rPr>
-                <w:b w:val="0"/>
-                <w:sz w:val="22"/>
-                <w:rtl/>
-                <w:szCs w:val="22"/>
+                <w:rFonts w:ascii="Noto Naskh Arabic" w:hAnsi="Noto Naskh Arabic" w:cs="adwa-assalaf"/>
+                <w:b w:val="0"/>
+                <w:sz w:val="22"/>
+                <w:rtl/>
+                <w:szCs w:val="26"/>
               </w:rPr>
               <w:t>……</w:t>
             </w:r>
@@ -5602,10 +7513,11 @@
             <w:r/>
             <w:r>
               <w:rPr>
-                <w:b w:val="0"/>
-                <w:sz w:val="22"/>
-                <w:rtl/>
-                <w:szCs w:val="22"/>
+                <w:rFonts w:ascii="Noto Naskh Arabic" w:hAnsi="Noto Naskh Arabic" w:cs="adwa-assalaf"/>
+                <w:b w:val="0"/>
+                <w:sz w:val="22"/>
+                <w:rtl/>
+                <w:szCs w:val="26"/>
               </w:rPr>
               <w:t>……</w:t>
             </w:r>
@@ -5623,10 +7535,11 @@
             <w:r/>
             <w:r>
               <w:rPr>
-                <w:b w:val="0"/>
-                <w:sz w:val="22"/>
-                <w:rtl/>
-                <w:szCs w:val="22"/>
+                <w:rFonts w:ascii="Noto Naskh Arabic" w:hAnsi="Noto Naskh Arabic" w:cs="adwa-assalaf"/>
+                <w:b w:val="0"/>
+                <w:sz w:val="22"/>
+                <w:rtl/>
+                <w:szCs w:val="26"/>
               </w:rPr>
               <w:t>……</w:t>
             </w:r>
@@ -5644,10 +7557,11 @@
             <w:r/>
             <w:r>
               <w:rPr>
-                <w:b w:val="0"/>
-                <w:sz w:val="22"/>
-                <w:rtl/>
-                <w:szCs w:val="22"/>
+                <w:rFonts w:ascii="Noto Naskh Arabic" w:hAnsi="Noto Naskh Arabic" w:cs="adwa-assalaf"/>
+                <w:b w:val="0"/>
+                <w:sz w:val="22"/>
+                <w:rtl/>
+                <w:szCs w:val="26"/>
               </w:rPr>
               <w:t>☐</w:t>
             </w:r>
@@ -5665,10 +7579,11 @@
             <w:r/>
             <w:r>
               <w:rPr>
-                <w:b w:val="0"/>
-                <w:sz w:val="22"/>
-                <w:rtl/>
-                <w:szCs w:val="22"/>
+                <w:rFonts w:ascii="Noto Naskh Arabic" w:hAnsi="Noto Naskh Arabic" w:cs="adwa-assalaf"/>
+                <w:b w:val="0"/>
+                <w:sz w:val="22"/>
+                <w:rtl/>
+                <w:szCs w:val="26"/>
               </w:rPr>
               <w:t>☐</w:t>
             </w:r>
@@ -5686,10 +7601,11 @@
             <w:r/>
             <w:r>
               <w:rPr>
-                <w:b w:val="0"/>
-                <w:sz w:val="22"/>
-                <w:rtl/>
-                <w:szCs w:val="22"/>
+                <w:rFonts w:ascii="Noto Naskh Arabic" w:hAnsi="Noto Naskh Arabic" w:cs="adwa-assalaf"/>
+                <w:b w:val="0"/>
+                <w:sz w:val="22"/>
+                <w:rtl/>
+                <w:szCs w:val="26"/>
               </w:rPr>
               <w:t>……</w:t>
             </w:r>
@@ -5707,10 +7623,11 @@
             <w:r/>
             <w:r>
               <w:rPr>
-                <w:b w:val="0"/>
-                <w:sz w:val="22"/>
-                <w:rtl/>
-                <w:szCs w:val="22"/>
+                <w:rFonts w:ascii="Noto Naskh Arabic" w:hAnsi="Noto Naskh Arabic" w:cs="adwa-assalaf"/>
+                <w:b w:val="0"/>
+                <w:sz w:val="22"/>
+                <w:rtl/>
+                <w:szCs w:val="26"/>
               </w:rPr>
               <w:t>……</w:t>
             </w:r>
@@ -5728,12 +7645,22 @@
             <w:r/>
             <w:r>
               <w:rPr>
-                <w:b w:val="0"/>
-                <w:sz w:val="22"/>
-                <w:rtl/>
+                <w:rFonts w:ascii="Noto Naskh Arabic" w:hAnsi="Noto Naskh Arabic" w:cs="Noto Naskh Arabic"/>
+                <w:b w:val="0"/>
+                <w:sz w:val="22"/>
                 <w:szCs w:val="22"/>
               </w:rPr>
-              <w:t>AST-……</w:t>
+              <w:t>AST-</w:t>
+            </w:r>
+            <w:r>
+              <w:rPr>
+                <w:rFonts w:ascii="Noto Naskh Arabic" w:hAnsi="Noto Naskh Arabic" w:cs="adwa-assalaf"/>
+                <w:b w:val="0"/>
+                <w:sz w:val="22"/>
+                <w:rtl/>
+                <w:szCs w:val="26"/>
+              </w:rPr>
+              <w:t>……</w:t>
             </w:r>
           </w:p>
         </w:tc>
@@ -5749,10 +7676,11 @@
             <w:r/>
             <w:r>
               <w:rPr>
-                <w:b w:val="0"/>
-                <w:sz w:val="22"/>
-                <w:rtl/>
-                <w:szCs w:val="22"/>
+                <w:rFonts w:ascii="Noto Naskh Arabic" w:hAnsi="Noto Naskh Arabic" w:cs="adwa-assalaf"/>
+                <w:b w:val="0"/>
+                <w:sz w:val="22"/>
+                <w:rtl/>
+                <w:szCs w:val="26"/>
               </w:rPr>
               <w:t>……</w:t>
             </w:r>
@@ -5768,20 +7696,22 @@
       </w:pPr>
       <w:r>
         <w:rPr>
+          <w:rFonts w:ascii="Noto Naskh Arabic" w:hAnsi="Noto Naskh Arabic" w:cs="adwa-assalaf"/>
           <w:b/>
           <w:sz w:val="24"/>
           <w:rtl/>
-          <w:szCs w:val="24"/>
           <w:bCs/>
+          <w:szCs w:val="28"/>
         </w:rPr>
         <w:t>توصيات التصوير:</w:t>
       </w:r>
       <w:r>
         <w:rPr>
+          <w:rFonts w:ascii="Noto Naskh Arabic" w:hAnsi="Noto Naskh Arabic" w:cs="adwa-assalaf"/>
           <w:b w:val="0"/>
           <w:sz w:val="24"/>
           <w:rtl/>
-          <w:szCs w:val="24"/>
+          <w:szCs w:val="28"/>
         </w:rPr>
         <w:t xml:space="preserve"> لقطة شاملة، ثم لقطات من الجهات الأربع، ثم التفاصيل والعلامات؛ مع مقياس مرجعي وبطاقة ألوان في لقطة واحدة على الأقل؛ وحفظ الأصل بصيغة غير مضغوطة متى أمكن.</w:t>
       </w:r>
@@ -5793,45 +7723,49 @@
       </w:pPr>
       <w:r>
         <w:rPr>
+          <w:rFonts w:ascii="Noto Naskh Arabic" w:hAnsi="Noto Naskh Arabic" w:cs="adwa-assalaf"/>
           <w:b/>
           <w:color w:val="1F4E79"/>
           <w:sz w:val="32"/>
           <w:rtl/>
-          <w:szCs w:val="32"/>
           <w:bCs/>
+          <w:szCs w:val="36"/>
         </w:rPr>
         <w:t xml:space="preserve">القسم </w:t>
       </w:r>
       <w:r>
         <w:rPr>
+          <w:rFonts w:ascii="Noto Naskh Arabic" w:hAnsi="Noto Naskh Arabic" w:cs="adwa-assalaf"/>
           <w:b/>
           <w:color w:val="FF0000"/>
           <w:sz w:val="32"/>
           <w:rtl/>
-          <w:szCs w:val="32"/>
           <w:bCs/>
+          <w:szCs w:val="36"/>
         </w:rPr>
         <w:t>(ح)</w:t>
       </w:r>
       <w:r>
         <w:rPr>
+          <w:rFonts w:ascii="Noto Naskh Arabic" w:hAnsi="Noto Naskh Arabic" w:cs="adwa-assalaf"/>
           <w:b/>
           <w:color w:val="1F4E79"/>
           <w:sz w:val="32"/>
           <w:rtl/>
-          <w:szCs w:val="32"/>
           <w:bCs/>
+          <w:szCs w:val="36"/>
         </w:rPr>
         <w:t xml:space="preserve">: الصور التاريخية الممسوحة </w:t>
       </w:r>
       <w:r>
         <w:rPr>
+          <w:rFonts w:ascii="Noto Naskh Arabic" w:hAnsi="Noto Naskh Arabic" w:cs="adwa-assalaf"/>
           <w:b/>
           <w:color w:val="FF0000"/>
           <w:sz w:val="32"/>
           <w:rtl/>
-          <w:szCs w:val="32"/>
           <w:bCs/>
+          <w:szCs w:val="36"/>
         </w:rPr>
         <w:t>(إضافي)</w:t>
       </w:r>
@@ -5861,12 +7795,13 @@
             <w:r/>
             <w:r>
               <w:rPr>
+                <w:rFonts w:ascii="Noto Naskh Arabic" w:hAnsi="Noto Naskh Arabic" w:cs="adwa-assalaf"/>
                 <w:b/>
                 <w:color w:val="1F4E79"/>
                 <w:sz w:val="22"/>
                 <w:rtl/>
-                <w:szCs w:val="22"/>
                 <w:bCs/>
+                <w:szCs w:val="26"/>
               </w:rPr>
               <w:t>الحقل</w:t>
             </w:r>
@@ -5885,12 +7820,13 @@
             <w:r/>
             <w:r>
               <w:rPr>
+                <w:rFonts w:ascii="Noto Naskh Arabic" w:hAnsi="Noto Naskh Arabic" w:cs="adwa-assalaf"/>
                 <w:b/>
                 <w:color w:val="1F4E79"/>
                 <w:sz w:val="22"/>
                 <w:rtl/>
-                <w:szCs w:val="22"/>
                 <w:bCs/>
+                <w:szCs w:val="26"/>
               </w:rPr>
               <w:t>القيمة</w:t>
             </w:r>
@@ -5910,10 +7846,11 @@
             <w:r/>
             <w:r>
               <w:rPr>
-                <w:b w:val="0"/>
-                <w:sz w:val="22"/>
-                <w:rtl/>
-                <w:szCs w:val="22"/>
+                <w:rFonts w:ascii="Noto Naskh Arabic" w:hAnsi="Noto Naskh Arabic" w:cs="adwa-assalaf"/>
+                <w:b w:val="0"/>
+                <w:sz w:val="22"/>
+                <w:rtl/>
+                <w:szCs w:val="26"/>
               </w:rPr>
               <w:t>نوع الأصل المادي</w:t>
             </w:r>
@@ -5931,10 +7868,11 @@
             <w:r/>
             <w:r>
               <w:rPr>
-                <w:b w:val="0"/>
-                <w:sz w:val="22"/>
-                <w:rtl/>
-                <w:szCs w:val="22"/>
+                <w:rFonts w:ascii="Noto Naskh Arabic" w:hAnsi="Noto Naskh Arabic" w:cs="adwa-assalaf"/>
+                <w:b w:val="0"/>
+                <w:sz w:val="22"/>
+                <w:rtl/>
+                <w:szCs w:val="26"/>
               </w:rPr>
               <w:t>☐ مطبوعة ورقية ☐ سلبية ☐ شريحة ☐ ألبوم ☐ أخرى</w:t>
             </w:r>
@@ -5954,20 +7892,22 @@
             <w:r/>
             <w:r>
               <w:rPr>
-                <w:b w:val="0"/>
-                <w:sz w:val="22"/>
-                <w:rtl/>
-                <w:szCs w:val="22"/>
+                <w:rFonts w:ascii="Noto Naskh Arabic" w:hAnsi="Noto Naskh Arabic" w:cs="adwa-assalaf"/>
+                <w:b w:val="0"/>
+                <w:sz w:val="22"/>
+                <w:rtl/>
+                <w:szCs w:val="26"/>
               </w:rPr>
               <w:t xml:space="preserve">الكتابات على ظهر الصورة </w:t>
             </w:r>
             <w:r>
               <w:rPr>
+                <w:rFonts w:ascii="Noto Naskh Arabic" w:hAnsi="Noto Naskh Arabic" w:cs="adwa-assalaf"/>
                 <w:b w:val="0"/>
                 <w:color w:val="FF0000"/>
                 <w:sz w:val="22"/>
                 <w:rtl/>
-                <w:szCs w:val="22"/>
+                <w:szCs w:val="26"/>
               </w:rPr>
               <w:t>(تُنقل حرفياً)</w:t>
             </w:r>
@@ -5985,10 +7925,11 @@
             <w:r/>
             <w:r>
               <w:rPr>
-                <w:b w:val="0"/>
-                <w:sz w:val="22"/>
-                <w:rtl/>
-                <w:szCs w:val="22"/>
+                <w:rFonts w:ascii="Noto Naskh Arabic" w:hAnsi="Noto Naskh Arabic" w:cs="adwa-assalaf"/>
+                <w:b w:val="0"/>
+                <w:sz w:val="22"/>
+                <w:rtl/>
+                <w:szCs w:val="26"/>
               </w:rPr>
               <w:t>«……»</w:t>
             </w:r>
@@ -6008,20 +7949,22 @@
             <w:r/>
             <w:r>
               <w:rPr>
-                <w:b w:val="0"/>
-                <w:sz w:val="22"/>
-                <w:rtl/>
-                <w:szCs w:val="22"/>
+                <w:rFonts w:ascii="Noto Naskh Arabic" w:hAnsi="Noto Naskh Arabic" w:cs="adwa-assalaf"/>
+                <w:b w:val="0"/>
+                <w:sz w:val="22"/>
+                <w:rtl/>
+                <w:szCs w:val="26"/>
               </w:rPr>
               <w:t xml:space="preserve">دقة المسح </w:t>
             </w:r>
             <w:r>
               <w:rPr>
+                <w:rFonts w:ascii="Noto Naskh Arabic" w:hAnsi="Noto Naskh Arabic" w:cs="adwa-assalaf"/>
                 <w:b w:val="0"/>
                 <w:color w:val="FF0000"/>
                 <w:sz w:val="22"/>
                 <w:rtl/>
-                <w:szCs w:val="22"/>
+                <w:szCs w:val="26"/>
               </w:rPr>
               <w:t>(نقطة/بوصة)</w:t>
             </w:r>
@@ -6039,10 +7982,11 @@
             <w:r/>
             <w:r>
               <w:rPr>
-                <w:b w:val="0"/>
-                <w:sz w:val="22"/>
-                <w:rtl/>
-                <w:szCs w:val="22"/>
+                <w:rFonts w:ascii="Noto Naskh Arabic" w:hAnsi="Noto Naskh Arabic" w:cs="adwa-assalaf"/>
+                <w:b w:val="0"/>
+                <w:sz w:val="22"/>
+                <w:rtl/>
+                <w:szCs w:val="26"/>
               </w:rPr>
               <w:t>……</w:t>
             </w:r>
@@ -6062,10 +8006,11 @@
             <w:r/>
             <w:r>
               <w:rPr>
-                <w:b w:val="0"/>
-                <w:sz w:val="22"/>
-                <w:rtl/>
-                <w:szCs w:val="22"/>
+                <w:rFonts w:ascii="Noto Naskh Arabic" w:hAnsi="Noto Naskh Arabic" w:cs="adwa-assalaf"/>
+                <w:b w:val="0"/>
+                <w:sz w:val="22"/>
+                <w:rtl/>
+                <w:szCs w:val="26"/>
               </w:rPr>
               <w:t>هل الأصل المادي باقٍ لدى الحائز؟</w:t>
             </w:r>
@@ -6083,10 +8028,11 @@
             <w:r/>
             <w:r>
               <w:rPr>
-                <w:b w:val="0"/>
-                <w:sz w:val="22"/>
-                <w:rtl/>
-                <w:szCs w:val="22"/>
+                <w:rFonts w:ascii="Noto Naskh Arabic" w:hAnsi="Noto Naskh Arabic" w:cs="adwa-assalaf"/>
+                <w:b w:val="0"/>
+                <w:sz w:val="22"/>
+                <w:rtl/>
+                <w:szCs w:val="26"/>
               </w:rPr>
               <w:t>☐ نعم ☐ أودع لدى الجهة ☐ لا</w:t>
             </w:r>
@@ -6106,10 +8052,11 @@
             <w:r/>
             <w:r>
               <w:rPr>
-                <w:b w:val="0"/>
-                <w:sz w:val="22"/>
-                <w:rtl/>
-                <w:szCs w:val="22"/>
+                <w:rFonts w:ascii="Noto Naskh Arabic" w:hAnsi="Noto Naskh Arabic" w:cs="adwa-assalaf"/>
+                <w:b w:val="0"/>
+                <w:sz w:val="22"/>
+                <w:rtl/>
+                <w:szCs w:val="26"/>
               </w:rPr>
               <w:t>تحديد الأماكن والأشخاص في الصورة</w:t>
             </w:r>
@@ -6127,10 +8074,11 @@
             <w:r/>
             <w:r>
               <w:rPr>
-                <w:b w:val="0"/>
-                <w:sz w:val="22"/>
-                <w:rtl/>
-                <w:szCs w:val="22"/>
+                <w:rFonts w:ascii="Noto Naskh Arabic" w:hAnsi="Noto Naskh Arabic" w:cs="adwa-assalaf"/>
+                <w:b w:val="0"/>
+                <w:sz w:val="22"/>
+                <w:rtl/>
+                <w:szCs w:val="26"/>
               </w:rPr>
               <w:t>☐ بإفادة الحائز ☐ بإفادة راوٍ ☐ بالمقارنة ☐ غير محدد</w:t>
             </w:r>
@@ -6150,22 +8098,45 @@
             <w:r/>
             <w:r>
               <w:rPr>
-                <w:b w:val="0"/>
-                <w:sz w:val="22"/>
-                <w:rtl/>
+                <w:rFonts w:ascii="Noto Naskh Arabic" w:hAnsi="Noto Naskh Arabic" w:cs="adwa-assalaf"/>
+                <w:b w:val="0"/>
+                <w:sz w:val="22"/>
+                <w:rtl/>
+                <w:szCs w:val="26"/>
+              </w:rPr>
+              <w:t xml:space="preserve">المسار البصري </w:t>
+            </w:r>
+            <w:r>
+              <w:rPr>
+                <w:rFonts w:ascii="Noto Naskh Arabic" w:hAnsi="Noto Naskh Arabic" w:cs="adwa-assalaf"/>
+                <w:b w:val="0"/>
+                <w:color w:val="FF0000"/>
+                <w:sz w:val="22"/>
+                <w:rtl/>
+                <w:szCs w:val="26"/>
+              </w:rPr>
+              <w:t>(</w:t>
+            </w:r>
+            <w:r>
+              <w:rPr>
+                <w:rFonts w:ascii="Noto Naskh Arabic" w:hAnsi="Noto Naskh Arabic" w:cs="Noto Naskh Arabic"/>
+                <w:b w:val="0"/>
+                <w:color w:val="FF0000"/>
+                <w:sz w:val="22"/>
                 <w:szCs w:val="22"/>
               </w:rPr>
-              <w:t xml:space="preserve">المسار البصري </w:t>
-            </w:r>
-            <w:r>
-              <w:rPr>
+              <w:t>track</w:t>
+            </w:r>
+            <w:r>
+              <w:rPr>
+                <w:rFonts w:ascii="Noto Naskh Arabic" w:hAnsi="Noto Naskh Arabic" w:cs="adwa-assalaf"/>
                 <w:b w:val="0"/>
                 <w:color w:val="FF0000"/>
                 <w:sz w:val="22"/>
                 <w:rtl/>
-                <w:szCs w:val="22"/>
-              </w:rPr>
-              <w:t>(track)</w:t>
+                <w:szCs w:val="26"/>
+              </w:rPr>
+              <w:t>)</w:t>
             </w:r>
           </w:p>
         </w:tc>
@@ -6181,22 +8152,83 @@
             <w:r/>
             <w:r>
               <w:rPr>
-                <w:b w:val="0"/>
-                <w:sz w:val="22"/>
-                <w:rtl/>
+                <w:rFonts w:ascii="Noto Naskh Arabic" w:hAnsi="Noto Naskh Arabic" w:cs="adwa-assalaf"/>
+                <w:b w:val="0"/>
+                <w:sz w:val="22"/>
+                <w:rtl/>
+                <w:szCs w:val="26"/>
+              </w:rPr>
+              <w:t xml:space="preserve">☐ توثيقي </w:t>
+            </w:r>
+            <w:r>
+              <w:rPr>
+                <w:rFonts w:ascii="Noto Naskh Arabic" w:hAnsi="Noto Naskh Arabic" w:cs="Noto Naskh Arabic"/>
+                <w:b w:val="0"/>
+                <w:sz w:val="22"/>
                 <w:szCs w:val="22"/>
               </w:rPr>
-              <w:t xml:space="preserve">☐ توثيقي documentary ☐ تحليلي analytical </w:t>
-            </w:r>
-            <w:r>
-              <w:rPr>
+              <w:t>documentary</w:t>
+            </w:r>
+            <w:r>
+              <w:rPr>
+                <w:rFonts w:ascii="Noto Naskh Arabic" w:hAnsi="Noto Naskh Arabic" w:cs="adwa-assalaf"/>
+                <w:b w:val="0"/>
+                <w:sz w:val="22"/>
+                <w:rtl/>
+                <w:szCs w:val="26"/>
+              </w:rPr>
+              <w:t xml:space="preserve"> ☐ تحليلي </w:t>
+            </w:r>
+            <w:r>
+              <w:rPr>
+                <w:rFonts w:ascii="Noto Naskh Arabic" w:hAnsi="Noto Naskh Arabic" w:cs="Noto Naskh Arabic"/>
+                <w:b w:val="0"/>
+                <w:sz w:val="22"/>
+                <w:szCs w:val="22"/>
+              </w:rPr>
+              <w:t>analytical</w:t>
+            </w:r>
+            <w:r>
+              <w:rPr>
+                <w:rFonts w:ascii="Noto Naskh Arabic" w:hAnsi="Noto Naskh Arabic" w:cs="adwa-assalaf"/>
+                <w:b w:val="0"/>
+                <w:sz w:val="22"/>
+                <w:rtl/>
+                <w:szCs w:val="26"/>
+              </w:rPr>
+              <w:t xml:space="preserve"> </w:t>
+            </w:r>
+            <w:r>
+              <w:rPr>
+                <w:rFonts w:ascii="Noto Naskh Arabic" w:hAnsi="Noto Naskh Arabic" w:cs="adwa-assalaf"/>
                 <w:b w:val="0"/>
                 <w:color w:val="FF0000"/>
                 <w:sz w:val="22"/>
                 <w:rtl/>
+                <w:szCs w:val="26"/>
+              </w:rPr>
+              <w:t xml:space="preserve">(انظر الوثيقة </w:t>
+            </w:r>
+            <w:r>
+              <w:rPr>
+                <w:rFonts w:ascii="Noto Naskh Arabic" w:hAnsi="Noto Naskh Arabic" w:cs="Noto Naskh Arabic"/>
+                <w:b w:val="0"/>
+                <w:color w:val="FF0000"/>
+                <w:sz w:val="22"/>
                 <w:szCs w:val="22"/>
               </w:rPr>
-              <w:t>(انظر الوثيقة 15)</w:t>
+              <w:t>15</w:t>
+            </w:r>
+            <w:r>
+              <w:rPr>
+                <w:rFonts w:ascii="Noto Naskh Arabic" w:hAnsi="Noto Naskh Arabic" w:cs="adwa-assalaf"/>
+                <w:b w:val="0"/>
+                <w:color w:val="FF0000"/>
+                <w:sz w:val="22"/>
+                <w:rtl/>
+                <w:szCs w:val="26"/>
+              </w:rPr>
+              <w:t>)</w:t>
             </w:r>
           </w:p>
         </w:tc>
@@ -6210,34 +8242,37 @@
       </w:pPr>
       <w:r>
         <w:rPr>
+          <w:rFonts w:ascii="Noto Naskh Arabic" w:hAnsi="Noto Naskh Arabic" w:cs="adwa-assalaf"/>
           <w:b/>
           <w:color w:val="1F4E79"/>
           <w:sz w:val="32"/>
           <w:rtl/>
-          <w:szCs w:val="32"/>
           <w:bCs/>
+          <w:szCs w:val="36"/>
         </w:rPr>
         <w:t xml:space="preserve">القسم </w:t>
       </w:r>
       <w:r>
         <w:rPr>
+          <w:rFonts w:ascii="Noto Naskh Arabic" w:hAnsi="Noto Naskh Arabic" w:cs="adwa-assalaf"/>
           <w:b/>
           <w:color w:val="FF0000"/>
           <w:sz w:val="32"/>
           <w:rtl/>
-          <w:szCs w:val="32"/>
           <w:bCs/>
+          <w:szCs w:val="36"/>
         </w:rPr>
         <w:t>(ط)</w:t>
       </w:r>
       <w:r>
         <w:rPr>
+          <w:rFonts w:ascii="Noto Naskh Arabic" w:hAnsi="Noto Naskh Arabic" w:cs="adwa-assalaf"/>
           <w:b/>
           <w:color w:val="1F4E79"/>
           <w:sz w:val="32"/>
           <w:rtl/>
-          <w:szCs w:val="32"/>
           <w:bCs/>
+          <w:szCs w:val="36"/>
         </w:rPr>
         <w:t>: الإقرار</w:t>
       </w:r>
@@ -6269,12 +8304,13 @@
             <w:r/>
             <w:r>
               <w:rPr>
+                <w:rFonts w:ascii="Noto Naskh Arabic" w:hAnsi="Noto Naskh Arabic" w:cs="adwa-assalaf"/>
                 <w:b/>
                 <w:color w:val="1F4E79"/>
                 <w:sz w:val="22"/>
                 <w:rtl/>
-                <w:szCs w:val="22"/>
                 <w:bCs/>
+                <w:szCs w:val="26"/>
               </w:rPr>
               <w:t>الدور</w:t>
             </w:r>
@@ -6293,12 +8329,13 @@
             <w:r/>
             <w:r>
               <w:rPr>
+                <w:rFonts w:ascii="Noto Naskh Arabic" w:hAnsi="Noto Naskh Arabic" w:cs="adwa-assalaf"/>
                 <w:b/>
                 <w:color w:val="1F4E79"/>
                 <w:sz w:val="22"/>
                 <w:rtl/>
-                <w:szCs w:val="22"/>
                 <w:bCs/>
+                <w:szCs w:val="26"/>
               </w:rPr>
               <w:t>الاسم/الرمز</w:t>
             </w:r>
@@ -6317,12 +8354,13 @@
             <w:r/>
             <w:r>
               <w:rPr>
+                <w:rFonts w:ascii="Noto Naskh Arabic" w:hAnsi="Noto Naskh Arabic" w:cs="adwa-assalaf"/>
                 <w:b/>
                 <w:color w:val="1F4E79"/>
                 <w:sz w:val="22"/>
                 <w:rtl/>
-                <w:szCs w:val="22"/>
                 <w:bCs/>
+                <w:szCs w:val="26"/>
               </w:rPr>
               <w:t>التاريخ</w:t>
             </w:r>
@@ -6341,12 +8379,13 @@
             <w:r/>
             <w:r>
               <w:rPr>
+                <w:rFonts w:ascii="Noto Naskh Arabic" w:hAnsi="Noto Naskh Arabic" w:cs="adwa-assalaf"/>
                 <w:b/>
                 <w:color w:val="1F4E79"/>
                 <w:sz w:val="22"/>
                 <w:rtl/>
-                <w:szCs w:val="22"/>
                 <w:bCs/>
+                <w:szCs w:val="26"/>
               </w:rPr>
               <w:t>التوقيع</w:t>
             </w:r>
@@ -6366,10 +8405,11 @@
             <w:r/>
             <w:r>
               <w:rPr>
-                <w:b w:val="0"/>
-                <w:sz w:val="22"/>
-                <w:rtl/>
-                <w:szCs w:val="22"/>
+                <w:rFonts w:ascii="Noto Naskh Arabic" w:hAnsi="Noto Naskh Arabic" w:cs="adwa-assalaf"/>
+                <w:b w:val="0"/>
+                <w:sz w:val="22"/>
+                <w:rtl/>
+                <w:szCs w:val="26"/>
               </w:rPr>
               <w:t>الموثِّق</w:t>
             </w:r>
@@ -6387,10 +8427,11 @@
             <w:r/>
             <w:r>
               <w:rPr>
-                <w:b w:val="0"/>
-                <w:sz w:val="22"/>
-                <w:rtl/>
-                <w:szCs w:val="22"/>
+                <w:rFonts w:ascii="Noto Naskh Arabic" w:hAnsi="Noto Naskh Arabic" w:cs="adwa-assalaf"/>
+                <w:b w:val="0"/>
+                <w:sz w:val="22"/>
+                <w:rtl/>
+                <w:szCs w:val="26"/>
               </w:rPr>
               <w:t>……</w:t>
             </w:r>
@@ -6408,10 +8449,11 @@
             <w:r/>
             <w:r>
               <w:rPr>
-                <w:b w:val="0"/>
-                <w:sz w:val="22"/>
-                <w:rtl/>
-                <w:szCs w:val="22"/>
+                <w:rFonts w:ascii="Noto Naskh Arabic" w:hAnsi="Noto Naskh Arabic" w:cs="adwa-assalaf"/>
+                <w:b w:val="0"/>
+                <w:sz w:val="22"/>
+                <w:rtl/>
+                <w:szCs w:val="26"/>
               </w:rPr>
               <w:t>……</w:t>
             </w:r>
@@ -6429,10 +8471,11 @@
             <w:r/>
             <w:r>
               <w:rPr>
-                <w:b w:val="0"/>
-                <w:sz w:val="22"/>
-                <w:rtl/>
-                <w:szCs w:val="22"/>
+                <w:rFonts w:ascii="Noto Naskh Arabic" w:hAnsi="Noto Naskh Arabic" w:cs="adwa-assalaf"/>
+                <w:b w:val="0"/>
+                <w:sz w:val="22"/>
+                <w:rtl/>
+                <w:szCs w:val="26"/>
               </w:rPr>
               <w:t>……</w:t>
             </w:r>
@@ -6452,20 +8495,31 @@
             <w:r/>
             <w:r>
               <w:rPr>
-                <w:b w:val="0"/>
-                <w:sz w:val="22"/>
-                <w:rtl/>
+                <w:rFonts w:ascii="Noto Naskh Arabic" w:hAnsi="Noto Naskh Arabic" w:cs="Noto Naskh Arabic"/>
+                <w:b w:val="0"/>
+                <w:sz w:val="22"/>
                 <w:szCs w:val="22"/>
               </w:rPr>
-              <w:t xml:space="preserve">AG-ARC </w:t>
-            </w:r>
-            <w:r>
-              <w:rPr>
+              <w:t>AG-ARC</w:t>
+            </w:r>
+            <w:r>
+              <w:rPr>
+                <w:rFonts w:ascii="Noto Naskh Arabic" w:hAnsi="Noto Naskh Arabic" w:cs="adwa-assalaf"/>
+                <w:b w:val="0"/>
+                <w:sz w:val="22"/>
+                <w:rtl/>
+                <w:szCs w:val="26"/>
+              </w:rPr>
+              <w:t xml:space="preserve"> </w:t>
+            </w:r>
+            <w:r>
+              <w:rPr>
+                <w:rFonts w:ascii="Noto Naskh Arabic" w:hAnsi="Noto Naskh Arabic" w:cs="adwa-assalaf"/>
                 <w:b w:val="0"/>
                 <w:color w:val="FF0000"/>
                 <w:sz w:val="22"/>
                 <w:rtl/>
-                <w:szCs w:val="22"/>
+                <w:szCs w:val="26"/>
               </w:rPr>
               <w:t>(الإيداع والبصمة)</w:t>
             </w:r>
@@ -6483,10 +8537,11 @@
             <w:r/>
             <w:r>
               <w:rPr>
-                <w:b w:val="0"/>
-                <w:sz w:val="22"/>
-                <w:rtl/>
-                <w:szCs w:val="22"/>
+                <w:rFonts w:ascii="Noto Naskh Arabic" w:hAnsi="Noto Naskh Arabic" w:cs="adwa-assalaf"/>
+                <w:b w:val="0"/>
+                <w:sz w:val="22"/>
+                <w:rtl/>
+                <w:szCs w:val="26"/>
               </w:rPr>
               <w:t>……</w:t>
             </w:r>
@@ -6504,10 +8559,11 @@
             <w:r/>
             <w:r>
               <w:rPr>
-                <w:b w:val="0"/>
-                <w:sz w:val="22"/>
-                <w:rtl/>
-                <w:szCs w:val="22"/>
+                <w:rFonts w:ascii="Noto Naskh Arabic" w:hAnsi="Noto Naskh Arabic" w:cs="adwa-assalaf"/>
+                <w:b w:val="0"/>
+                <w:sz w:val="22"/>
+                <w:rtl/>
+                <w:szCs w:val="26"/>
               </w:rPr>
               <w:t>……</w:t>
             </w:r>
@@ -6525,10 +8581,11 @@
             <w:r/>
             <w:r>
               <w:rPr>
-                <w:b w:val="0"/>
-                <w:sz w:val="22"/>
-                <w:rtl/>
-                <w:szCs w:val="22"/>
+                <w:rFonts w:ascii="Noto Naskh Arabic" w:hAnsi="Noto Naskh Arabic" w:cs="adwa-assalaf"/>
+                <w:b w:val="0"/>
+                <w:sz w:val="22"/>
+                <w:rtl/>
+                <w:szCs w:val="26"/>
               </w:rPr>
               <w:t>—</w:t>
             </w:r>
@@ -6548,20 +8605,31 @@
             <w:r/>
             <w:r>
               <w:rPr>
-                <w:b w:val="0"/>
-                <w:sz w:val="22"/>
-                <w:rtl/>
+                <w:rFonts w:ascii="Noto Naskh Arabic" w:hAnsi="Noto Naskh Arabic" w:cs="Noto Naskh Arabic"/>
+                <w:b w:val="0"/>
+                <w:sz w:val="22"/>
                 <w:szCs w:val="22"/>
               </w:rPr>
-              <w:t xml:space="preserve">AG-ETH </w:t>
-            </w:r>
-            <w:r>
-              <w:rPr>
+              <w:t>AG-ETH</w:t>
+            </w:r>
+            <w:r>
+              <w:rPr>
+                <w:rFonts w:ascii="Noto Naskh Arabic" w:hAnsi="Noto Naskh Arabic" w:cs="adwa-assalaf"/>
+                <w:b w:val="0"/>
+                <w:sz w:val="22"/>
+                <w:rtl/>
+                <w:szCs w:val="26"/>
+              </w:rPr>
+              <w:t xml:space="preserve"> </w:t>
+            </w:r>
+            <w:r>
+              <w:rPr>
+                <w:rFonts w:ascii="Noto Naskh Arabic" w:hAnsi="Noto Naskh Arabic" w:cs="adwa-assalaf"/>
                 <w:b w:val="0"/>
                 <w:color w:val="FF0000"/>
                 <w:sz w:val="22"/>
                 <w:rtl/>
-                <w:szCs w:val="22"/>
+                <w:szCs w:val="26"/>
               </w:rPr>
               <w:t>(الحقوق والحساسية)</w:t>
             </w:r>
@@ -6579,10 +8647,11 @@
             <w:r/>
             <w:r>
               <w:rPr>
-                <w:b w:val="0"/>
-                <w:sz w:val="22"/>
-                <w:rtl/>
-                <w:szCs w:val="22"/>
+                <w:rFonts w:ascii="Noto Naskh Arabic" w:hAnsi="Noto Naskh Arabic" w:cs="adwa-assalaf"/>
+                <w:b w:val="0"/>
+                <w:sz w:val="22"/>
+                <w:rtl/>
+                <w:szCs w:val="26"/>
               </w:rPr>
               <w:t>……</w:t>
             </w:r>
@@ -6600,10 +8669,11 @@
             <w:r/>
             <w:r>
               <w:rPr>
-                <w:b w:val="0"/>
-                <w:sz w:val="22"/>
-                <w:rtl/>
-                <w:szCs w:val="22"/>
+                <w:rFonts w:ascii="Noto Naskh Arabic" w:hAnsi="Noto Naskh Arabic" w:cs="adwa-assalaf"/>
+                <w:b w:val="0"/>
+                <w:sz w:val="22"/>
+                <w:rtl/>
+                <w:szCs w:val="26"/>
               </w:rPr>
               <w:t>……</w:t>
             </w:r>
@@ -6621,10 +8691,11 @@
             <w:r/>
             <w:r>
               <w:rPr>
-                <w:b w:val="0"/>
-                <w:sz w:val="22"/>
-                <w:rtl/>
-                <w:szCs w:val="22"/>
+                <w:rFonts w:ascii="Noto Naskh Arabic" w:hAnsi="Noto Naskh Arabic" w:cs="adwa-assalaf"/>
+                <w:b w:val="0"/>
+                <w:sz w:val="22"/>
+                <w:rtl/>
+                <w:szCs w:val="26"/>
               </w:rPr>
               <w:t>—</w:t>
             </w:r>
@@ -6644,20 +8715,22 @@
             <w:r/>
             <w:r>
               <w:rPr>
-                <w:b w:val="0"/>
-                <w:sz w:val="22"/>
-                <w:rtl/>
-                <w:szCs w:val="22"/>
+                <w:rFonts w:ascii="Noto Naskh Arabic" w:hAnsi="Noto Naskh Arabic" w:cs="adwa-assalaf"/>
+                <w:b w:val="0"/>
+                <w:sz w:val="22"/>
+                <w:rtl/>
+                <w:szCs w:val="26"/>
               </w:rPr>
               <w:t xml:space="preserve">الحائز </w:t>
             </w:r>
             <w:r>
               <w:rPr>
+                <w:rFonts w:ascii="Noto Naskh Arabic" w:hAnsi="Noto Naskh Arabic" w:cs="adwa-assalaf"/>
                 <w:b w:val="0"/>
                 <w:color w:val="FF0000"/>
                 <w:sz w:val="22"/>
                 <w:rtl/>
-                <w:szCs w:val="22"/>
+                <w:szCs w:val="26"/>
               </w:rPr>
               <w:t>(إقرار بالإذن)</w:t>
             </w:r>
@@ -6675,10 +8748,11 @@
             <w:r/>
             <w:r>
               <w:rPr>
-                <w:b w:val="0"/>
-                <w:sz w:val="22"/>
-                <w:rtl/>
-                <w:szCs w:val="22"/>
+                <w:rFonts w:ascii="Noto Naskh Arabic" w:hAnsi="Noto Naskh Arabic" w:cs="adwa-assalaf"/>
+                <w:b w:val="0"/>
+                <w:sz w:val="22"/>
+                <w:rtl/>
+                <w:szCs w:val="26"/>
               </w:rPr>
               <w:t>……</w:t>
             </w:r>
@@ -6696,10 +8770,11 @@
             <w:r/>
             <w:r>
               <w:rPr>
-                <w:b w:val="0"/>
-                <w:sz w:val="22"/>
-                <w:rtl/>
-                <w:szCs w:val="22"/>
+                <w:rFonts w:ascii="Noto Naskh Arabic" w:hAnsi="Noto Naskh Arabic" w:cs="adwa-assalaf"/>
+                <w:b w:val="0"/>
+                <w:sz w:val="22"/>
+                <w:rtl/>
+                <w:szCs w:val="26"/>
               </w:rPr>
               <w:t>……</w:t>
             </w:r>
@@ -6717,10 +8792,11 @@
             <w:r/>
             <w:r>
               <w:rPr>
-                <w:b w:val="0"/>
-                <w:sz w:val="22"/>
-                <w:rtl/>
-                <w:szCs w:val="22"/>
+                <w:rFonts w:ascii="Noto Naskh Arabic" w:hAnsi="Noto Naskh Arabic" w:cs="adwa-assalaf"/>
+                <w:b w:val="0"/>
+                <w:sz w:val="22"/>
+                <w:rtl/>
+                <w:szCs w:val="26"/>
               </w:rPr>
               <w:t>……</w:t>
             </w:r>
@@ -6736,34 +8812,37 @@
       </w:pPr>
       <w:r>
         <w:rPr>
+          <w:rFonts w:ascii="Noto Naskh Arabic" w:hAnsi="Noto Naskh Arabic" w:cs="adwa-assalaf"/>
           <w:b/>
           <w:color w:val="1F4E79"/>
           <w:sz w:val="32"/>
           <w:rtl/>
-          <w:szCs w:val="32"/>
           <w:bCs/>
+          <w:szCs w:val="36"/>
         </w:rPr>
         <w:t xml:space="preserve">القسم </w:t>
       </w:r>
       <w:r>
         <w:rPr>
+          <w:rFonts w:ascii="Noto Naskh Arabic" w:hAnsi="Noto Naskh Arabic" w:cs="adwa-assalaf"/>
           <w:b/>
           <w:color w:val="FF0000"/>
           <w:sz w:val="32"/>
           <w:rtl/>
-          <w:szCs w:val="32"/>
           <w:bCs/>
+          <w:szCs w:val="36"/>
         </w:rPr>
         <w:t>(ي)</w:t>
       </w:r>
       <w:r>
         <w:rPr>
+          <w:rFonts w:ascii="Noto Naskh Arabic" w:hAnsi="Noto Naskh Arabic" w:cs="adwa-assalaf"/>
           <w:b/>
           <w:color w:val="1F4E79"/>
           <w:sz w:val="32"/>
           <w:rtl/>
-          <w:szCs w:val="32"/>
           <w:bCs/>
+          <w:szCs w:val="36"/>
         </w:rPr>
         <w:t>: الصلة بالتراث غير المادي</w:t>
       </w:r>
@@ -6775,10 +8854,11 @@
       </w:pPr>
       <w:r>
         <w:rPr>
+          <w:rFonts w:ascii="Noto Naskh Arabic" w:hAnsi="Noto Naskh Arabic" w:cs="adwa-assalaf"/>
           <w:b w:val="0"/>
           <w:sz w:val="24"/>
           <w:rtl/>
-          <w:szCs w:val="24"/>
+          <w:szCs w:val="28"/>
         </w:rPr>
         <w:t>لا تُوثَّق الأشياء والمواقع بوصفها كيانات مادية معزولة؛ فقيمتها التراثية كثيراً ما تكمن في المعارف والممارسات المرتبطة بها.</w:t>
       </w:r>
@@ -6808,12 +8888,13 @@
             <w:r/>
             <w:r>
               <w:rPr>
+                <w:rFonts w:ascii="Noto Naskh Arabic" w:hAnsi="Noto Naskh Arabic" w:cs="adwa-assalaf"/>
                 <w:b/>
                 <w:color w:val="1F4E79"/>
                 <w:sz w:val="22"/>
                 <w:rtl/>
-                <w:szCs w:val="22"/>
                 <w:bCs/>
+                <w:szCs w:val="26"/>
               </w:rPr>
               <w:t>الحقل</w:t>
             </w:r>
@@ -6832,12 +8913,13 @@
             <w:r/>
             <w:r>
               <w:rPr>
+                <w:rFonts w:ascii="Noto Naskh Arabic" w:hAnsi="Noto Naskh Arabic" w:cs="adwa-assalaf"/>
                 <w:b/>
                 <w:color w:val="1F4E79"/>
                 <w:sz w:val="22"/>
                 <w:rtl/>
-                <w:szCs w:val="22"/>
                 <w:bCs/>
+                <w:szCs w:val="26"/>
               </w:rPr>
               <w:t>القيمة</w:t>
             </w:r>
@@ -6857,22 +8939,66 @@
             <w:r/>
             <w:r>
               <w:rPr>
-                <w:b w:val="0"/>
-                <w:sz w:val="22"/>
-                <w:rtl/>
+                <w:rFonts w:ascii="Noto Naskh Arabic" w:hAnsi="Noto Naskh Arabic" w:cs="adwa-assalaf"/>
+                <w:b w:val="0"/>
+                <w:sz w:val="22"/>
+                <w:rtl/>
+                <w:szCs w:val="26"/>
+              </w:rPr>
+              <w:t xml:space="preserve">الممارسة أو المعرفة المرتبطة </w:t>
+            </w:r>
+            <w:r>
+              <w:rPr>
+                <w:rFonts w:ascii="Noto Naskh Arabic" w:hAnsi="Noto Naskh Arabic" w:cs="adwa-assalaf"/>
+                <w:b w:val="0"/>
+                <w:color w:val="FF0000"/>
+                <w:sz w:val="22"/>
+                <w:rtl/>
+                <w:szCs w:val="26"/>
+              </w:rPr>
+              <w:t xml:space="preserve">(معرّف </w:t>
+            </w:r>
+            <w:r>
+              <w:rPr>
+                <w:rFonts w:ascii="Noto Naskh Arabic" w:hAnsi="Noto Naskh Arabic" w:cs="Noto Naskh Arabic"/>
+                <w:b w:val="0"/>
+                <w:color w:val="FF0000"/>
+                <w:sz w:val="22"/>
                 <w:szCs w:val="22"/>
               </w:rPr>
-              <w:t xml:space="preserve">الممارسة أو المعرفة المرتبطة </w:t>
-            </w:r>
-            <w:r>
-              <w:rPr>
+              <w:t>heritage_practices</w:t>
+            </w:r>
+            <w:r>
+              <w:rPr>
+                <w:rFonts w:ascii="Noto Naskh Arabic" w:hAnsi="Noto Naskh Arabic" w:cs="adwa-assalaf"/>
                 <w:b w:val="0"/>
                 <w:color w:val="FF0000"/>
                 <w:sz w:val="22"/>
                 <w:rtl/>
+                <w:szCs w:val="26"/>
+              </w:rPr>
+              <w:t xml:space="preserve"> أو </w:t>
+            </w:r>
+            <w:r>
+              <w:rPr>
+                <w:rFonts w:ascii="Noto Naskh Arabic" w:hAnsi="Noto Naskh Arabic" w:cs="Noto Naskh Arabic"/>
+                <w:b w:val="0"/>
+                <w:color w:val="FF0000"/>
+                <w:sz w:val="22"/>
                 <w:szCs w:val="22"/>
               </w:rPr>
-              <w:t>(معرّف heritage_practices أو crafts)</w:t>
+              <w:t>crafts</w:t>
+            </w:r>
+            <w:r>
+              <w:rPr>
+                <w:rFonts w:ascii="Noto Naskh Arabic" w:hAnsi="Noto Naskh Arabic" w:cs="adwa-assalaf"/>
+                <w:b w:val="0"/>
+                <w:color w:val="FF0000"/>
+                <w:sz w:val="22"/>
+                <w:rtl/>
+                <w:szCs w:val="26"/>
+              </w:rPr>
+              <w:t>)</w:t>
             </w:r>
           </w:p>
         </w:tc>
@@ -6888,12 +9014,41 @@
             <w:r/>
             <w:r>
               <w:rPr>
-                <w:b w:val="0"/>
-                <w:sz w:val="22"/>
-                <w:rtl/>
+                <w:rFonts w:ascii="Noto Naskh Arabic" w:hAnsi="Noto Naskh Arabic" w:cs="Noto Naskh Arabic"/>
+                <w:b w:val="0"/>
+                <w:sz w:val="22"/>
                 <w:szCs w:val="22"/>
               </w:rPr>
-              <w:t>HPR / CRF -……</w:t>
+              <w:t>HPR</w:t>
+            </w:r>
+            <w:r>
+              <w:rPr>
+                <w:rFonts w:ascii="Noto Naskh Arabic" w:hAnsi="Noto Naskh Arabic" w:cs="adwa-assalaf"/>
+                <w:b w:val="0"/>
+                <w:sz w:val="22"/>
+                <w:rtl/>
+                <w:szCs w:val="26"/>
+              </w:rPr>
+              <w:t xml:space="preserve"> / </w:t>
+            </w:r>
+            <w:r>
+              <w:rPr>
+                <w:rFonts w:ascii="Noto Naskh Arabic" w:hAnsi="Noto Naskh Arabic" w:cs="Noto Naskh Arabic"/>
+                <w:b w:val="0"/>
+                <w:sz w:val="22"/>
+                <w:szCs w:val="22"/>
+              </w:rPr>
+              <w:t>CRF</w:t>
+            </w:r>
+            <w:r>
+              <w:rPr>
+                <w:rFonts w:ascii="Noto Naskh Arabic" w:hAnsi="Noto Naskh Arabic" w:cs="adwa-assalaf"/>
+                <w:b w:val="0"/>
+                <w:sz w:val="22"/>
+                <w:rtl/>
+                <w:szCs w:val="26"/>
+              </w:rPr>
+              <w:t xml:space="preserve"> -……</w:t>
             </w:r>
           </w:p>
         </w:tc>
@@ -6911,20 +9066,22 @@
             <w:r/>
             <w:r>
               <w:rPr>
-                <w:b w:val="0"/>
-                <w:sz w:val="22"/>
-                <w:rtl/>
-                <w:szCs w:val="22"/>
+                <w:rFonts w:ascii="Noto Naskh Arabic" w:hAnsi="Noto Naskh Arabic" w:cs="adwa-assalaf"/>
+                <w:b w:val="0"/>
+                <w:sz w:val="22"/>
+                <w:rtl/>
+                <w:szCs w:val="26"/>
               </w:rPr>
               <w:t xml:space="preserve">المقابلات التي ذُكرت فيها المادة </w:t>
             </w:r>
             <w:r>
               <w:rPr>
+                <w:rFonts w:ascii="Noto Naskh Arabic" w:hAnsi="Noto Naskh Arabic" w:cs="adwa-assalaf"/>
                 <w:b w:val="0"/>
                 <w:color w:val="FF0000"/>
                 <w:sz w:val="22"/>
                 <w:rtl/>
-                <w:szCs w:val="22"/>
+                <w:szCs w:val="26"/>
               </w:rPr>
               <w:t>(مع الطوابع الزمنية)</w:t>
             </w:r>
@@ -6942,20 +9099,31 @@
             <w:r/>
             <w:r>
               <w:rPr>
-                <w:b w:val="0"/>
-                <w:sz w:val="22"/>
-                <w:rtl/>
+                <w:rFonts w:ascii="Noto Naskh Arabic" w:hAnsi="Noto Naskh Arabic" w:cs="Noto Naskh Arabic"/>
+                <w:b w:val="0"/>
+                <w:sz w:val="22"/>
                 <w:szCs w:val="22"/>
               </w:rPr>
-              <w:t xml:space="preserve">INT-…… </w:t>
-            </w:r>
-            <w:r>
-              <w:rPr>
+              <w:t>INT-</w:t>
+            </w:r>
+            <w:r>
+              <w:rPr>
+                <w:rFonts w:ascii="Noto Naskh Arabic" w:hAnsi="Noto Naskh Arabic" w:cs="adwa-assalaf"/>
+                <w:b w:val="0"/>
+                <w:sz w:val="22"/>
+                <w:rtl/>
+                <w:szCs w:val="26"/>
+              </w:rPr>
+              <w:t xml:space="preserve">…… </w:t>
+            </w:r>
+            <w:r>
+              <w:rPr>
+                <w:rFonts w:ascii="Noto Naskh Arabic" w:hAnsi="Noto Naskh Arabic" w:cs="adwa-assalaf"/>
                 <w:b w:val="0"/>
                 <w:color w:val="FF0000"/>
                 <w:sz w:val="22"/>
                 <w:rtl/>
-                <w:szCs w:val="22"/>
+                <w:szCs w:val="26"/>
               </w:rPr>
               <w:t>[……:……:……]</w:t>
             </w:r>
@@ -6975,10 +9143,11 @@
             <w:r/>
             <w:r>
               <w:rPr>
-                <w:b w:val="0"/>
-                <w:sz w:val="22"/>
-                <w:rtl/>
-                <w:szCs w:val="22"/>
+                <w:rFonts w:ascii="Noto Naskh Arabic" w:hAnsi="Noto Naskh Arabic" w:cs="adwa-assalaf"/>
+                <w:b w:val="0"/>
+                <w:sz w:val="22"/>
+                <w:rtl/>
+                <w:szCs w:val="26"/>
               </w:rPr>
               <w:t>الاسم المحلي كما ورد على ألسنة الرواة وصيغه البديلة</w:t>
             </w:r>
@@ -6996,10 +9165,11 @@
             <w:r/>
             <w:r>
               <w:rPr>
-                <w:b w:val="0"/>
-                <w:sz w:val="22"/>
-                <w:rtl/>
-                <w:szCs w:val="22"/>
+                <w:rFonts w:ascii="Noto Naskh Arabic" w:hAnsi="Noto Naskh Arabic" w:cs="adwa-assalaf"/>
+                <w:b w:val="0"/>
+                <w:sz w:val="22"/>
+                <w:rtl/>
+                <w:szCs w:val="26"/>
               </w:rPr>
               <w:t>……</w:t>
             </w:r>
@@ -7019,20 +9189,22 @@
             <w:r/>
             <w:r>
               <w:rPr>
-                <w:b w:val="0"/>
-                <w:sz w:val="22"/>
-                <w:rtl/>
-                <w:szCs w:val="22"/>
+                <w:rFonts w:ascii="Noto Naskh Arabic" w:hAnsi="Noto Naskh Arabic" w:cs="adwa-assalaf"/>
+                <w:b w:val="0"/>
+                <w:sz w:val="22"/>
+                <w:rtl/>
+                <w:szCs w:val="26"/>
               </w:rPr>
               <w:t xml:space="preserve">وظائف المادة كما يرويها المستعملون </w:t>
             </w:r>
             <w:r>
               <w:rPr>
+                <w:rFonts w:ascii="Noto Naskh Arabic" w:hAnsi="Noto Naskh Arabic" w:cs="adwa-assalaf"/>
                 <w:b w:val="0"/>
                 <w:color w:val="FF0000"/>
                 <w:sz w:val="22"/>
                 <w:rtl/>
-                <w:szCs w:val="22"/>
+                <w:szCs w:val="26"/>
               </w:rPr>
               <w:t>(قد تختلف عن الوصف البحثي)</w:t>
             </w:r>
@@ -7050,10 +9222,11 @@
             <w:r/>
             <w:r>
               <w:rPr>
-                <w:b w:val="0"/>
-                <w:sz w:val="22"/>
-                <w:rtl/>
-                <w:szCs w:val="22"/>
+                <w:rFonts w:ascii="Noto Naskh Arabic" w:hAnsi="Noto Naskh Arabic" w:cs="adwa-assalaf"/>
+                <w:b w:val="0"/>
+                <w:sz w:val="22"/>
+                <w:rtl/>
+                <w:szCs w:val="26"/>
               </w:rPr>
               <w:t>……</w:t>
             </w:r>
@@ -7073,10 +9246,11 @@
             <w:r/>
             <w:r>
               <w:rPr>
-                <w:b w:val="0"/>
-                <w:sz w:val="22"/>
-                <w:rtl/>
-                <w:szCs w:val="22"/>
+                <w:rFonts w:ascii="Noto Naskh Arabic" w:hAnsi="Noto Naskh Arabic" w:cs="adwa-assalaf"/>
+                <w:b w:val="0"/>
+                <w:sz w:val="22"/>
+                <w:rtl/>
+                <w:szCs w:val="26"/>
               </w:rPr>
               <w:t>الدلالات الرمزية أو الاجتماعية المذكورة</w:t>
             </w:r>
@@ -7094,10 +9268,11 @@
             <w:r/>
             <w:r>
               <w:rPr>
-                <w:b w:val="0"/>
-                <w:sz w:val="22"/>
-                <w:rtl/>
-                <w:szCs w:val="22"/>
+                <w:rFonts w:ascii="Noto Naskh Arabic" w:hAnsi="Noto Naskh Arabic" w:cs="adwa-assalaf"/>
+                <w:b w:val="0"/>
+                <w:sz w:val="22"/>
+                <w:rtl/>
+                <w:szCs w:val="26"/>
               </w:rPr>
               <w:t>……</w:t>
             </w:r>
@@ -7117,10 +9292,11 @@
             <w:r/>
             <w:r>
               <w:rPr>
-                <w:b w:val="0"/>
-                <w:sz w:val="22"/>
-                <w:rtl/>
-                <w:szCs w:val="22"/>
+                <w:rFonts w:ascii="Noto Naskh Arabic" w:hAnsi="Noto Naskh Arabic" w:cs="adwa-assalaf"/>
+                <w:b w:val="0"/>
+                <w:sz w:val="22"/>
+                <w:rtl/>
+                <w:szCs w:val="26"/>
               </w:rPr>
               <w:t>هل ما زالت المادة تُصنع أو تُستعمل؟</w:t>
             </w:r>
@@ -7138,10 +9314,11 @@
             <w:r/>
             <w:r>
               <w:rPr>
-                <w:b w:val="0"/>
-                <w:sz w:val="22"/>
-                <w:rtl/>
-                <w:szCs w:val="22"/>
+                <w:rFonts w:ascii="Noto Naskh Arabic" w:hAnsi="Noto Naskh Arabic" w:cs="adwa-assalaf"/>
+                <w:b w:val="0"/>
+                <w:sz w:val="22"/>
+                <w:rtl/>
+                <w:szCs w:val="26"/>
               </w:rPr>
               <w:t>☐ نعم ☐ نادراً ☐ لا ☐ غير معروف</w:t>
             </w:r>
@@ -7157,34 +9334,37 @@
       </w:pPr>
       <w:r>
         <w:rPr>
+          <w:rFonts w:ascii="Noto Naskh Arabic" w:hAnsi="Noto Naskh Arabic" w:cs="adwa-assalaf"/>
           <w:b/>
           <w:color w:val="1F4E79"/>
           <w:sz w:val="32"/>
           <w:rtl/>
-          <w:szCs w:val="32"/>
           <w:bCs/>
+          <w:szCs w:val="36"/>
         </w:rPr>
         <w:t xml:space="preserve">القسم </w:t>
       </w:r>
       <w:r>
         <w:rPr>
+          <w:rFonts w:ascii="Noto Naskh Arabic" w:hAnsi="Noto Naskh Arabic" w:cs="adwa-assalaf"/>
           <w:b/>
           <w:color w:val="FF0000"/>
           <w:sz w:val="32"/>
           <w:rtl/>
-          <w:szCs w:val="32"/>
           <w:bCs/>
+          <w:szCs w:val="36"/>
         </w:rPr>
         <w:t>(ك)</w:t>
       </w:r>
       <w:r>
         <w:rPr>
+          <w:rFonts w:ascii="Noto Naskh Arabic" w:hAnsi="Noto Naskh Arabic" w:cs="adwa-assalaf"/>
           <w:b/>
           <w:color w:val="1F4E79"/>
           <w:sz w:val="32"/>
           <w:rtl/>
-          <w:szCs w:val="32"/>
           <w:bCs/>
+          <w:szCs w:val="36"/>
         </w:rPr>
         <w:t>: تقييم قيمة المادة دليلاً</w:t>
       </w:r>
@@ -7196,12 +9376,70 @@
       </w:pPr>
       <w:r>
         <w:rPr>
+          <w:rFonts w:ascii="Noto Naskh Arabic" w:hAnsi="Noto Naskh Arabic" w:cs="adwa-assalaf"/>
           <w:b w:val="0"/>
           <w:sz w:val="24"/>
           <w:rtl/>
+          <w:szCs w:val="28"/>
+        </w:rPr>
+        <w:t xml:space="preserve">يملؤه </w:t>
+      </w:r>
+      <w:r>
+        <w:rPr>
+          <w:rFonts w:ascii="Noto Naskh Arabic" w:hAnsi="Noto Naskh Arabic" w:cs="Noto Naskh Arabic"/>
+          <w:b w:val="0"/>
+          <w:sz w:val="24"/>
           <w:szCs w:val="24"/>
         </w:rPr>
-        <w:t>يملؤه AG-MAT أو AG-VIS، ويراجعه AG-SRC قبل ربط المادة بأي ادعاء.</w:t>
+        <w:t>AG-MAT</w:t>
+      </w:r>
+      <w:r>
+        <w:rPr>
+          <w:rFonts w:ascii="Noto Naskh Arabic" w:hAnsi="Noto Naskh Arabic" w:cs="adwa-assalaf"/>
+          <w:b w:val="0"/>
+          <w:sz w:val="24"/>
+          <w:rtl/>
+          <w:szCs w:val="28"/>
+        </w:rPr>
+        <w:t xml:space="preserve"> أو </w:t>
+      </w:r>
+      <w:r>
+        <w:rPr>
+          <w:rFonts w:ascii="Noto Naskh Arabic" w:hAnsi="Noto Naskh Arabic" w:cs="Noto Naskh Arabic"/>
+          <w:b w:val="0"/>
+          <w:sz w:val="24"/>
+          <w:szCs w:val="24"/>
+        </w:rPr>
+        <w:t>AG-VIS</w:t>
+      </w:r>
+      <w:r>
+        <w:rPr>
+          <w:rFonts w:ascii="Noto Naskh Arabic" w:hAnsi="Noto Naskh Arabic" w:cs="adwa-assalaf"/>
+          <w:b w:val="0"/>
+          <w:sz w:val="24"/>
+          <w:rtl/>
+          <w:szCs w:val="28"/>
+        </w:rPr>
+        <w:t xml:space="preserve">، ويراجعه </w:t>
+      </w:r>
+      <w:r>
+        <w:rPr>
+          <w:rFonts w:ascii="Noto Naskh Arabic" w:hAnsi="Noto Naskh Arabic" w:cs="Noto Naskh Arabic"/>
+          <w:b w:val="0"/>
+          <w:sz w:val="24"/>
+          <w:szCs w:val="24"/>
+        </w:rPr>
+        <w:t>AG-SRC</w:t>
+      </w:r>
+      <w:r>
+        <w:rPr>
+          <w:rFonts w:ascii="Noto Naskh Arabic" w:hAnsi="Noto Naskh Arabic" w:cs="adwa-assalaf"/>
+          <w:b w:val="0"/>
+          <w:sz w:val="24"/>
+          <w:rtl/>
+          <w:szCs w:val="28"/>
+        </w:rPr>
+        <w:t xml:space="preserve"> قبل ربط المادة بأي ادعاء.</w:t>
       </w:r>
     </w:p>
     <w:tbl>
@@ -7230,12 +9468,13 @@
             <w:r/>
             <w:r>
               <w:rPr>
+                <w:rFonts w:ascii="Noto Naskh Arabic" w:hAnsi="Noto Naskh Arabic" w:cs="adwa-assalaf"/>
                 <w:b/>
                 <w:color w:val="1F4E79"/>
                 <w:sz w:val="22"/>
                 <w:rtl/>
-                <w:szCs w:val="22"/>
                 <w:bCs/>
+                <w:szCs w:val="26"/>
               </w:rPr>
               <w:t>المعيار</w:t>
             </w:r>
@@ -7254,12 +9493,13 @@
             <w:r/>
             <w:r>
               <w:rPr>
+                <w:rFonts w:ascii="Noto Naskh Arabic" w:hAnsi="Noto Naskh Arabic" w:cs="adwa-assalaf"/>
                 <w:b/>
                 <w:color w:val="1F4E79"/>
                 <w:sz w:val="22"/>
                 <w:rtl/>
-                <w:szCs w:val="22"/>
                 <w:bCs/>
+                <w:szCs w:val="26"/>
               </w:rPr>
               <w:t>التقدير</w:t>
             </w:r>
@@ -7278,12 +9518,13 @@
             <w:r/>
             <w:r>
               <w:rPr>
+                <w:rFonts w:ascii="Noto Naskh Arabic" w:hAnsi="Noto Naskh Arabic" w:cs="adwa-assalaf"/>
                 <w:b/>
                 <w:color w:val="1F4E79"/>
                 <w:sz w:val="22"/>
                 <w:rtl/>
-                <w:szCs w:val="22"/>
                 <w:bCs/>
+                <w:szCs w:val="26"/>
               </w:rPr>
               <w:t>ملاحظة</w:t>
             </w:r>
@@ -7303,10 +9544,11 @@
             <w:r/>
             <w:r>
               <w:rPr>
-                <w:b w:val="0"/>
-                <w:sz w:val="22"/>
-                <w:rtl/>
-                <w:szCs w:val="22"/>
+                <w:rFonts w:ascii="Noto Naskh Arabic" w:hAnsi="Noto Naskh Arabic" w:cs="adwa-assalaf"/>
+                <w:b w:val="0"/>
+                <w:sz w:val="22"/>
+                <w:rtl/>
+                <w:szCs w:val="26"/>
               </w:rPr>
               <w:t>ثبوت الإسناد</w:t>
             </w:r>
@@ -7324,10 +9566,11 @@
             <w:r/>
             <w:r>
               <w:rPr>
-                <w:b w:val="0"/>
-                <w:sz w:val="22"/>
-                <w:rtl/>
-                <w:szCs w:val="22"/>
+                <w:rFonts w:ascii="Noto Naskh Arabic" w:hAnsi="Noto Naskh Arabic" w:cs="adwa-assalaf"/>
+                <w:b w:val="0"/>
+                <w:sz w:val="22"/>
+                <w:rtl/>
+                <w:szCs w:val="26"/>
               </w:rPr>
               <w:t>☐ قوي ☐ متوسط ☐ ضعيف</w:t>
             </w:r>
@@ -7345,10 +9588,11 @@
             <w:r/>
             <w:r>
               <w:rPr>
-                <w:b w:val="0"/>
-                <w:sz w:val="22"/>
-                <w:rtl/>
-                <w:szCs w:val="22"/>
+                <w:rFonts w:ascii="Noto Naskh Arabic" w:hAnsi="Noto Naskh Arabic" w:cs="adwa-assalaf"/>
+                <w:b w:val="0"/>
+                <w:sz w:val="22"/>
+                <w:rtl/>
+                <w:szCs w:val="26"/>
               </w:rPr>
               <w:t>……</w:t>
             </w:r>
@@ -7368,10 +9612,11 @@
             <w:r/>
             <w:r>
               <w:rPr>
-                <w:b w:val="0"/>
-                <w:sz w:val="22"/>
-                <w:rtl/>
-                <w:szCs w:val="22"/>
+                <w:rFonts w:ascii="Noto Naskh Arabic" w:hAnsi="Noto Naskh Arabic" w:cs="adwa-assalaf"/>
+                <w:b w:val="0"/>
+                <w:sz w:val="22"/>
+                <w:rtl/>
+                <w:szCs w:val="26"/>
               </w:rPr>
               <w:t>يقين التأريخ</w:t>
             </w:r>
@@ -7389,10 +9634,11 @@
             <w:r/>
             <w:r>
               <w:rPr>
-                <w:b w:val="0"/>
-                <w:sz w:val="22"/>
-                <w:rtl/>
-                <w:szCs w:val="22"/>
+                <w:rFonts w:ascii="Noto Naskh Arabic" w:hAnsi="Noto Naskh Arabic" w:cs="adwa-assalaf"/>
+                <w:b w:val="0"/>
+                <w:sz w:val="22"/>
+                <w:rtl/>
+                <w:szCs w:val="26"/>
               </w:rPr>
               <w:t>☐ قوي ☐ متوسط ☐ ضعيف</w:t>
             </w:r>
@@ -7410,10 +9656,11 @@
             <w:r/>
             <w:r>
               <w:rPr>
-                <w:b w:val="0"/>
-                <w:sz w:val="22"/>
-                <w:rtl/>
-                <w:szCs w:val="22"/>
+                <w:rFonts w:ascii="Noto Naskh Arabic" w:hAnsi="Noto Naskh Arabic" w:cs="adwa-assalaf"/>
+                <w:b w:val="0"/>
+                <w:sz w:val="22"/>
+                <w:rtl/>
+                <w:szCs w:val="26"/>
               </w:rPr>
               <w:t>……</w:t>
             </w:r>
@@ -7433,20 +9680,22 @@
             <w:r/>
             <w:r>
               <w:rPr>
-                <w:b w:val="0"/>
-                <w:sz w:val="22"/>
-                <w:rtl/>
-                <w:szCs w:val="22"/>
+                <w:rFonts w:ascii="Noto Naskh Arabic" w:hAnsi="Noto Naskh Arabic" w:cs="adwa-assalaf"/>
+                <w:b w:val="0"/>
+                <w:sz w:val="22"/>
+                <w:rtl/>
+                <w:szCs w:val="26"/>
               </w:rPr>
               <w:t xml:space="preserve">تمثيلية المادة </w:t>
             </w:r>
             <w:r>
               <w:rPr>
+                <w:rFonts w:ascii="Noto Naskh Arabic" w:hAnsi="Noto Naskh Arabic" w:cs="adwa-assalaf"/>
                 <w:b w:val="0"/>
                 <w:color w:val="FF0000"/>
                 <w:sz w:val="22"/>
                 <w:rtl/>
-                <w:szCs w:val="22"/>
+                <w:szCs w:val="26"/>
               </w:rPr>
               <w:t>(فريدة أم نموذجية لنوعها)</w:t>
             </w:r>
@@ -7464,10 +9713,11 @@
             <w:r/>
             <w:r>
               <w:rPr>
-                <w:b w:val="0"/>
-                <w:sz w:val="22"/>
-                <w:rtl/>
-                <w:szCs w:val="22"/>
+                <w:rFonts w:ascii="Noto Naskh Arabic" w:hAnsi="Noto Naskh Arabic" w:cs="adwa-assalaf"/>
+                <w:b w:val="0"/>
+                <w:sz w:val="22"/>
+                <w:rtl/>
+                <w:szCs w:val="26"/>
               </w:rPr>
               <w:t>☐ نموذجية ☐ غير معروف ☐ استثنائية</w:t>
             </w:r>
@@ -7485,10 +9735,11 @@
             <w:r/>
             <w:r>
               <w:rPr>
-                <w:b w:val="0"/>
-                <w:sz w:val="22"/>
-                <w:rtl/>
-                <w:szCs w:val="22"/>
+                <w:rFonts w:ascii="Noto Naskh Arabic" w:hAnsi="Noto Naskh Arabic" w:cs="adwa-assalaf"/>
+                <w:b w:val="0"/>
+                <w:sz w:val="22"/>
+                <w:rtl/>
+                <w:szCs w:val="26"/>
               </w:rPr>
               <w:t>……</w:t>
             </w:r>
@@ -7508,10 +9759,11 @@
             <w:r/>
             <w:r>
               <w:rPr>
-                <w:b w:val="0"/>
-                <w:sz w:val="22"/>
-                <w:rtl/>
-                <w:szCs w:val="22"/>
+                <w:rFonts w:ascii="Noto Naskh Arabic" w:hAnsi="Noto Naskh Arabic" w:cs="adwa-assalaf"/>
+                <w:b w:val="0"/>
+                <w:sz w:val="22"/>
+                <w:rtl/>
+                <w:szCs w:val="26"/>
               </w:rPr>
               <w:t>أثر الترميم أو التعديل اللاحق في قراءة المادة</w:t>
             </w:r>
@@ -7529,10 +9781,11 @@
             <w:r/>
             <w:r>
               <w:rPr>
-                <w:b w:val="0"/>
-                <w:sz w:val="22"/>
-                <w:rtl/>
-                <w:szCs w:val="22"/>
+                <w:rFonts w:ascii="Noto Naskh Arabic" w:hAnsi="Noto Naskh Arabic" w:cs="adwa-assalaf"/>
+                <w:b w:val="0"/>
+                <w:sz w:val="22"/>
+                <w:rtl/>
+                <w:szCs w:val="26"/>
               </w:rPr>
               <w:t>☐ لا أثر ☐ أثر محدود ☐ أثر جوهري</w:t>
             </w:r>
@@ -7550,10 +9803,11 @@
             <w:r/>
             <w:r>
               <w:rPr>
-                <w:b w:val="0"/>
-                <w:sz w:val="22"/>
-                <w:rtl/>
-                <w:szCs w:val="22"/>
+                <w:rFonts w:ascii="Noto Naskh Arabic" w:hAnsi="Noto Naskh Arabic" w:cs="adwa-assalaf"/>
+                <w:b w:val="0"/>
+                <w:sz w:val="22"/>
+                <w:rtl/>
+                <w:szCs w:val="26"/>
               </w:rPr>
               <w:t>……</w:t>
             </w:r>
@@ -7573,10 +9827,11 @@
             <w:r/>
             <w:r>
               <w:rPr>
-                <w:b w:val="0"/>
-                <w:sz w:val="22"/>
-                <w:rtl/>
-                <w:szCs w:val="22"/>
+                <w:rFonts w:ascii="Noto Naskh Arabic" w:hAnsi="Noto Naskh Arabic" w:cs="adwa-assalaf"/>
+                <w:b w:val="0"/>
+                <w:sz w:val="22"/>
+                <w:rtl/>
+                <w:szCs w:val="26"/>
               </w:rPr>
               <w:t>مستوى المصدر في الهرم</w:t>
             </w:r>
@@ -7594,48 +9849,91 @@
             <w:r/>
             <w:r>
               <w:rPr>
-                <w:b w:val="0"/>
-                <w:sz w:val="22"/>
-                <w:rtl/>
+                <w:rFonts w:ascii="Noto Naskh Arabic" w:hAnsi="Noto Naskh Arabic" w:cs="adwa-assalaf"/>
+                <w:b w:val="0"/>
+                <w:sz w:val="22"/>
+                <w:rtl/>
+                <w:szCs w:val="26"/>
+              </w:rPr>
+              <w:t xml:space="preserve">☐ </w:t>
+            </w:r>
+            <w:r>
+              <w:rPr>
+                <w:rFonts w:ascii="Noto Naskh Arabic" w:hAnsi="Noto Naskh Arabic" w:cs="Noto Naskh Arabic"/>
+                <w:b w:val="0"/>
+                <w:sz w:val="22"/>
                 <w:szCs w:val="22"/>
               </w:rPr>
-              <w:t xml:space="preserve">☐ L1 </w:t>
-            </w:r>
-            <w:r>
-              <w:rPr>
+              <w:t>L1</w:t>
+            </w:r>
+            <w:r>
+              <w:rPr>
+                <w:rFonts w:ascii="Noto Naskh Arabic" w:hAnsi="Noto Naskh Arabic" w:cs="adwa-assalaf"/>
+                <w:b w:val="0"/>
+                <w:sz w:val="22"/>
+                <w:rtl/>
+                <w:szCs w:val="26"/>
+              </w:rPr>
+              <w:t xml:space="preserve"> </w:t>
+            </w:r>
+            <w:r>
+              <w:rPr>
+                <w:rFonts w:ascii="Noto Naskh Arabic" w:hAnsi="Noto Naskh Arabic" w:cs="adwa-assalaf"/>
                 <w:b w:val="0"/>
                 <w:color w:val="FF0000"/>
                 <w:sz w:val="22"/>
                 <w:rtl/>
+                <w:szCs w:val="26"/>
+              </w:rPr>
+              <w:t>(مادة أثرية/وثيقة)</w:t>
+            </w:r>
+            <w:r>
+              <w:rPr>
+                <w:rFonts w:ascii="Noto Naskh Arabic" w:hAnsi="Noto Naskh Arabic" w:cs="adwa-assalaf"/>
+                <w:b w:val="0"/>
+                <w:sz w:val="22"/>
+                <w:rtl/>
+                <w:szCs w:val="26"/>
+              </w:rPr>
+              <w:t xml:space="preserve"> ☐ </w:t>
+            </w:r>
+            <w:r>
+              <w:rPr>
+                <w:rFonts w:ascii="Noto Naskh Arabic" w:hAnsi="Noto Naskh Arabic" w:cs="Noto Naskh Arabic"/>
+                <w:b w:val="0"/>
+                <w:sz w:val="22"/>
                 <w:szCs w:val="22"/>
               </w:rPr>
-              <w:t>(مادة أثرية/وثيقة)</w:t>
-            </w:r>
-            <w:r>
-              <w:rPr>
-                <w:b w:val="0"/>
-                <w:sz w:val="22"/>
-                <w:rtl/>
-                <w:szCs w:val="22"/>
-              </w:rPr>
-              <w:t xml:space="preserve"> ☐ L2 </w:t>
-            </w:r>
-            <w:r>
-              <w:rPr>
+              <w:t>L2</w:t>
+            </w:r>
+            <w:r>
+              <w:rPr>
+                <w:rFonts w:ascii="Noto Naskh Arabic" w:hAnsi="Noto Naskh Arabic" w:cs="adwa-assalaf"/>
+                <w:b w:val="0"/>
+                <w:sz w:val="22"/>
+                <w:rtl/>
+                <w:szCs w:val="26"/>
+              </w:rPr>
+              <w:t xml:space="preserve"> </w:t>
+            </w:r>
+            <w:r>
+              <w:rPr>
+                <w:rFonts w:ascii="Noto Naskh Arabic" w:hAnsi="Noto Naskh Arabic" w:cs="adwa-assalaf"/>
                 <w:b w:val="0"/>
                 <w:color w:val="FF0000"/>
                 <w:sz w:val="22"/>
                 <w:rtl/>
-                <w:szCs w:val="22"/>
+                <w:szCs w:val="26"/>
               </w:rPr>
               <w:t>(صورة بإسناد مثبت)</w:t>
             </w:r>
             <w:r>
               <w:rPr>
-                <w:b w:val="0"/>
-                <w:sz w:val="22"/>
-                <w:rtl/>
-                <w:szCs w:val="22"/>
+                <w:rFonts w:ascii="Noto Naskh Arabic" w:hAnsi="Noto Naskh Arabic" w:cs="adwa-assalaf"/>
+                <w:b w:val="0"/>
+                <w:sz w:val="22"/>
+                <w:rtl/>
+                <w:szCs w:val="26"/>
               </w:rPr>
               <w:t xml:space="preserve"> ☐ أخرى</w:t>
             </w:r>
@@ -7653,10 +9951,11 @@
             <w:r/>
             <w:r>
               <w:rPr>
-                <w:b w:val="0"/>
-                <w:sz w:val="22"/>
-                <w:rtl/>
-                <w:szCs w:val="22"/>
+                <w:rFonts w:ascii="Noto Naskh Arabic" w:hAnsi="Noto Naskh Arabic" w:cs="adwa-assalaf"/>
+                <w:b w:val="0"/>
+                <w:sz w:val="22"/>
+                <w:rtl/>
+                <w:szCs w:val="26"/>
               </w:rPr>
               <w:t>……</w:t>
             </w:r>
@@ -7676,10 +9975,11 @@
             <w:r/>
             <w:r>
               <w:rPr>
-                <w:b w:val="0"/>
-                <w:sz w:val="22"/>
-                <w:rtl/>
-                <w:szCs w:val="22"/>
+                <w:rFonts w:ascii="Noto Naskh Arabic" w:hAnsi="Noto Naskh Arabic" w:cs="adwa-assalaf"/>
+                <w:b w:val="0"/>
+                <w:sz w:val="22"/>
+                <w:rtl/>
+                <w:szCs w:val="26"/>
               </w:rPr>
               <w:t>الادعاءات التي يمكن أن تسندها المادة</w:t>
             </w:r>
@@ -7697,12 +9997,22 @@
             <w:r/>
             <w:r>
               <w:rPr>
-                <w:b w:val="0"/>
-                <w:sz w:val="22"/>
-                <w:rtl/>
+                <w:rFonts w:ascii="Noto Naskh Arabic" w:hAnsi="Noto Naskh Arabic" w:cs="Noto Naskh Arabic"/>
+                <w:b w:val="0"/>
+                <w:sz w:val="22"/>
                 <w:szCs w:val="22"/>
               </w:rPr>
-              <w:t>CLM-……</w:t>
+              <w:t>CLM-</w:t>
+            </w:r>
+            <w:r>
+              <w:rPr>
+                <w:rFonts w:ascii="Noto Naskh Arabic" w:hAnsi="Noto Naskh Arabic" w:cs="adwa-assalaf"/>
+                <w:b w:val="0"/>
+                <w:sz w:val="22"/>
+                <w:rtl/>
+                <w:szCs w:val="26"/>
+              </w:rPr>
+              <w:t>……</w:t>
             </w:r>
           </w:p>
         </w:tc>
@@ -7718,10 +10028,11 @@
             <w:r/>
             <w:r>
               <w:rPr>
-                <w:b w:val="0"/>
-                <w:sz w:val="22"/>
-                <w:rtl/>
-                <w:szCs w:val="22"/>
+                <w:rFonts w:ascii="Noto Naskh Arabic" w:hAnsi="Noto Naskh Arabic" w:cs="adwa-assalaf"/>
+                <w:b w:val="0"/>
+                <w:sz w:val="22"/>
+                <w:rtl/>
+                <w:szCs w:val="26"/>
               </w:rPr>
               <w:t>……</w:t>
             </w:r>
@@ -7741,10 +10052,11 @@
             <w:r/>
             <w:r>
               <w:rPr>
-                <w:b w:val="0"/>
-                <w:sz w:val="22"/>
-                <w:rtl/>
-                <w:szCs w:val="22"/>
+                <w:rFonts w:ascii="Noto Naskh Arabic" w:hAnsi="Noto Naskh Arabic" w:cs="adwa-assalaf"/>
+                <w:b w:val="0"/>
+                <w:sz w:val="22"/>
+                <w:rtl/>
+                <w:szCs w:val="26"/>
               </w:rPr>
               <w:t>حدود ما لا يمكن استنتاجه منها</w:t>
             </w:r>
@@ -7762,10 +10074,11 @@
             <w:r/>
             <w:r>
               <w:rPr>
-                <w:b w:val="0"/>
-                <w:sz w:val="22"/>
-                <w:rtl/>
-                <w:szCs w:val="22"/>
+                <w:rFonts w:ascii="Noto Naskh Arabic" w:hAnsi="Noto Naskh Arabic" w:cs="adwa-assalaf"/>
+                <w:b w:val="0"/>
+                <w:sz w:val="22"/>
+                <w:rtl/>
+                <w:szCs w:val="26"/>
               </w:rPr>
               <w:t>……</w:t>
             </w:r>
@@ -7783,10 +10096,11 @@
             <w:r/>
             <w:r>
               <w:rPr>
-                <w:b w:val="0"/>
-                <w:sz w:val="22"/>
-                <w:rtl/>
-                <w:szCs w:val="22"/>
+                <w:rFonts w:ascii="Noto Naskh Arabic" w:hAnsi="Noto Naskh Arabic" w:cs="adwa-assalaf"/>
+                <w:b w:val="0"/>
+                <w:sz w:val="22"/>
+                <w:rtl/>
+                <w:szCs w:val="26"/>
               </w:rPr>
               <w:t>……</w:t>
             </w:r>
@@ -7802,34 +10116,37 @@
       </w:pPr>
       <w:r>
         <w:rPr>
+          <w:rFonts w:ascii="Noto Naskh Arabic" w:hAnsi="Noto Naskh Arabic" w:cs="adwa-assalaf"/>
           <w:b/>
           <w:color w:val="1F4E79"/>
           <w:sz w:val="32"/>
           <w:rtl/>
-          <w:szCs w:val="32"/>
           <w:bCs/>
+          <w:szCs w:val="36"/>
         </w:rPr>
         <w:t xml:space="preserve">القسم </w:t>
       </w:r>
       <w:r>
         <w:rPr>
+          <w:rFonts w:ascii="Noto Naskh Arabic" w:hAnsi="Noto Naskh Arabic" w:cs="adwa-assalaf"/>
           <w:b/>
           <w:color w:val="FF0000"/>
           <w:sz w:val="32"/>
           <w:rtl/>
-          <w:szCs w:val="32"/>
           <w:bCs/>
+          <w:szCs w:val="36"/>
         </w:rPr>
         <w:t>(ل)</w:t>
       </w:r>
       <w:r>
         <w:rPr>
+          <w:rFonts w:ascii="Noto Naskh Arabic" w:hAnsi="Noto Naskh Arabic" w:cs="adwa-assalaf"/>
           <w:b/>
           <w:color w:val="1F4E79"/>
           <w:sz w:val="32"/>
           <w:rtl/>
-          <w:szCs w:val="32"/>
           <w:bCs/>
+          <w:szCs w:val="36"/>
         </w:rPr>
         <w:t>: قائمة تحقق الإيداع</w:t>
       </w:r>
@@ -7859,12 +10176,13 @@
             <w:r/>
             <w:r>
               <w:rPr>
+                <w:rFonts w:ascii="Noto Naskh Arabic" w:hAnsi="Noto Naskh Arabic" w:cs="adwa-assalaf"/>
                 <w:b/>
                 <w:color w:val="1F4E79"/>
                 <w:sz w:val="22"/>
                 <w:rtl/>
-                <w:szCs w:val="22"/>
                 <w:bCs/>
+                <w:szCs w:val="26"/>
               </w:rPr>
               <w:t>البند</w:t>
             </w:r>
@@ -7883,12 +10201,13 @@
             <w:r/>
             <w:r>
               <w:rPr>
+                <w:rFonts w:ascii="Noto Naskh Arabic" w:hAnsi="Noto Naskh Arabic" w:cs="adwa-assalaf"/>
                 <w:b/>
                 <w:color w:val="1F4E79"/>
                 <w:sz w:val="22"/>
                 <w:rtl/>
-                <w:szCs w:val="22"/>
                 <w:bCs/>
+                <w:szCs w:val="26"/>
               </w:rPr>
               <w:t>☐</w:t>
             </w:r>
@@ -7908,12 +10227,32 @@
             <w:r/>
             <w:r>
               <w:rPr>
-                <w:b w:val="0"/>
-                <w:sz w:val="22"/>
-                <w:rtl/>
+                <w:rFonts w:ascii="Noto Naskh Arabic" w:hAnsi="Noto Naskh Arabic" w:cs="adwa-assalaf"/>
+                <w:b w:val="0"/>
+                <w:sz w:val="22"/>
+                <w:rtl/>
+                <w:szCs w:val="26"/>
+              </w:rPr>
+              <w:t xml:space="preserve">الملفات الأصلية سُلِّمت إلى </w:t>
+            </w:r>
+            <w:r>
+              <w:rPr>
+                <w:rFonts w:ascii="Noto Naskh Arabic" w:hAnsi="Noto Naskh Arabic" w:cs="Noto Naskh Arabic"/>
+                <w:b w:val="0"/>
+                <w:sz w:val="22"/>
                 <w:szCs w:val="22"/>
               </w:rPr>
-              <w:t>الملفات الأصلية سُلِّمت إلى AG-ARC وحُسبت بصماتها</w:t>
+              <w:t>AG-ARC</w:t>
+            </w:r>
+            <w:r>
+              <w:rPr>
+                <w:rFonts w:ascii="Noto Naskh Arabic" w:hAnsi="Noto Naskh Arabic" w:cs="adwa-assalaf"/>
+                <w:b w:val="0"/>
+                <w:sz w:val="22"/>
+                <w:rtl/>
+                <w:szCs w:val="26"/>
+              </w:rPr>
+              <w:t xml:space="preserve"> وحُسبت بصماتها</w:t>
             </w:r>
           </w:p>
         </w:tc>
@@ -7929,10 +10268,11 @@
             <w:r/>
             <w:r>
               <w:rPr>
-                <w:b w:val="0"/>
-                <w:sz w:val="22"/>
-                <w:rtl/>
-                <w:szCs w:val="22"/>
+                <w:rFonts w:ascii="Noto Naskh Arabic" w:hAnsi="Noto Naskh Arabic" w:cs="adwa-assalaf"/>
+                <w:b w:val="0"/>
+                <w:sz w:val="22"/>
+                <w:rtl/>
+                <w:szCs w:val="26"/>
               </w:rPr>
               <w:t>☐</w:t>
             </w:r>
@@ -7952,10 +10292,11 @@
             <w:r/>
             <w:r>
               <w:rPr>
-                <w:b w:val="0"/>
-                <w:sz w:val="22"/>
-                <w:rtl/>
-                <w:szCs w:val="22"/>
+                <w:rFonts w:ascii="Noto Naskh Arabic" w:hAnsi="Noto Naskh Arabic" w:cs="adwa-assalaf"/>
+                <w:b w:val="0"/>
+                <w:sz w:val="22"/>
+                <w:rtl/>
+                <w:szCs w:val="26"/>
               </w:rPr>
               <w:t>الاستمارة مكتملة، والمجهول موسوم «يُستكمل» لا متروك فارغاً</w:t>
             </w:r>
@@ -7973,10 +10314,11 @@
             <w:r/>
             <w:r>
               <w:rPr>
-                <w:b w:val="0"/>
-                <w:sz w:val="22"/>
-                <w:rtl/>
-                <w:szCs w:val="22"/>
+                <w:rFonts w:ascii="Noto Naskh Arabic" w:hAnsi="Noto Naskh Arabic" w:cs="adwa-assalaf"/>
+                <w:b w:val="0"/>
+                <w:sz w:val="22"/>
+                <w:rtl/>
+                <w:szCs w:val="26"/>
               </w:rPr>
               <w:t>☐</w:t>
             </w:r>
@@ -7996,10 +10338,11 @@
             <w:r/>
             <w:r>
               <w:rPr>
-                <w:b w:val="0"/>
-                <w:sz w:val="22"/>
-                <w:rtl/>
-                <w:szCs w:val="22"/>
+                <w:rFonts w:ascii="Noto Naskh Arabic" w:hAnsi="Noto Naskh Arabic" w:cs="adwa-assalaf"/>
+                <w:b w:val="0"/>
+                <w:sz w:val="22"/>
+                <w:rtl/>
+                <w:szCs w:val="26"/>
               </w:rPr>
               <w:t>الحقوق والإذن مسجلان ومرتبطان</w:t>
             </w:r>
@@ -8017,10 +10360,11 @@
             <w:r/>
             <w:r>
               <w:rPr>
-                <w:b w:val="0"/>
-                <w:sz w:val="22"/>
-                <w:rtl/>
-                <w:szCs w:val="22"/>
+                <w:rFonts w:ascii="Noto Naskh Arabic" w:hAnsi="Noto Naskh Arabic" w:cs="adwa-assalaf"/>
+                <w:b w:val="0"/>
+                <w:sz w:val="22"/>
+                <w:rtl/>
+                <w:szCs w:val="26"/>
               </w:rPr>
               <w:t>☐</w:t>
             </w:r>
@@ -8040,10 +10384,11 @@
             <w:r/>
             <w:r>
               <w:rPr>
-                <w:b w:val="0"/>
-                <w:sz w:val="22"/>
-                <w:rtl/>
-                <w:szCs w:val="22"/>
+                <w:rFonts w:ascii="Noto Naskh Arabic" w:hAnsi="Noto Naskh Arabic" w:cs="adwa-assalaf"/>
+                <w:b w:val="0"/>
+                <w:sz w:val="22"/>
+                <w:rtl/>
+                <w:szCs w:val="26"/>
               </w:rPr>
               <w:t>قاعدة الإخفاء طُبّقت على المواقع الحساسة</w:t>
             </w:r>
@@ -8061,10 +10406,11 @@
             <w:r/>
             <w:r>
               <w:rPr>
-                <w:b w:val="0"/>
-                <w:sz w:val="22"/>
-                <w:rtl/>
-                <w:szCs w:val="22"/>
+                <w:rFonts w:ascii="Noto Naskh Arabic" w:hAnsi="Noto Naskh Arabic" w:cs="adwa-assalaf"/>
+                <w:b w:val="0"/>
+                <w:sz w:val="22"/>
+                <w:rtl/>
+                <w:szCs w:val="26"/>
               </w:rPr>
               <w:t>☐</w:t>
             </w:r>
@@ -8084,12 +10430,32 @@
             <w:r/>
             <w:r>
               <w:rPr>
-                <w:b w:val="0"/>
-                <w:sz w:val="22"/>
-                <w:rtl/>
+                <w:rFonts w:ascii="Noto Naskh Arabic" w:hAnsi="Noto Naskh Arabic" w:cs="adwa-assalaf"/>
+                <w:b w:val="0"/>
+                <w:sz w:val="22"/>
+                <w:rtl/>
+                <w:szCs w:val="26"/>
+              </w:rPr>
+              <w:t xml:space="preserve">بيانات </w:t>
+            </w:r>
+            <w:r>
+              <w:rPr>
+                <w:rFonts w:ascii="Noto Naskh Arabic" w:hAnsi="Noto Naskh Arabic" w:cs="Noto Naskh Arabic"/>
+                <w:b w:val="0"/>
+                <w:sz w:val="22"/>
                 <w:szCs w:val="22"/>
               </w:rPr>
-              <w:t>بيانات EXIF الجغرافية أُزيلت من نسخ العرض للمواقع الحساسة</w:t>
+              <w:t>EXIF</w:t>
+            </w:r>
+            <w:r>
+              <w:rPr>
+                <w:rFonts w:ascii="Noto Naskh Arabic" w:hAnsi="Noto Naskh Arabic" w:cs="adwa-assalaf"/>
+                <w:b w:val="0"/>
+                <w:sz w:val="22"/>
+                <w:rtl/>
+                <w:szCs w:val="26"/>
+              </w:rPr>
+              <w:t xml:space="preserve"> الجغرافية أُزيلت من نسخ العرض للمواقع الحساسة</w:t>
             </w:r>
           </w:p>
         </w:tc>
@@ -8105,10 +10471,11 @@
             <w:r/>
             <w:r>
               <w:rPr>
-                <w:b w:val="0"/>
-                <w:sz w:val="22"/>
-                <w:rtl/>
-                <w:szCs w:val="22"/>
+                <w:rFonts w:ascii="Noto Naskh Arabic" w:hAnsi="Noto Naskh Arabic" w:cs="adwa-assalaf"/>
+                <w:b w:val="0"/>
+                <w:sz w:val="22"/>
+                <w:rtl/>
+                <w:szCs w:val="26"/>
               </w:rPr>
               <w:t>☐</w:t>
             </w:r>
@@ -8128,12 +10495,22 @@
             <w:r/>
             <w:r>
               <w:rPr>
-                <w:b w:val="0"/>
-                <w:sz w:val="22"/>
-                <w:rtl/>
+                <w:rFonts w:ascii="Noto Naskh Arabic" w:hAnsi="Noto Naskh Arabic" w:cs="adwa-assalaf"/>
+                <w:b w:val="0"/>
+                <w:sz w:val="22"/>
+                <w:rtl/>
+                <w:szCs w:val="26"/>
+              </w:rPr>
+              <w:t xml:space="preserve">المصطلحات المحلية أُحيلت إلى </w:t>
+            </w:r>
+            <w:r>
+              <w:rPr>
+                <w:rFonts w:ascii="Noto Naskh Arabic" w:hAnsi="Noto Naskh Arabic" w:cs="Noto Naskh Arabic"/>
+                <w:b w:val="0"/>
+                <w:sz w:val="22"/>
                 <w:szCs w:val="22"/>
               </w:rPr>
-              <w:t>المصطلحات المحلية أُحيلت إلى AG-DIA</w:t>
+              <w:t>AG-DIA</w:t>
             </w:r>
           </w:p>
         </w:tc>
@@ -8149,10 +10526,11 @@
             <w:r/>
             <w:r>
               <w:rPr>
-                <w:b w:val="0"/>
-                <w:sz w:val="22"/>
-                <w:rtl/>
-                <w:szCs w:val="22"/>
+                <w:rFonts w:ascii="Noto Naskh Arabic" w:hAnsi="Noto Naskh Arabic" w:cs="adwa-assalaf"/>
+                <w:b w:val="0"/>
+                <w:sz w:val="22"/>
+                <w:rtl/>
+                <w:szCs w:val="26"/>
               </w:rPr>
               <w:t>☐</w:t>
             </w:r>
@@ -8172,10 +10550,11 @@
             <w:r/>
             <w:r>
               <w:rPr>
-                <w:b w:val="0"/>
-                <w:sz w:val="22"/>
-                <w:rtl/>
-                <w:szCs w:val="22"/>
+                <w:rFonts w:ascii="Noto Naskh Arabic" w:hAnsi="Noto Naskh Arabic" w:cs="adwa-assalaf"/>
+                <w:b w:val="0"/>
+                <w:sz w:val="22"/>
+                <w:rtl/>
+                <w:szCs w:val="26"/>
               </w:rPr>
               <w:t>المسار البصري لكل صورة محدد</w:t>
             </w:r>
@@ -8193,10 +10572,11 @@
             <w:r/>
             <w:r>
               <w:rPr>
-                <w:b w:val="0"/>
-                <w:sz w:val="22"/>
-                <w:rtl/>
-                <w:szCs w:val="22"/>
+                <w:rFonts w:ascii="Noto Naskh Arabic" w:hAnsi="Noto Naskh Arabic" w:cs="adwa-assalaf"/>
+                <w:b w:val="0"/>
+                <w:sz w:val="22"/>
+                <w:rtl/>
+                <w:szCs w:val="26"/>
               </w:rPr>
               <w:t>☐</w:t>
             </w:r>
@@ -8579,7 +10959,7 @@
     <w:name w:val="Normal"/>
     <w:qFormat/>
     <w:rPr>
-      <w:rFonts w:ascii="Noto Naskh Arabic" w:hAnsi="Noto Naskh Arabic" w:cs="Noto Naskh Arabic"/>
+      <w:rFonts w:ascii="Noto Naskh Arabic" w:hAnsi="Noto Naskh Arabic" w:cs="adwa-assalaf"/>
       <w:sz w:val="24"/>
     </w:rPr>
   </w:style>
